--- a/yeast_paper_supp.docx
+++ b/yeast_paper_supp.docx
@@ -578,13 +578,7 @@
                     <w:rPr>
                       <w:rFonts w:ascii="Cambria Math" w:hAnsi="Cambria Math"/>
                     </w:rPr>
-                    <m:t>∂</m:t>
-                  </m:r>
-                  <m:r>
-                    <w:rPr>
-                      <w:rFonts w:ascii="Cambria Math" w:hAnsi="Cambria Math"/>
-                    </w:rPr>
-                    <m:t>c</m:t>
+                    <m:t>∂c</m:t>
                   </m:r>
                   <m:d>
                     <m:dPr>
@@ -1000,13 +994,7 @@
               <w:rPr>
                 <w:rFonts w:ascii="Cambria Math" w:hAnsi="Cambria Math"/>
               </w:rPr>
-              <m:t>∂</m:t>
-            </m:r>
-            <m:r>
-              <w:rPr>
-                <w:rFonts w:ascii="Cambria Math" w:hAnsi="Cambria Math"/>
-              </w:rPr>
-              <m:t>c</m:t>
+              <m:t>∂c</m:t>
             </m:r>
             <m:d>
               <m:dPr>
@@ -1505,13 +1493,7 @@
           <w:rPr>
             <w:rFonts w:ascii="Cambria Math" w:hAnsi="Cambria Math"/>
           </w:rPr>
-          <m:t>c</m:t>
-        </m:r>
-        <m:r>
-          <w:rPr>
-            <w:rFonts w:ascii="Cambria Math" w:hAnsi="Cambria Math"/>
-          </w:rPr>
-          <m:t>(x,z)</m:t>
+          <m:t>c(x,z)</m:t>
         </m:r>
       </m:oMath>
       <w:r>
@@ -1588,13 +1570,7 @@
                 <w:rPr>
                   <w:rFonts w:ascii="Cambria Math" w:hAnsi="Cambria Math"/>
                 </w:rPr>
-                <m:t>+</m:t>
-              </m:r>
-              <m:r>
-                <w:rPr>
-                  <w:rFonts w:ascii="Cambria Math" w:hAnsi="Cambria Math"/>
-                </w:rPr>
-                <m:t>c</m:t>
+                <m:t>+c</m:t>
               </m:r>
               <m:d>
                 <m:dPr>
@@ -1735,19 +1711,7 @@
           <w:rPr>
             <w:rFonts w:ascii="Cambria Math" w:hAnsi="Cambria Math"/>
           </w:rPr>
-          <m:t>-</m:t>
-        </m:r>
-        <m:r>
-          <w:rPr>
-            <w:rFonts w:ascii="Cambria Math" w:hAnsi="Cambria Math"/>
-          </w:rPr>
-          <m:t>c</m:t>
-        </m:r>
-        <m:r>
-          <w:rPr>
-            <w:rFonts w:ascii="Cambria Math" w:hAnsi="Cambria Math"/>
-          </w:rPr>
-          <m:t>(-x,z)</m:t>
+          <m:t>-c(-x,z)</m:t>
         </m:r>
       </m:oMath>
       <w:r>
@@ -1854,19 +1818,7 @@
           <w:rPr>
             <w:rFonts w:ascii="Cambria Math" w:hAnsi="Cambria Math"/>
           </w:rPr>
-          <m:t>-</m:t>
-        </m:r>
-        <m:r>
-          <w:rPr>
-            <w:rFonts w:ascii="Cambria Math" w:hAnsi="Cambria Math"/>
-          </w:rPr>
-          <m:t>c</m:t>
-        </m:r>
-        <m:r>
-          <w:rPr>
-            <w:rFonts w:ascii="Cambria Math" w:hAnsi="Cambria Math"/>
-          </w:rPr>
-          <m:t>(-x,z)</m:t>
+          <m:t>-c(-x,z)</m:t>
         </m:r>
       </m:oMath>
       <w:r>
@@ -2175,13 +2127,7 @@
                 <w:rPr>
                   <w:rFonts w:ascii="Cambria Math" w:hAnsi="Cambria Math"/>
                 </w:rPr>
-                <m:t>-</m:t>
-              </m:r>
-              <m:r>
-                <w:rPr>
-                  <w:rFonts w:ascii="Cambria Math" w:hAnsi="Cambria Math"/>
-                </w:rPr>
-                <m:t>c</m:t>
+                <m:t>-c</m:t>
               </m:r>
               <m:d>
                 <m:dPr>
@@ -2575,13 +2521,7 @@
           <w:rPr>
             <w:rFonts w:ascii="Cambria Math" w:hAnsi="Cambria Math"/>
           </w:rPr>
-          <m:t>c</m:t>
-        </m:r>
-        <m:r>
-          <w:rPr>
-            <w:rFonts w:ascii="Cambria Math" w:hAnsi="Cambria Math"/>
-          </w:rPr>
-          <m:t>(x,z)</m:t>
+          <m:t>c(x,z)</m:t>
         </m:r>
       </m:oMath>
     </w:p>
@@ -3044,13 +2984,7 @@
                     <w:rPr>
                       <w:rFonts w:ascii="Cambria Math" w:hAnsi="Cambria Math"/>
                     </w:rPr>
-                    <m:t>∂</m:t>
-                  </m:r>
-                  <m:r>
-                    <w:rPr>
-                      <w:rFonts w:ascii="Cambria Math" w:hAnsi="Cambria Math"/>
-                    </w:rPr>
-                    <m:t>c</m:t>
+                    <m:t>∂c</m:t>
                   </m:r>
                   <m:d>
                     <m:dPr>
@@ -4384,13 +4318,7 @@
           <w:rPr>
             <w:rFonts w:ascii="Cambria Math" w:hAnsi="Cambria Math"/>
           </w:rPr>
-          <m:t>c</m:t>
-        </m:r>
-        <m:r>
-          <w:rPr>
-            <w:rFonts w:ascii="Cambria Math" w:hAnsi="Cambria Math"/>
-          </w:rPr>
-          <m:t>(x,z)</m:t>
+          <m:t>c(x,z)</m:t>
         </m:r>
       </m:oMath>
       <w:r>
@@ -4629,7 +4557,7 @@
         <mc:AlternateContent>
           <mc:Choice Requires="wps">
             <w:drawing>
-              <wp:anchor distT="0" distB="0" distL="114300" distR="114300" simplePos="0" relativeHeight="251659264" behindDoc="0" locked="0" layoutInCell="1" allowOverlap="1" wp14:anchorId="0E21C241" wp14:editId="4B5B82F8">
+              <wp:anchor distT="0" distB="0" distL="114300" distR="114300" simplePos="0" relativeHeight="251658240" behindDoc="0" locked="0" layoutInCell="1" allowOverlap="1" wp14:anchorId="0E21C241" wp14:editId="2904F600">
                 <wp:simplePos x="0" y="0"/>
                 <wp:positionH relativeFrom="column">
                   <wp:posOffset>910590</wp:posOffset>
@@ -4779,14 +4707,7 @@
                                   <w:rFonts w:ascii="Cambria Math" w:hAnsi="Cambria Math"/>
                                   <w:color w:val="000000" w:themeColor="text1"/>
                                 </w:rPr>
-                                <m:t>c</m:t>
-                              </m:r>
-                              <m:r>
-                                <w:rPr>
-                                  <w:rFonts w:ascii="Cambria Math" w:hAnsi="Cambria Math"/>
-                                  <w:color w:val="000000" w:themeColor="text1"/>
-                                </w:rPr>
-                                <m:t>(x,z)</m:t>
+                                <m:t>c(x,z)</m:t>
                               </m:r>
                             </m:oMath>
                             <w:r>
@@ -4885,7 +4806,7 @@
                 <v:stroke joinstyle="miter"/>
                 <v:path gradientshapeok="t" o:connecttype="rect"/>
               </v:shapetype>
-              <v:shape id="Text Box 3" o:spid="_x0000_s1026" type="#_x0000_t202" style="position:absolute;margin-left:71.7pt;margin-top:.8pt;width:308pt;height:249.6pt;z-index:251659264;visibility:visible;mso-wrap-style:square;mso-width-percent:0;mso-height-percent:0;mso-wrap-distance-left:9pt;mso-wrap-distance-top:0;mso-wrap-distance-right:9pt;mso-wrap-distance-bottom:0;mso-position-horizontal:absolute;mso-position-horizontal-relative:text;mso-position-vertical:absolute;mso-position-vertical-relative:text;mso-width-percent:0;mso-height-percent:0;mso-width-relative:margin;mso-height-relative:margin;v-text-anchor:top" o:gfxdata="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" fillcolor="white [3201]" stroked="f" strokeweight=".5pt">
+              <v:shape id="Text Box 3" o:spid="_x0000_s1026" type="#_x0000_t202" style="position:absolute;margin-left:71.7pt;margin-top:.8pt;width:308pt;height:249.6pt;z-index:251658240;visibility:visible;mso-wrap-style:square;mso-width-percent:0;mso-height-percent:0;mso-wrap-distance-left:9pt;mso-wrap-distance-top:0;mso-wrap-distance-right:9pt;mso-wrap-distance-bottom:0;mso-position-horizontal:absolute;mso-position-horizontal-relative:text;mso-position-vertical:absolute;mso-position-vertical-relative:text;mso-width-percent:0;mso-height-percent:0;mso-width-relative:margin;mso-height-relative:margin;v-text-anchor:top" o:gfxdata="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" fillcolor="white [3201]" stroked="f" strokeweight=".5pt">
                 <v:textbox>
                   <w:txbxContent>
                     <w:p>
@@ -5004,14 +4925,7 @@
                             <w:rFonts w:ascii="Cambria Math" w:hAnsi="Cambria Math"/>
                             <w:color w:val="000000" w:themeColor="text1"/>
                           </w:rPr>
-                          <m:t>c</m:t>
-                        </m:r>
-                        <m:r>
-                          <w:rPr>
-                            <w:rFonts w:ascii="Cambria Math" w:hAnsi="Cambria Math"/>
-                            <w:color w:val="000000" w:themeColor="text1"/>
-                          </w:rPr>
-                          <m:t>(x,z)</m:t>
+                          <m:t>c(x,z)</m:t>
                         </m:r>
                       </m:oMath>
                       <w:r>
@@ -5585,7 +5499,7 @@
                                 <w:rPr>
                                   <w:rFonts w:ascii="Cambria Math" w:hAnsi="Cambria Math"/>
                                 </w:rPr>
-                                <m:t>Dk</m:t>
+                                <m:t>k</m:t>
                               </m:r>
                             </m:e>
                             <m:sub>
@@ -5601,7 +5515,7 @@
                             <w:rPr>
                               <w:rFonts w:ascii="Cambria Math" w:hAnsi="Cambria Math"/>
                             </w:rPr>
-                            <m:t>+Ω</m:t>
+                            <m:t>+Ω/D</m:t>
                           </m:r>
                         </m:den>
                       </m:f>
@@ -6099,15 +6013,20 @@
                                         <w:rPr>
                                           <w:rFonts w:ascii="Cambria Math" w:hAnsi="Cambria Math"/>
                                         </w:rPr>
-                                        <m:t>L</m:t>
+                                        <m:t>λ</m:t>
                                       </m:r>
+                                      <m:ctrlPr>
+                                        <w:rPr>
+                                          <w:rFonts w:ascii="Cambria Math" w:hAnsi="Cambria Math"/>
+                                        </w:rPr>
+                                      </m:ctrlPr>
                                     </m:e>
                                     <m:sub>
                                       <m:r>
                                         <w:rPr>
                                           <w:rFonts w:ascii="Cambria Math" w:hAnsi="Cambria Math"/>
                                         </w:rPr>
-                                        <m:t>D</m:t>
+                                        <m:t>α</m:t>
                                       </m:r>
                                     </m:sub>
                                   </m:sSub>
@@ -6210,7 +6129,7 @@
                                 <w:rPr>
                                   <w:rFonts w:ascii="Cambria Math" w:hAnsi="Cambria Math"/>
                                 </w:rPr>
-                                <m:t xml:space="preserve"> </m:t>
+                                <m:t xml:space="preserve">  </m:t>
                               </m:r>
                               <m:sSub>
                                 <m:sSubPr>
@@ -6226,15 +6145,20 @@
                                     <w:rPr>
                                       <w:rFonts w:ascii="Cambria Math" w:hAnsi="Cambria Math"/>
                                     </w:rPr>
-                                    <m:t>L</m:t>
+                                    <m:t>λ</m:t>
                                   </m:r>
+                                  <m:ctrlPr>
+                                    <w:rPr>
+                                      <w:rFonts w:ascii="Cambria Math" w:hAnsi="Cambria Math"/>
+                                    </w:rPr>
+                                  </m:ctrlPr>
                                 </m:e>
                                 <m:sub>
                                   <m:r>
                                     <w:rPr>
                                       <w:rFonts w:ascii="Cambria Math" w:hAnsi="Cambria Math"/>
                                     </w:rPr>
-                                    <m:t>D</m:t>
+                                    <m:t>α</m:t>
                                   </m:r>
                                 </m:sub>
                               </m:sSub>
@@ -6313,7 +6237,7 @@
                                     <w:rPr>
                                       <w:rFonts w:ascii="Cambria Math" w:hAnsi="Cambria Math"/>
                                     </w:rPr>
-                                    <m:t xml:space="preserve"> </m:t>
+                                    <m:t xml:space="preserve">  </m:t>
                                   </m:r>
                                   <m:sSub>
                                     <m:sSubPr>
@@ -6329,15 +6253,20 @@
                                         <w:rPr>
                                           <w:rFonts w:ascii="Cambria Math" w:hAnsi="Cambria Math"/>
                                         </w:rPr>
-                                        <m:t>L</m:t>
+                                        <m:t>λ</m:t>
                                       </m:r>
+                                      <m:ctrlPr>
+                                        <w:rPr>
+                                          <w:rFonts w:ascii="Cambria Math" w:hAnsi="Cambria Math"/>
+                                        </w:rPr>
+                                      </m:ctrlPr>
                                     </m:e>
                                     <m:sub>
                                       <m:r>
                                         <w:rPr>
                                           <w:rFonts w:ascii="Cambria Math" w:hAnsi="Cambria Math"/>
                                         </w:rPr>
-                                        <m:t>D</m:t>
+                                        <m:t>α</m:t>
                                       </m:r>
                                     </m:sub>
                                   </m:sSub>
@@ -6398,7 +6327,7 @@
                             <w:rPr>
                               <w:rFonts w:ascii="Cambria Math" w:hAnsi="Cambria Math"/>
                             </w:rPr>
-                            <m:t xml:space="preserve"> </m:t>
+                            <m:t xml:space="preserve">  </m:t>
                           </m:r>
                           <m:sSub>
                             <m:sSubPr>
@@ -6414,15 +6343,20 @@
                                 <w:rPr>
                                   <w:rFonts w:ascii="Cambria Math" w:hAnsi="Cambria Math"/>
                                 </w:rPr>
-                                <m:t>L</m:t>
+                                <m:t>λ</m:t>
                               </m:r>
+                              <m:ctrlPr>
+                                <w:rPr>
+                                  <w:rFonts w:ascii="Cambria Math" w:hAnsi="Cambria Math"/>
+                                </w:rPr>
+                              </m:ctrlPr>
                             </m:e>
                             <m:sub>
                               <m:r>
                                 <w:rPr>
                                   <w:rFonts w:ascii="Cambria Math" w:hAnsi="Cambria Math"/>
                                 </w:rPr>
-                                <m:t>D</m:t>
+                                <m:t>α</m:t>
                               </m:r>
                             </m:sub>
                           </m:sSub>
@@ -7798,7 +7732,7 @@
                                     <w:rPr>
                                       <w:rFonts w:ascii="Cambria Math" w:hAnsi="Cambria Math"/>
                                     </w:rPr>
-                                    <m:t>x</m:t>
+                                    <m:t>|x|</m:t>
                                   </m:r>
                                 </m:num>
                                 <m:den>
@@ -7965,6 +7899,2918 @@
         <w:rPr>
           <w:rFonts w:ascii="Times" w:hAnsi="Times"/>
           <w:iCs/>
+          <w:color w:val="000000" w:themeColor="text1"/>
+        </w:rPr>
+      </w:pPr>
+      <w:r>
+        <w:rPr>
+          <w:rFonts w:ascii="Times" w:hAnsi="Times"/>
+          <w:iCs/>
+          <w:color w:val="000000" w:themeColor="text1"/>
+        </w:rPr>
+        <w:t>Now we turn to the microscopic picture of absorption and attempt to</w:t>
+      </w:r>
+      <w:r>
+        <w:rPr>
+          <w:rFonts w:ascii="Times" w:hAnsi="Times"/>
+          <w:iCs/>
+          <w:color w:val="000000" w:themeColor="text1"/>
+        </w:rPr>
+        <w:t xml:space="preserve"> </w:t>
+      </w:r>
+      <w:r>
+        <w:rPr>
+          <w:rFonts w:ascii="Times" w:hAnsi="Times" w:hint="eastAsia"/>
+          <w:iCs/>
+          <w:color w:val="000000" w:themeColor="text1"/>
+        </w:rPr>
+        <w:t xml:space="preserve">obtain </w:t>
+      </w:r>
+      <m:oMath>
+        <m:sSub>
+          <m:sSubPr>
+            <m:ctrlPr>
+              <w:rPr>
+                <w:rFonts w:ascii="Cambria Math" w:hAnsi="Cambria Math"/>
+                <w:i/>
+                <w:color w:val="000000" w:themeColor="text1"/>
+              </w:rPr>
+            </m:ctrlPr>
+          </m:sSubPr>
+          <m:e>
+            <m:r>
+              <w:rPr>
+                <w:rFonts w:ascii="Cambria Math" w:hAnsi="Cambria Math"/>
+                <w:color w:val="000000" w:themeColor="text1"/>
+              </w:rPr>
+              <m:t>λ</m:t>
+            </m:r>
+          </m:e>
+          <m:sub>
+            <m:r>
+              <w:rPr>
+                <w:rFonts w:ascii="Cambria Math" w:hAnsi="Cambria Math"/>
+                <w:color w:val="000000" w:themeColor="text1"/>
+              </w:rPr>
+              <m:t>α</m:t>
+            </m:r>
+          </m:sub>
+        </m:sSub>
+      </m:oMath>
+      <w:r>
+        <w:rPr>
+          <w:rFonts w:ascii="Times" w:hAnsi="Times"/>
+          <w:color w:val="000000" w:themeColor="text1"/>
+        </w:rPr>
+        <w:t xml:space="preserve"> </w:t>
+      </w:r>
+      <w:r>
+        <w:rPr>
+          <w:rFonts w:ascii="Times" w:hAnsi="Times"/>
+          <w:iCs/>
+          <w:color w:val="000000" w:themeColor="text1"/>
+        </w:rPr>
+        <w:t xml:space="preserve">based on </w:t>
+      </w:r>
+      <w:r>
+        <w:rPr>
+          <w:rFonts w:ascii="Times" w:hAnsi="Times"/>
+          <w:iCs/>
+          <w:color w:val="000000" w:themeColor="text1"/>
+        </w:rPr>
+        <w:t>the</w:t>
+      </w:r>
+      <w:r>
+        <w:rPr>
+          <w:rFonts w:ascii="Times" w:hAnsi="Times"/>
+          <w:iCs/>
+          <w:color w:val="000000" w:themeColor="text1"/>
+        </w:rPr>
+        <w:t xml:space="preserve"> </w:t>
+      </w:r>
+      <w:r>
+        <w:rPr>
+          <w:rFonts w:ascii="Times" w:hAnsi="Times"/>
+          <w:iCs/>
+          <w:color w:val="000000" w:themeColor="text1"/>
+        </w:rPr>
+        <w:t>microscopic parameter</w:t>
+      </w:r>
+      <w:r>
+        <w:rPr>
+          <w:rFonts w:ascii="Times" w:hAnsi="Times" w:hint="eastAsia"/>
+          <w:iCs/>
+          <w:color w:val="000000" w:themeColor="text1"/>
+        </w:rPr>
+        <w:t>s</w:t>
+      </w:r>
+      <w:r>
+        <w:rPr>
+          <w:rFonts w:ascii="Times" w:hAnsi="Times"/>
+          <w:iCs/>
+          <w:color w:val="000000" w:themeColor="text1"/>
+        </w:rPr>
+        <w:t xml:space="preserve">. </w:t>
+      </w:r>
+      <w:r>
+        <w:rPr>
+          <w:rFonts w:ascii="Times" w:hAnsi="Times"/>
+          <w:iCs/>
+          <w:color w:val="000000" w:themeColor="text1"/>
+        </w:rPr>
+        <w:t xml:space="preserve">Following the approach in Ref. </w:t>
+      </w:r>
+      <w:sdt>
+        <w:sdtPr>
+          <w:rPr>
+            <w:rFonts w:ascii="Times" w:hAnsi="Times"/>
+            <w:iCs/>
+            <w:color w:val="000000" w:themeColor="text1"/>
+          </w:rPr>
+          <w:id w:val="-1027709009"/>
+          <w:citation/>
+        </w:sdtPr>
+        <w:sdtContent>
+          <w:r>
+            <w:rPr>
+              <w:rFonts w:ascii="Times" w:hAnsi="Times"/>
+              <w:iCs/>
+              <w:color w:val="000000" w:themeColor="text1"/>
+            </w:rPr>
+            <w:fldChar w:fldCharType="begin"/>
+          </w:r>
+          <w:r>
+            <w:rPr>
+              <w:rFonts w:ascii="Times" w:eastAsia="SimSun" w:hAnsi="Times"/>
+              <w:iCs/>
+              <w:color w:val="000000" w:themeColor="text1"/>
+            </w:rPr>
+            <w:instrText xml:space="preserve">CITATION How \l 2052 </w:instrText>
+          </w:r>
+          <w:r>
+            <w:rPr>
+              <w:rFonts w:ascii="Times" w:hAnsi="Times"/>
+              <w:iCs/>
+              <w:color w:val="000000" w:themeColor="text1"/>
+            </w:rPr>
+            <w:fldChar w:fldCharType="separate"/>
+          </w:r>
+          <w:r>
+            <w:rPr>
+              <w:rFonts w:ascii="Times" w:eastAsia="SimSun" w:hAnsi="Times"/>
+              <w:noProof/>
+              <w:color w:val="000000" w:themeColor="text1"/>
+            </w:rPr>
+            <w:t>[3]</w:t>
+          </w:r>
+          <w:r>
+            <w:rPr>
+              <w:rFonts w:ascii="Times" w:hAnsi="Times"/>
+              <w:iCs/>
+              <w:color w:val="000000" w:themeColor="text1"/>
+            </w:rPr>
+            <w:fldChar w:fldCharType="end"/>
+          </w:r>
+        </w:sdtContent>
+      </w:sdt>
+      <w:r>
+        <w:rPr>
+          <w:rFonts w:ascii="Times" w:hAnsi="Times"/>
+          <w:iCs/>
+          <w:color w:val="000000" w:themeColor="text1"/>
+        </w:rPr>
+        <w:t xml:space="preserve"> and approximating the </w:t>
+      </w:r>
+      <m:oMath>
+        <m:r>
+          <w:rPr>
+            <w:rFonts w:ascii="Cambria Math" w:hAnsi="Cambria Math" w:cs="Times New Roman"/>
+            <w:color w:val="000000" w:themeColor="text1"/>
+          </w:rPr>
+          <m:t>MATa</m:t>
+        </m:r>
+      </m:oMath>
+      <w:r>
+        <w:rPr>
+          <w:rFonts w:ascii="Times" w:hAnsi="Times"/>
+          <w:iCs/>
+          <w:color w:val="000000" w:themeColor="text1"/>
+        </w:rPr>
+        <w:t xml:space="preserve"> cells</w:t>
+      </w:r>
+      <w:r>
+        <w:rPr>
+          <w:rFonts w:ascii="Times" w:hAnsi="Times"/>
+          <w:iCs/>
+          <w:color w:val="000000" w:themeColor="text1"/>
+        </w:rPr>
+        <w:t xml:space="preserve"> as independent absorbers, we can write the uptake term as</w:t>
+      </w:r>
+      <w:r>
+        <w:rPr>
+          <w:rFonts w:ascii="Times" w:hAnsi="Times"/>
+          <w:iCs/>
+          <w:color w:val="000000" w:themeColor="text1"/>
+        </w:rPr>
+        <w:t xml:space="preserve"> </w:t>
+      </w:r>
+      <m:oMath>
+        <m:acc>
+          <m:accPr>
+            <m:chr m:val="̃"/>
+            <m:ctrlPr>
+              <w:rPr>
+                <w:rFonts w:ascii="Cambria Math" w:hAnsi="Cambria Math"/>
+                <w:i/>
+                <w:color w:val="000000" w:themeColor="text1"/>
+              </w:rPr>
+            </m:ctrlPr>
+          </m:accPr>
+          <m:e>
+            <m:r>
+              <m:rPr>
+                <m:sty m:val="p"/>
+              </m:rPr>
+              <w:rPr>
+                <w:rFonts w:ascii="Cambria Math" w:hAnsi="Cambria Math"/>
+                <w:color w:val="000000" w:themeColor="text1"/>
+              </w:rPr>
+              <m:t>Ω</m:t>
+            </m:r>
+          </m:e>
+        </m:acc>
+        <m:sSub>
+          <m:sSubPr>
+            <m:ctrlPr>
+              <w:rPr>
+                <w:rFonts w:ascii="Cambria Math" w:hAnsi="Cambria Math"/>
+                <w:i/>
+                <w:color w:val="000000" w:themeColor="text1"/>
+              </w:rPr>
+            </m:ctrlPr>
+          </m:sSubPr>
+          <m:e>
+            <m:r>
+              <w:rPr>
+                <w:rFonts w:ascii="Cambria Math" w:hAnsi="Cambria Math"/>
+                <w:color w:val="000000" w:themeColor="text1"/>
+              </w:rPr>
+              <m:t>ρ</m:t>
+            </m:r>
+          </m:e>
+          <m:sub>
+            <m:r>
+              <w:rPr>
+                <w:rFonts w:ascii="Cambria Math" w:hAnsi="Cambria Math"/>
+                <w:color w:val="000000" w:themeColor="text1"/>
+              </w:rPr>
+              <m:t>A</m:t>
+            </m:r>
+          </m:sub>
+        </m:sSub>
+        <m:r>
+          <w:rPr>
+            <w:rFonts w:ascii="Cambria Math" w:hAnsi="Cambria Math"/>
+            <w:color w:val="000000" w:themeColor="text1"/>
+          </w:rPr>
+          <m:t>c</m:t>
+        </m:r>
+        <m:d>
+          <m:dPr>
+            <m:ctrlPr>
+              <w:rPr>
+                <w:rFonts w:ascii="Cambria Math" w:hAnsi="Cambria Math"/>
+                <w:i/>
+                <w:color w:val="000000" w:themeColor="text1"/>
+              </w:rPr>
+            </m:ctrlPr>
+          </m:dPr>
+          <m:e>
+            <m:r>
+              <w:rPr>
+                <w:rFonts w:ascii="Cambria Math" w:hAnsi="Cambria Math"/>
+                <w:color w:val="000000" w:themeColor="text1"/>
+              </w:rPr>
+              <m:t>x,0</m:t>
+            </m:r>
+          </m:e>
+        </m:d>
+        <m:r>
+          <m:rPr>
+            <m:sty m:val="p"/>
+          </m:rPr>
+          <w:rPr>
+            <w:rFonts w:ascii="Cambria Math" w:hAnsi="Cambria Math"/>
+            <w:color w:val="000000" w:themeColor="text1"/>
+          </w:rPr>
+          <m:t>=</m:t>
+        </m:r>
+        <m:r>
+          <w:rPr>
+            <w:rFonts w:ascii="Cambria Math" w:hAnsi="Cambria Math"/>
+            <w:color w:val="000000" w:themeColor="text1"/>
+          </w:rPr>
+          <m:t>s</m:t>
+        </m:r>
+        <m:sSub>
+          <m:sSubPr>
+            <m:ctrlPr>
+              <w:rPr>
+                <w:rFonts w:ascii="Cambria Math" w:hAnsi="Cambria Math"/>
+                <w:i/>
+                <w:color w:val="000000" w:themeColor="text1"/>
+              </w:rPr>
+            </m:ctrlPr>
+          </m:sSubPr>
+          <m:e>
+            <m:r>
+              <w:rPr>
+                <w:rFonts w:ascii="Cambria Math" w:hAnsi="Cambria Math"/>
+                <w:color w:val="000000" w:themeColor="text1"/>
+              </w:rPr>
+              <m:t>R</m:t>
+            </m:r>
+          </m:e>
+          <m:sub>
+            <m:r>
+              <w:rPr>
+                <w:rFonts w:ascii="Cambria Math" w:hAnsi="Cambria Math"/>
+                <w:color w:val="000000" w:themeColor="text1"/>
+              </w:rPr>
+              <m:t>A</m:t>
+            </m:r>
+          </m:sub>
+        </m:sSub>
+        <m:sSub>
+          <m:sSubPr>
+            <m:ctrlPr>
+              <w:rPr>
+                <w:rFonts w:ascii="Cambria Math" w:hAnsi="Cambria Math"/>
+                <w:i/>
+                <w:color w:val="000000" w:themeColor="text1"/>
+              </w:rPr>
+            </m:ctrlPr>
+          </m:sSubPr>
+          <m:e>
+            <m:r>
+              <w:rPr>
+                <w:rFonts w:ascii="Cambria Math" w:hAnsi="Cambria Math"/>
+                <w:color w:val="000000" w:themeColor="text1"/>
+              </w:rPr>
+              <m:t>ρ</m:t>
+            </m:r>
+          </m:e>
+          <m:sub>
+            <m:r>
+              <w:rPr>
+                <w:rFonts w:ascii="Cambria Math" w:hAnsi="Cambria Math"/>
+                <w:color w:val="000000" w:themeColor="text1"/>
+              </w:rPr>
+              <m:t>A</m:t>
+            </m:r>
+          </m:sub>
+        </m:sSub>
+        <m:r>
+          <w:rPr>
+            <w:rFonts w:ascii="Cambria Math" w:hAnsi="Cambria Math"/>
+            <w:color w:val="000000" w:themeColor="text1"/>
+          </w:rPr>
+          <m:t>Dfc</m:t>
+        </m:r>
+        <m:d>
+          <m:dPr>
+            <m:ctrlPr>
+              <w:rPr>
+                <w:rFonts w:ascii="Cambria Math" w:hAnsi="Cambria Math"/>
+                <w:i/>
+                <w:color w:val="000000" w:themeColor="text1"/>
+              </w:rPr>
+            </m:ctrlPr>
+          </m:dPr>
+          <m:e>
+            <m:r>
+              <w:rPr>
+                <w:rFonts w:ascii="Cambria Math" w:hAnsi="Cambria Math"/>
+                <w:color w:val="000000" w:themeColor="text1"/>
+              </w:rPr>
+              <m:t>x,0</m:t>
+            </m:r>
+          </m:e>
+        </m:d>
+        <m:r>
+          <w:rPr>
+            <w:rFonts w:ascii="Cambria Math" w:hAnsi="Cambria Math"/>
+            <w:color w:val="000000" w:themeColor="text1"/>
+          </w:rPr>
+          <m:t>,</m:t>
+        </m:r>
+      </m:oMath>
+      <w:r>
+        <w:rPr>
+          <w:rFonts w:ascii="Times" w:hAnsi="Times"/>
+          <w:color w:val="000000" w:themeColor="text1"/>
+        </w:rPr>
+        <w:t xml:space="preserve"> </w:t>
+      </w:r>
+      <w:r>
+        <w:rPr>
+          <w:rFonts w:ascii="Times" w:hAnsi="Times"/>
+          <w:color w:val="000000" w:themeColor="text1"/>
+        </w:rPr>
+        <w:t xml:space="preserve">where </w:t>
+      </w:r>
+      <m:oMath>
+        <m:sSub>
+          <m:sSubPr>
+            <m:ctrlPr>
+              <w:rPr>
+                <w:rFonts w:ascii="Cambria Math" w:hAnsi="Cambria Math"/>
+                <w:i/>
+                <w:color w:val="000000" w:themeColor="text1"/>
+              </w:rPr>
+            </m:ctrlPr>
+          </m:sSubPr>
+          <m:e>
+            <m:r>
+              <w:rPr>
+                <w:rFonts w:ascii="Cambria Math" w:hAnsi="Cambria Math"/>
+                <w:color w:val="000000" w:themeColor="text1"/>
+              </w:rPr>
+              <m:t>R</m:t>
+            </m:r>
+          </m:e>
+          <m:sub>
+            <m:r>
+              <w:rPr>
+                <w:rFonts w:ascii="Cambria Math" w:hAnsi="Cambria Math"/>
+                <w:color w:val="000000" w:themeColor="text1"/>
+              </w:rPr>
+              <m:t>A</m:t>
+            </m:r>
+          </m:sub>
+        </m:sSub>
+      </m:oMath>
+      <w:r>
+        <w:rPr>
+          <w:rFonts w:ascii="Times" w:hAnsi="Times"/>
+          <w:color w:val="000000" w:themeColor="text1"/>
+        </w:rPr>
+        <w:t xml:space="preserve"> </w:t>
+      </w:r>
+      <w:r>
+        <w:rPr>
+          <w:rFonts w:ascii="Times" w:hAnsi="Times"/>
+          <w:color w:val="000000" w:themeColor="text1"/>
+        </w:rPr>
+        <w:t xml:space="preserve">is </w:t>
+      </w:r>
+      <w:r>
+        <w:rPr>
+          <w:rFonts w:ascii="Times" w:hAnsi="Times"/>
+          <w:color w:val="000000" w:themeColor="text1"/>
+        </w:rPr>
+        <w:t xml:space="preserve">the cell radius, </w:t>
+      </w:r>
+      <m:oMath>
+        <m:r>
+          <w:rPr>
+            <w:rFonts w:ascii="Cambria Math" w:hAnsi="Cambria Math"/>
+            <w:color w:val="000000" w:themeColor="text1"/>
+          </w:rPr>
+          <m:t>f≤1</m:t>
+        </m:r>
+      </m:oMath>
+      <w:r>
+        <w:rPr>
+          <w:rFonts w:ascii="Times" w:hAnsi="Times"/>
+          <w:color w:val="000000" w:themeColor="text1"/>
+        </w:rPr>
+        <w:t xml:space="preserve"> is </w:t>
+      </w:r>
+      <w:r>
+        <w:rPr>
+          <w:rFonts w:ascii="Times" w:hAnsi="Times"/>
+          <w:color w:val="000000" w:themeColor="text1"/>
+        </w:rPr>
+        <w:t>some measure of the</w:t>
+      </w:r>
+      <w:r>
+        <w:rPr>
+          <w:rFonts w:ascii="Times" w:hAnsi="Times"/>
+          <w:color w:val="000000" w:themeColor="text1"/>
+        </w:rPr>
+        <w:t xml:space="preserve"> </w:t>
+      </w:r>
+      <w:r>
+        <w:rPr>
+          <w:rFonts w:ascii="Times" w:hAnsi="Times"/>
+          <w:color w:val="000000" w:themeColor="text1"/>
+        </w:rPr>
+        <w:t xml:space="preserve">microscopic </w:t>
+      </w:r>
+      <w:r>
+        <w:rPr>
+          <w:rFonts w:ascii="Times" w:hAnsi="Times"/>
+          <w:color w:val="000000" w:themeColor="text1"/>
+        </w:rPr>
+        <w:t>absorption efficiency</w:t>
+      </w:r>
+      <w:r>
+        <w:rPr>
+          <w:rFonts w:ascii="Times" w:hAnsi="Times"/>
+          <w:iCs/>
+          <w:color w:val="000000" w:themeColor="text1"/>
+        </w:rPr>
+        <w:t xml:space="preserve"> of the </w:t>
+      </w:r>
+      <m:oMath>
+        <m:r>
+          <w:rPr>
+            <w:rFonts w:ascii="Cambria Math" w:hAnsi="Cambria Math" w:cs="Times New Roman"/>
+            <w:color w:val="000000" w:themeColor="text1"/>
+          </w:rPr>
+          <m:t>MATa</m:t>
+        </m:r>
+      </m:oMath>
+      <w:r>
+        <w:rPr>
+          <w:rFonts w:ascii="Times" w:hAnsi="Times"/>
+          <w:iCs/>
+          <w:color w:val="000000" w:themeColor="text1"/>
+        </w:rPr>
+        <w:t xml:space="preserve"> </w:t>
+      </w:r>
+      <w:r>
+        <w:rPr>
+          <w:rFonts w:ascii="Times" w:hAnsi="Times"/>
+          <w:iCs/>
+          <w:color w:val="000000" w:themeColor="text1"/>
+        </w:rPr>
+        <w:t xml:space="preserve">cells </w:t>
+      </w:r>
+      <w:r>
+        <w:rPr>
+          <w:rFonts w:ascii="Times" w:hAnsi="Times"/>
+          <w:iCs/>
+          <w:color w:val="000000" w:themeColor="text1"/>
+        </w:rPr>
+        <w:t>and</w:t>
+      </w:r>
+      <w:r>
+        <w:rPr>
+          <w:rFonts w:ascii="Times" w:hAnsi="Times"/>
+          <w:iCs/>
+          <w:color w:val="000000" w:themeColor="text1"/>
+        </w:rPr>
+        <w:t xml:space="preserve"> </w:t>
+      </w:r>
+      <m:oMath>
+        <m:r>
+          <w:rPr>
+            <w:rFonts w:ascii="Cambria Math" w:hAnsi="Cambria Math"/>
+            <w:color w:val="000000" w:themeColor="text1"/>
+          </w:rPr>
+          <m:t>s</m:t>
+        </m:r>
+      </m:oMath>
+      <w:r>
+        <w:rPr>
+          <w:rFonts w:ascii="Times" w:hAnsi="Times"/>
+          <w:color w:val="000000" w:themeColor="text1"/>
+        </w:rPr>
+        <w:t xml:space="preserve"> is a </w:t>
+      </w:r>
+      <w:r>
+        <w:rPr>
+          <w:rFonts w:ascii="Times" w:hAnsi="Times"/>
+          <w:color w:val="000000" w:themeColor="text1"/>
+        </w:rPr>
+        <w:t>dimensionless</w:t>
+      </w:r>
+      <w:r>
+        <w:rPr>
+          <w:rFonts w:ascii="Times" w:hAnsi="Times"/>
+          <w:color w:val="000000" w:themeColor="text1"/>
+        </w:rPr>
+        <w:t xml:space="preserve"> coefficient dependent on the effective </w:t>
+      </w:r>
+      <w:r>
+        <w:rPr>
+          <w:rFonts w:ascii="Times" w:hAnsi="Times"/>
+          <w:color w:val="000000" w:themeColor="text1"/>
+        </w:rPr>
+        <w:t>shape</w:t>
+      </w:r>
+      <w:r>
+        <w:rPr>
+          <w:rFonts w:ascii="Times" w:hAnsi="Times"/>
+          <w:color w:val="000000" w:themeColor="text1"/>
+        </w:rPr>
+        <w:t xml:space="preserve"> one chooses to attach to the absorbers (e.g., </w:t>
+      </w:r>
+      <m:oMath>
+        <m:r>
+          <w:rPr>
+            <w:rFonts w:ascii="Cambria Math" w:hAnsi="Cambria Math"/>
+            <w:color w:val="000000" w:themeColor="text1"/>
+          </w:rPr>
+          <m:t>s=4π</m:t>
+        </m:r>
+      </m:oMath>
+      <w:r>
+        <w:rPr>
+          <w:rFonts w:ascii="Times" w:hAnsi="Times"/>
+          <w:color w:val="000000" w:themeColor="text1"/>
+        </w:rPr>
+        <w:t xml:space="preserve"> in the spherical approximation)</w:t>
+      </w:r>
+      <w:r>
+        <w:rPr>
+          <w:rFonts w:ascii="Times" w:hAnsi="Times"/>
+          <w:color w:val="000000" w:themeColor="text1"/>
+        </w:rPr>
+        <w:t>.</w:t>
+      </w:r>
+      <w:r>
+        <w:rPr>
+          <w:rFonts w:ascii="Times" w:hAnsi="Times"/>
+          <w:color w:val="0070C0"/>
+        </w:rPr>
+        <w:t xml:space="preserve"> </w:t>
+      </w:r>
+      <w:r>
+        <w:rPr>
+          <w:rFonts w:ascii="Times" w:hAnsi="Times"/>
+          <w:color w:val="000000" w:themeColor="text1"/>
+        </w:rPr>
+        <w:t>For the microscopic picture</w:t>
+      </w:r>
+      <w:r>
+        <w:rPr>
+          <w:rFonts w:ascii="Times" w:hAnsi="Times"/>
+          <w:color w:val="000000" w:themeColor="text1"/>
+        </w:rPr>
+        <w:t>,</w:t>
+      </w:r>
+      <w:r>
+        <w:rPr>
+          <w:rFonts w:ascii="Times" w:hAnsi="Times"/>
+          <w:color w:val="000000" w:themeColor="text1"/>
+        </w:rPr>
+        <w:t xml:space="preserve"> we take </w:t>
+      </w:r>
+      <m:oMath>
+        <m:r>
+          <w:rPr>
+            <w:rFonts w:ascii="Cambria Math" w:hAnsi="Cambria Math"/>
+            <w:color w:val="000000" w:themeColor="text1"/>
+          </w:rPr>
+          <m:t>c</m:t>
+        </m:r>
+        <m:d>
+          <m:dPr>
+            <m:ctrlPr>
+              <w:rPr>
+                <w:rFonts w:ascii="Cambria Math" w:hAnsi="Cambria Math"/>
+                <w:i/>
+                <w:color w:val="000000" w:themeColor="text1"/>
+              </w:rPr>
+            </m:ctrlPr>
+          </m:dPr>
+          <m:e>
+            <m:r>
+              <w:rPr>
+                <w:rFonts w:ascii="Cambria Math" w:hAnsi="Cambria Math"/>
+                <w:color w:val="000000" w:themeColor="text1"/>
+              </w:rPr>
+              <m:t>x,0</m:t>
+            </m:r>
+          </m:e>
+        </m:d>
+      </m:oMath>
+      <w:r>
+        <w:rPr>
+          <w:rFonts w:ascii="Times" w:hAnsi="Times"/>
+          <w:color w:val="000000" w:themeColor="text1"/>
+        </w:rPr>
+        <w:t xml:space="preserve"> as what is </w:t>
+      </w:r>
+      <w:r>
+        <w:rPr>
+          <w:rFonts w:ascii="Times" w:hAnsi="Times"/>
+          <w:color w:val="000000" w:themeColor="text1"/>
+        </w:rPr>
+        <w:t>typically</w:t>
+      </w:r>
+      <w:r>
+        <w:rPr>
+          <w:rFonts w:ascii="Times" w:hAnsi="Times"/>
+          <w:color w:val="000000" w:themeColor="text1"/>
+        </w:rPr>
+        <w:t xml:space="preserve"> denoted</w:t>
+      </w:r>
+      <w:r>
+        <w:rPr>
+          <w:rFonts w:ascii="Times" w:hAnsi="Times"/>
+          <w:color w:val="000000" w:themeColor="text1"/>
+        </w:rPr>
+        <w:t xml:space="preserve"> as</w:t>
+      </w:r>
+      <w:r>
+        <w:rPr>
+          <w:rFonts w:ascii="Times" w:hAnsi="Times"/>
+          <w:color w:val="000000" w:themeColor="text1"/>
+        </w:rPr>
+        <w:t xml:space="preserve"> </w:t>
+      </w:r>
+      <m:oMath>
+        <m:sSub>
+          <m:sSubPr>
+            <m:ctrlPr>
+              <w:rPr>
+                <w:rFonts w:ascii="Cambria Math" w:hAnsi="Cambria Math"/>
+                <w:i/>
+                <w:color w:val="000000" w:themeColor="text1"/>
+              </w:rPr>
+            </m:ctrlPr>
+          </m:sSubPr>
+          <m:e>
+            <m:r>
+              <w:rPr>
+                <w:rFonts w:ascii="Cambria Math" w:hAnsi="Cambria Math"/>
+                <w:color w:val="000000" w:themeColor="text1"/>
+              </w:rPr>
+              <m:t>c</m:t>
+            </m:r>
+          </m:e>
+          <m:sub>
+            <m:r>
+              <w:rPr>
+                <w:rFonts w:ascii="Cambria Math" w:hAnsi="Cambria Math"/>
+                <w:color w:val="000000" w:themeColor="text1"/>
+              </w:rPr>
+              <m:t>∞</m:t>
+            </m:r>
+          </m:sub>
+        </m:sSub>
+      </m:oMath>
+      <w:r>
+        <w:rPr>
+          <w:rFonts w:ascii="Times" w:hAnsi="Times"/>
+          <w:color w:val="000000" w:themeColor="text1"/>
+        </w:rPr>
+        <w:t>, the steady</w:t>
+      </w:r>
+      <w:r>
+        <w:rPr>
+          <w:rFonts w:ascii="Times" w:hAnsi="Times"/>
+          <w:color w:val="000000" w:themeColor="text1"/>
+        </w:rPr>
+        <w:t>-</w:t>
+      </w:r>
+      <w:r>
+        <w:rPr>
+          <w:rFonts w:ascii="Times" w:hAnsi="Times"/>
+          <w:color w:val="000000" w:themeColor="text1"/>
+        </w:rPr>
+        <w:t xml:space="preserve">state concentration at </w:t>
+      </w:r>
+      <m:oMath>
+        <m:r>
+          <w:rPr>
+            <w:rFonts w:ascii="Cambria Math" w:hAnsi="Cambria Math"/>
+            <w:color w:val="000000" w:themeColor="text1"/>
+          </w:rPr>
+          <m:t>z→∞</m:t>
+        </m:r>
+      </m:oMath>
+      <w:r>
+        <w:rPr>
+          <w:rFonts w:ascii="Times" w:hAnsi="Times"/>
+          <w:color w:val="000000" w:themeColor="text1"/>
+        </w:rPr>
+        <w:t xml:space="preserve">, assuming </w:t>
+      </w:r>
+      <m:oMath>
+        <m:r>
+          <w:rPr>
+            <w:rFonts w:ascii="Cambria Math" w:hAnsi="Cambria Math"/>
+            <w:color w:val="000000" w:themeColor="text1"/>
+          </w:rPr>
+          <m:t>c</m:t>
+        </m:r>
+        <m:d>
+          <m:dPr>
+            <m:ctrlPr>
+              <w:rPr>
+                <w:rFonts w:ascii="Cambria Math" w:hAnsi="Cambria Math"/>
+                <w:i/>
+                <w:color w:val="000000" w:themeColor="text1"/>
+              </w:rPr>
+            </m:ctrlPr>
+          </m:dPr>
+          <m:e>
+            <m:r>
+              <w:rPr>
+                <w:rFonts w:ascii="Cambria Math" w:hAnsi="Cambria Math"/>
+                <w:color w:val="000000" w:themeColor="text1"/>
+              </w:rPr>
+              <m:t>x,</m:t>
+            </m:r>
+            <m:sSub>
+              <m:sSubPr>
+                <m:ctrlPr>
+                  <w:rPr>
+                    <w:rFonts w:ascii="Cambria Math" w:hAnsi="Cambria Math"/>
+                    <w:i/>
+                    <w:color w:val="000000" w:themeColor="text1"/>
+                  </w:rPr>
+                </m:ctrlPr>
+              </m:sSubPr>
+              <m:e>
+                <m:r>
+                  <w:rPr>
+                    <w:rFonts w:ascii="Cambria Math" w:hAnsi="Cambria Math"/>
+                    <w:color w:val="000000" w:themeColor="text1"/>
+                  </w:rPr>
+                  <m:t>z</m:t>
+                </m:r>
+              </m:e>
+              <m:sub>
+                <m:r>
+                  <w:rPr>
+                    <w:rFonts w:ascii="Cambria Math" w:hAnsi="Cambria Math"/>
+                    <w:color w:val="000000" w:themeColor="text1"/>
+                  </w:rPr>
+                  <m:t>0</m:t>
+                </m:r>
+              </m:sub>
+            </m:sSub>
+          </m:e>
+        </m:d>
+        <m:r>
+          <w:rPr>
+            <w:rFonts w:ascii="Cambria Math" w:hAnsi="Cambria Math"/>
+            <w:color w:val="000000" w:themeColor="text1"/>
+          </w:rPr>
+          <m:t>≈c</m:t>
+        </m:r>
+        <m:d>
+          <m:dPr>
+            <m:ctrlPr>
+              <w:rPr>
+                <w:rFonts w:ascii="Cambria Math" w:hAnsi="Cambria Math"/>
+                <w:i/>
+                <w:color w:val="000000" w:themeColor="text1"/>
+              </w:rPr>
+            </m:ctrlPr>
+          </m:dPr>
+          <m:e>
+            <m:r>
+              <w:rPr>
+                <w:rFonts w:ascii="Cambria Math" w:hAnsi="Cambria Math"/>
+                <w:color w:val="000000" w:themeColor="text1"/>
+              </w:rPr>
+              <m:t>x,0</m:t>
+            </m:r>
+          </m:e>
+        </m:d>
+      </m:oMath>
+      <w:r>
+        <w:rPr>
+          <w:rFonts w:ascii="Times" w:hAnsi="Times"/>
+          <w:color w:val="000000" w:themeColor="text1"/>
+        </w:rPr>
+        <w:t xml:space="preserve"> for some </w:t>
+      </w:r>
+      <m:oMath>
+        <m:sSub>
+          <m:sSubPr>
+            <m:ctrlPr>
+              <w:rPr>
+                <w:rFonts w:ascii="Cambria Math" w:hAnsi="Cambria Math"/>
+                <w:i/>
+                <w:color w:val="000000" w:themeColor="text1"/>
+              </w:rPr>
+            </m:ctrlPr>
+          </m:sSubPr>
+          <m:e>
+            <m:r>
+              <w:rPr>
+                <w:rFonts w:ascii="Cambria Math" w:hAnsi="Cambria Math"/>
+                <w:color w:val="000000" w:themeColor="text1"/>
+              </w:rPr>
+              <m:t>z</m:t>
+            </m:r>
+          </m:e>
+          <m:sub>
+            <m:r>
+              <w:rPr>
+                <w:rFonts w:ascii="Cambria Math" w:hAnsi="Cambria Math"/>
+                <w:color w:val="000000" w:themeColor="text1"/>
+              </w:rPr>
+              <m:t>0</m:t>
+            </m:r>
+          </m:sub>
+        </m:sSub>
+      </m:oMath>
+      <w:r>
+        <w:rPr>
+          <w:rFonts w:ascii="Times" w:hAnsi="Times"/>
+          <w:color w:val="000000" w:themeColor="text1"/>
+        </w:rPr>
+        <w:t xml:space="preserve"> which is larger than all relevant microscopic length scales. T</w:t>
+      </w:r>
+      <w:r>
+        <w:rPr>
+          <w:rFonts w:ascii="Times" w:hAnsi="Times"/>
+          <w:color w:val="000000" w:themeColor="text1"/>
+        </w:rPr>
+        <w:t xml:space="preserve">his </w:t>
+      </w:r>
+      <w:r>
+        <w:rPr>
+          <w:rFonts w:ascii="Times" w:hAnsi="Times"/>
+          <w:color w:val="000000" w:themeColor="text1"/>
+        </w:rPr>
+        <w:lastRenderedPageBreak/>
+        <w:t xml:space="preserve">approximation of </w:t>
+      </w:r>
+      <w:r>
+        <w:rPr>
+          <w:rFonts w:ascii="Times" w:hAnsi="Times"/>
+          <w:noProof/>
+          <w:color w:val="000000" w:themeColor="text1"/>
+        </w:rPr>
+        <mc:AlternateContent>
+          <mc:Choice Requires="wpg">
+            <w:drawing>
+              <wp:anchor distT="0" distB="0" distL="114300" distR="114300" simplePos="0" relativeHeight="251676672" behindDoc="0" locked="0" layoutInCell="1" allowOverlap="1" wp14:anchorId="7BF8C292" wp14:editId="0321DE65">
+                <wp:simplePos x="0" y="0"/>
+                <wp:positionH relativeFrom="column">
+                  <wp:posOffset>350874</wp:posOffset>
+                </wp:positionH>
+                <wp:positionV relativeFrom="paragraph">
+                  <wp:posOffset>0</wp:posOffset>
+                </wp:positionV>
+                <wp:extent cx="5240020" cy="3685540"/>
+                <wp:effectExtent l="0" t="0" r="5080" b="0"/>
+                <wp:wrapSquare wrapText="bothSides"/>
+                <wp:docPr id="1" name="Group 1"/>
+                <wp:cNvGraphicFramePr/>
+                <a:graphic xmlns:a="http://schemas.openxmlformats.org/drawingml/2006/main">
+                  <a:graphicData uri="http://schemas.microsoft.com/office/word/2010/wordprocessingGroup">
+                    <wpg:wgp>
+                      <wpg:cNvGrpSpPr/>
+                      <wpg:grpSpPr>
+                        <a:xfrm>
+                          <a:off x="0" y="0"/>
+                          <a:ext cx="5240020" cy="3685540"/>
+                          <a:chOff x="0" y="0"/>
+                          <a:chExt cx="5240020" cy="3685540"/>
+                        </a:xfrm>
+                      </wpg:grpSpPr>
+                      <wps:wsp>
+                        <wps:cNvPr id="5" name="Text Box 5"/>
+                        <wps:cNvSpPr txBox="1"/>
+                        <wps:spPr>
+                          <a:xfrm>
+                            <a:off x="0" y="3147060"/>
+                            <a:ext cx="5240020" cy="538480"/>
+                          </a:xfrm>
+                          <a:prstGeom prst="rect">
+                            <a:avLst/>
+                          </a:prstGeom>
+                          <a:solidFill>
+                            <a:prstClr val="white"/>
+                          </a:solidFill>
+                          <a:ln>
+                            <a:noFill/>
+                          </a:ln>
+                        </wps:spPr>
+                        <wps:txbx>
+                          <w:txbxContent>
+                            <w:p>
+                              <w:pPr>
+                                <w:pStyle w:val="Caption"/>
+                                <w:rPr>
+                                  <w:rFonts w:ascii="Times" w:hAnsi="Times"/>
+                                  <w:color w:val="000000" w:themeColor="text1"/>
+                                </w:rPr>
+                              </w:pPr>
+                              <w:r>
+                                <w:rPr>
+                                  <w:rFonts w:ascii="Times" w:hAnsi="Times"/>
+                                  <w:color w:val="000000" w:themeColor="text1"/>
+                                </w:rPr>
+                                <w:t xml:space="preserve">Figure </w:t>
+                              </w:r>
+                              <w:r>
+                                <w:rPr>
+                                  <w:rFonts w:ascii="Times" w:hAnsi="Times"/>
+                                  <w:color w:val="000000" w:themeColor="text1"/>
+                                </w:rPr>
+                                <w:t>S</w:t>
+                              </w:r>
+                              <w:r>
+                                <w:rPr>
+                                  <w:rFonts w:ascii="Times" w:hAnsi="Times"/>
+                                  <w:color w:val="000000" w:themeColor="text1"/>
+                                </w:rPr>
+                                <w:fldChar w:fldCharType="begin"/>
+                              </w:r>
+                              <w:r>
+                                <w:rPr>
+                                  <w:rFonts w:ascii="Times" w:hAnsi="Times"/>
+                                  <w:color w:val="000000" w:themeColor="text1"/>
+                                </w:rPr>
+                                <w:instrText xml:space="preserve"> SEQ Figure \* ARABIC </w:instrText>
+                              </w:r>
+                              <w:r>
+                                <w:rPr>
+                                  <w:rFonts w:ascii="Times" w:hAnsi="Times"/>
+                                  <w:color w:val="000000" w:themeColor="text1"/>
+                                </w:rPr>
+                                <w:fldChar w:fldCharType="separate"/>
+                              </w:r>
+                              <w:r>
+                                <w:rPr>
+                                  <w:rFonts w:ascii="Times" w:hAnsi="Times"/>
+                                  <w:noProof/>
+                                  <w:color w:val="000000" w:themeColor="text1"/>
+                                </w:rPr>
+                                <w:t>2</w:t>
+                              </w:r>
+                              <w:r>
+                                <w:rPr>
+                                  <w:rFonts w:ascii="Times" w:hAnsi="Times"/>
+                                  <w:color w:val="000000" w:themeColor="text1"/>
+                                </w:rPr>
+                                <w:fldChar w:fldCharType="end"/>
+                              </w:r>
+                              <w:r>
+                                <w:rPr>
+                                  <w:rFonts w:ascii="Times" w:hAnsi="Times"/>
+                                  <w:color w:val="000000" w:themeColor="text1"/>
+                                </w:rPr>
+                                <w:t>: Analytical and numerical solution</w:t>
+                              </w:r>
+                              <w:r>
+                                <w:rPr>
+                                  <w:rFonts w:ascii="Times" w:hAnsi="Times"/>
+                                  <w:color w:val="000000" w:themeColor="text1"/>
+                                </w:rPr>
+                                <w:t>s</w:t>
+                              </w:r>
+                              <w:r>
+                                <w:rPr>
+                                  <w:rFonts w:ascii="Times" w:hAnsi="Times"/>
+                                  <w:color w:val="000000" w:themeColor="text1"/>
+                                </w:rPr>
+                                <w:t xml:space="preserve"> </w:t>
+                              </w:r>
+                              <m:oMath>
+                                <m:r>
+                                  <w:rPr>
+                                    <w:rFonts w:ascii="Cambria Math" w:hAnsi="Cambria Math"/>
+                                    <w:color w:val="000000" w:themeColor="text1"/>
+                                  </w:rPr>
+                                  <m:t>c</m:t>
+                                </m:r>
+                                <m:d>
+                                  <m:dPr>
+                                    <m:ctrlPr>
+                                      <w:rPr>
+                                        <w:rFonts w:ascii="Cambria Math" w:hAnsi="Cambria Math"/>
+                                        <w:color w:val="000000" w:themeColor="text1"/>
+                                      </w:rPr>
+                                    </m:ctrlPr>
+                                  </m:dPr>
+                                  <m:e>
+                                    <m:r>
+                                      <w:rPr>
+                                        <w:rFonts w:ascii="Cambria Math" w:hAnsi="Cambria Math"/>
+                                        <w:color w:val="000000" w:themeColor="text1"/>
+                                      </w:rPr>
+                                      <m:t>x,z=0</m:t>
+                                    </m:r>
+                                  </m:e>
+                                </m:d>
+                              </m:oMath>
+                              <w:r>
+                                <w:rPr>
+                                  <w:rFonts w:ascii="Times" w:hAnsi="Times"/>
+                                  <w:color w:val="000000" w:themeColor="text1"/>
+                                </w:rPr>
+                                <w:t>, for parameter</w:t>
+                              </w:r>
+                              <w:r>
+                                <w:rPr>
+                                  <w:rFonts w:ascii="Times" w:hAnsi="Times"/>
+                                  <w:color w:val="000000" w:themeColor="text1"/>
+                                </w:rPr>
+                                <w:t xml:space="preserve"> values</w:t>
+                              </w:r>
+                              <w:r>
+                                <w:rPr>
+                                  <w:rFonts w:ascii="Times" w:hAnsi="Times"/>
+                                  <w:color w:val="000000" w:themeColor="text1"/>
+                                </w:rPr>
+                                <w:t xml:space="preserve"> </w:t>
+                              </w:r>
+                              <m:oMath>
+                                <m:r>
+                                  <w:rPr>
+                                    <w:rFonts w:ascii="Cambria Math" w:hAnsi="Cambria Math"/>
+                                    <w:color w:val="000000" w:themeColor="text1"/>
+                                  </w:rPr>
+                                  <m:t>r/D =Ω/D=1</m:t>
+                                </m:r>
+                              </m:oMath>
+                              <w:r>
+                                <w:rPr>
+                                  <w:rFonts w:ascii="Times" w:hAnsi="Times"/>
+                                  <w:color w:val="000000" w:themeColor="text1"/>
+                                </w:rPr>
+                                <w:t>,</w:t>
+                              </w:r>
+                              <w:r>
+                                <w:rPr>
+                                  <w:rFonts w:ascii="Times" w:hAnsi="Times"/>
+                                  <w:color w:val="000000" w:themeColor="text1"/>
+                                </w:rPr>
+                                <w:t xml:space="preserve"> </w:t>
+                              </w:r>
+                              <m:oMath>
+                                <m:sSub>
+                                  <m:sSubPr>
+                                    <m:ctrlPr>
+                                      <w:rPr>
+                                        <w:rFonts w:ascii="Cambria Math" w:hAnsi="Cambria Math"/>
+                                        <w:color w:val="000000" w:themeColor="text1"/>
+                                      </w:rPr>
+                                    </m:ctrlPr>
+                                  </m:sSubPr>
+                                  <m:e>
+                                    <m:r>
+                                      <w:rPr>
+                                        <w:rFonts w:ascii="Cambria Math" w:hAnsi="Cambria Math"/>
+                                        <w:color w:val="000000" w:themeColor="text1"/>
+                                      </w:rPr>
+                                      <m:t>L</m:t>
+                                    </m:r>
+                                  </m:e>
+                                  <m:sub>
+                                    <m:r>
+                                      <w:rPr>
+                                        <w:rFonts w:ascii="Cambria Math" w:hAnsi="Cambria Math"/>
+                                        <w:color w:val="000000" w:themeColor="text1"/>
+                                      </w:rPr>
+                                      <m:t>x</m:t>
+                                    </m:r>
+                                  </m:sub>
+                                </m:sSub>
+                                <m:r>
+                                  <w:rPr>
+                                    <w:rFonts w:ascii="Cambria Math" w:hAnsi="Cambria Math"/>
+                                    <w:color w:val="000000" w:themeColor="text1"/>
+                                  </w:rPr>
+                                  <m:t>=</m:t>
+                                </m:r>
+                                <m:sSub>
+                                  <m:sSubPr>
+                                    <m:ctrlPr>
+                                      <w:rPr>
+                                        <w:rFonts w:ascii="Cambria Math" w:hAnsi="Cambria Math"/>
+                                        <w:color w:val="000000" w:themeColor="text1"/>
+                                      </w:rPr>
+                                    </m:ctrlPr>
+                                  </m:sSubPr>
+                                  <m:e>
+                                    <m:r>
+                                      <w:rPr>
+                                        <w:rFonts w:ascii="Cambria Math" w:hAnsi="Cambria Math"/>
+                                        <w:color w:val="000000" w:themeColor="text1"/>
+                                      </w:rPr>
+                                      <m:t>L</m:t>
+                                    </m:r>
+                                  </m:e>
+                                  <m:sub>
+                                    <m:r>
+                                      <w:rPr>
+                                        <w:rFonts w:ascii="Cambria Math" w:hAnsi="Cambria Math"/>
+                                        <w:color w:val="000000" w:themeColor="text1"/>
+                                      </w:rPr>
+                                      <m:t>z</m:t>
+                                    </m:r>
+                                  </m:sub>
+                                </m:sSub>
+                                <m:r>
+                                  <w:rPr>
+                                    <w:rFonts w:ascii="Cambria Math" w:hAnsi="Cambria Math"/>
+                                    <w:color w:val="000000" w:themeColor="text1"/>
+                                  </w:rPr>
+                                  <m:t>=10</m:t>
+                                </m:r>
+                              </m:oMath>
+                              <w:r>
+                                <w:rPr>
+                                  <w:rFonts w:ascii="Times" w:hAnsi="Times"/>
+                                  <w:color w:val="000000" w:themeColor="text1"/>
+                                </w:rPr>
+                                <w:t xml:space="preserve">. </w:t>
+                              </w:r>
+                              <w:r>
+                                <w:rPr>
+                                  <w:rFonts w:ascii="Times" w:hAnsi="Times"/>
+                                  <w:color w:val="000000" w:themeColor="text1"/>
+                                </w:rPr>
+                                <w:t xml:space="preserve">Numerical solution is for </w:t>
+                              </w:r>
+                              <m:oMath>
+                                <m:r>
+                                  <w:rPr>
+                                    <w:rFonts w:ascii="Cambria Math" w:hAnsi="Cambria Math"/>
+                                    <w:color w:val="000000" w:themeColor="text1"/>
+                                  </w:rPr>
+                                  <m:t>(S6)</m:t>
+                                </m:r>
+                              </m:oMath>
+                              <w:r>
+                                <w:rPr>
+                                  <w:rFonts w:ascii="Times" w:hAnsi="Times"/>
+                                  <w:color w:val="000000" w:themeColor="text1"/>
+                                </w:rPr>
+                                <w:t>, based on stated boundary conditions. Far-field</w:t>
+                              </w:r>
+                              <m:oMath>
+                                <m:r>
+                                  <w:rPr>
+                                    <w:rFonts w:ascii="Cambria Math" w:hAnsi="Cambria Math"/>
+                                    <w:color w:val="000000" w:themeColor="text1"/>
+                                  </w:rPr>
+                                  <m:t>(S13)</m:t>
+                                </m:r>
+                              </m:oMath>
+                              <w:r>
+                                <w:rPr>
+                                  <w:rFonts w:ascii="Times" w:hAnsi="Times"/>
+                                  <w:color w:val="000000" w:themeColor="text1"/>
+                                </w:rPr>
+                                <w:t xml:space="preserve"> and near-field</w:t>
+                              </w:r>
+                              <m:oMath>
+                                <m:r>
+                                  <w:rPr>
+                                    <w:rFonts w:ascii="Cambria Math" w:hAnsi="Cambria Math"/>
+                                    <w:color w:val="000000" w:themeColor="text1"/>
+                                  </w:rPr>
+                                  <m:t>(S14)</m:t>
+                                </m:r>
+                              </m:oMath>
+                              <w:r>
+                                <w:rPr>
+                                  <w:rFonts w:ascii="Times" w:hAnsi="Times"/>
+                                  <w:color w:val="000000" w:themeColor="text1"/>
+                                </w:rPr>
+                                <w:t xml:space="preserve"> </w:t>
+                              </w:r>
+                              <w:r>
+                                <w:rPr>
+                                  <w:rFonts w:ascii="Times" w:hAnsi="Times"/>
+                                  <w:color w:val="000000" w:themeColor="text1"/>
+                                </w:rPr>
+                                <w:t>approximations</w:t>
+                              </w:r>
+                              <w:r>
+                                <w:rPr>
+                                  <w:rFonts w:ascii="Times" w:hAnsi="Times"/>
+                                  <w:color w:val="000000" w:themeColor="text1"/>
+                                </w:rPr>
+                                <w:t xml:space="preserve"> are plotted </w:t>
+                              </w:r>
+                              <w:r>
+                                <w:rPr>
+                                  <w:rFonts w:ascii="Times" w:hAnsi="Times"/>
+                                  <w:color w:val="000000" w:themeColor="text1"/>
+                                </w:rPr>
+                                <w:t>in</w:t>
+                              </w:r>
+                              <w:r>
+                                <w:rPr>
+                                  <w:rFonts w:ascii="Times" w:hAnsi="Times"/>
+                                  <w:color w:val="000000" w:themeColor="text1"/>
+                                </w:rPr>
+                                <w:t xml:space="preserve"> appropriate regime</w:t>
+                              </w:r>
+                              <w:r>
+                                <w:rPr>
+                                  <w:rFonts w:ascii="Times" w:hAnsi="Times"/>
+                                  <w:color w:val="000000" w:themeColor="text1"/>
+                                </w:rPr>
+                                <w:t>s</w:t>
+                              </w:r>
+                              <w:r>
+                                <w:rPr>
+                                  <w:rFonts w:ascii="Times" w:hAnsi="Times"/>
+                                  <w:color w:val="000000" w:themeColor="text1"/>
+                                </w:rPr>
+                                <w:t xml:space="preserve"> for the </w:t>
+                              </w:r>
+                              <m:oMath>
+                                <m:r>
+                                  <w:rPr>
+                                    <w:rFonts w:ascii="Cambria Math" w:hAnsi="Cambria Math"/>
+                                    <w:color w:val="000000" w:themeColor="text1"/>
+                                  </w:rPr>
+                                  <m:t>x&gt;0</m:t>
+                                </m:r>
+                              </m:oMath>
+                              <w:r>
+                                <w:rPr>
+                                  <w:rFonts w:ascii="Times" w:hAnsi="Times"/>
+                                  <w:color w:val="000000" w:themeColor="text1"/>
+                                </w:rPr>
+                                <w:t xml:space="preserve"> case.</w:t>
+                              </w:r>
+                            </w:p>
+                          </w:txbxContent>
+                        </wps:txbx>
+                        <wps:bodyPr rot="0" spcFirstLastPara="0" vertOverflow="overflow" horzOverflow="overflow" vert="horz" wrap="square" lIns="0" tIns="0" rIns="0" bIns="0" numCol="1" spcCol="0" rtlCol="0" fromWordArt="0" anchor="t" anchorCtr="0" forceAA="0" compatLnSpc="1">
+                          <a:prstTxWarp prst="textNoShape">
+                            <a:avLst/>
+                          </a:prstTxWarp>
+                          <a:spAutoFit/>
+                        </wps:bodyPr>
+                      </wps:wsp>
+                      <pic:pic xmlns:pic="http://schemas.openxmlformats.org/drawingml/2006/picture">
+                        <pic:nvPicPr>
+                          <pic:cNvPr id="4" name="Picture 4"/>
+                          <pic:cNvPicPr>
+                            <a:picLocks noChangeAspect="1"/>
+                          </pic:cNvPicPr>
+                        </pic:nvPicPr>
+                        <pic:blipFill>
+                          <a:blip r:embed="rId7" cstate="print">
+                            <a:extLst>
+                              <a:ext uri="{28A0092B-C50C-407E-A947-70E740481C1C}">
+                                <a14:useLocalDpi xmlns:a14="http://schemas.microsoft.com/office/drawing/2010/main" val="0"/>
+                              </a:ext>
+                            </a:extLst>
+                          </a:blip>
+                          <a:stretch>
+                            <a:fillRect/>
+                          </a:stretch>
+                        </pic:blipFill>
+                        <pic:spPr>
+                          <a:xfrm>
+                            <a:off x="271131" y="0"/>
+                            <a:ext cx="4697730" cy="2994660"/>
+                          </a:xfrm>
+                          <a:prstGeom prst="rect">
+                            <a:avLst/>
+                          </a:prstGeom>
+                        </pic:spPr>
+                      </pic:pic>
+                    </wpg:wgp>
+                  </a:graphicData>
+                </a:graphic>
+              </wp:anchor>
+            </w:drawing>
+          </mc:Choice>
+          <mc:Fallback>
+            <w:pict>
+              <v:group w14:anchorId="7BF8C292" id="Group 1" o:spid="_x0000_s1027" style="position:absolute;left:0;text-align:left;margin-left:27.65pt;margin-top:0;width:412.6pt;height:290.2pt;z-index:251676672" coordsize="52400,36855" o:gfxdata="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">
+                <v:shape id="Text Box 5" o:spid="_x0000_s1028" type="#_x0000_t202" style="position:absolute;top:31470;width:52400;height:5385;visibility:visible;mso-wrap-style:square;v-text-anchor:top" o:gfxdata="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" stroked="f">
+                  <v:textbox style="mso-fit-shape-to-text:t" inset="0,0,0,0">
+                    <w:txbxContent>
+                      <w:p>
+                        <w:pPr>
+                          <w:pStyle w:val="Caption"/>
+                          <w:rPr>
+                            <w:rFonts w:ascii="Times" w:hAnsi="Times"/>
+                            <w:color w:val="000000" w:themeColor="text1"/>
+                          </w:rPr>
+                        </w:pPr>
+                        <w:r>
+                          <w:rPr>
+                            <w:rFonts w:ascii="Times" w:hAnsi="Times"/>
+                            <w:color w:val="000000" w:themeColor="text1"/>
+                          </w:rPr>
+                          <w:t xml:space="preserve">Figure </w:t>
+                        </w:r>
+                        <w:r>
+                          <w:rPr>
+                            <w:rFonts w:ascii="Times" w:hAnsi="Times"/>
+                            <w:color w:val="000000" w:themeColor="text1"/>
+                          </w:rPr>
+                          <w:t>S</w:t>
+                        </w:r>
+                        <w:r>
+                          <w:rPr>
+                            <w:rFonts w:ascii="Times" w:hAnsi="Times"/>
+                            <w:color w:val="000000" w:themeColor="text1"/>
+                          </w:rPr>
+                          <w:fldChar w:fldCharType="begin"/>
+                        </w:r>
+                        <w:r>
+                          <w:rPr>
+                            <w:rFonts w:ascii="Times" w:hAnsi="Times"/>
+                            <w:color w:val="000000" w:themeColor="text1"/>
+                          </w:rPr>
+                          <w:instrText xml:space="preserve"> SEQ Figure \* ARABIC </w:instrText>
+                        </w:r>
+                        <w:r>
+                          <w:rPr>
+                            <w:rFonts w:ascii="Times" w:hAnsi="Times"/>
+                            <w:color w:val="000000" w:themeColor="text1"/>
+                          </w:rPr>
+                          <w:fldChar w:fldCharType="separate"/>
+                        </w:r>
+                        <w:r>
+                          <w:rPr>
+                            <w:rFonts w:ascii="Times" w:hAnsi="Times"/>
+                            <w:noProof/>
+                            <w:color w:val="000000" w:themeColor="text1"/>
+                          </w:rPr>
+                          <w:t>2</w:t>
+                        </w:r>
+                        <w:r>
+                          <w:rPr>
+                            <w:rFonts w:ascii="Times" w:hAnsi="Times"/>
+                            <w:color w:val="000000" w:themeColor="text1"/>
+                          </w:rPr>
+                          <w:fldChar w:fldCharType="end"/>
+                        </w:r>
+                        <w:r>
+                          <w:rPr>
+                            <w:rFonts w:ascii="Times" w:hAnsi="Times"/>
+                            <w:color w:val="000000" w:themeColor="text1"/>
+                          </w:rPr>
+                          <w:t>: Analytical and numerical solution</w:t>
+                        </w:r>
+                        <w:r>
+                          <w:rPr>
+                            <w:rFonts w:ascii="Times" w:hAnsi="Times"/>
+                            <w:color w:val="000000" w:themeColor="text1"/>
+                          </w:rPr>
+                          <w:t>s</w:t>
+                        </w:r>
+                        <w:r>
+                          <w:rPr>
+                            <w:rFonts w:ascii="Times" w:hAnsi="Times"/>
+                            <w:color w:val="000000" w:themeColor="text1"/>
+                          </w:rPr>
+                          <w:t xml:space="preserve"> </w:t>
+                        </w:r>
+                        <m:oMath>
+                          <m:r>
+                            <w:rPr>
+                              <w:rFonts w:ascii="Cambria Math" w:hAnsi="Cambria Math"/>
+                              <w:color w:val="000000" w:themeColor="text1"/>
+                            </w:rPr>
+                            <m:t>c</m:t>
+                          </m:r>
+                          <m:d>
+                            <m:dPr>
+                              <m:ctrlPr>
+                                <w:rPr>
+                                  <w:rFonts w:ascii="Cambria Math" w:hAnsi="Cambria Math"/>
+                                  <w:color w:val="000000" w:themeColor="text1"/>
+                                </w:rPr>
+                              </m:ctrlPr>
+                            </m:dPr>
+                            <m:e>
+                              <m:r>
+                                <w:rPr>
+                                  <w:rFonts w:ascii="Cambria Math" w:hAnsi="Cambria Math"/>
+                                  <w:color w:val="000000" w:themeColor="text1"/>
+                                </w:rPr>
+                                <m:t>x,z=0</m:t>
+                              </m:r>
+                            </m:e>
+                          </m:d>
+                        </m:oMath>
+                        <w:r>
+                          <w:rPr>
+                            <w:rFonts w:ascii="Times" w:hAnsi="Times"/>
+                            <w:color w:val="000000" w:themeColor="text1"/>
+                          </w:rPr>
+                          <w:t>, for parameter</w:t>
+                        </w:r>
+                        <w:r>
+                          <w:rPr>
+                            <w:rFonts w:ascii="Times" w:hAnsi="Times"/>
+                            <w:color w:val="000000" w:themeColor="text1"/>
+                          </w:rPr>
+                          <w:t xml:space="preserve"> values</w:t>
+                        </w:r>
+                        <w:r>
+                          <w:rPr>
+                            <w:rFonts w:ascii="Times" w:hAnsi="Times"/>
+                            <w:color w:val="000000" w:themeColor="text1"/>
+                          </w:rPr>
+                          <w:t xml:space="preserve"> </w:t>
+                        </w:r>
+                        <m:oMath>
+                          <m:r>
+                            <w:rPr>
+                              <w:rFonts w:ascii="Cambria Math" w:hAnsi="Cambria Math"/>
+                              <w:color w:val="000000" w:themeColor="text1"/>
+                            </w:rPr>
+                            <m:t>r/D =Ω/D=1</m:t>
+                          </m:r>
+                        </m:oMath>
+                        <w:r>
+                          <w:rPr>
+                            <w:rFonts w:ascii="Times" w:hAnsi="Times"/>
+                            <w:color w:val="000000" w:themeColor="text1"/>
+                          </w:rPr>
+                          <w:t>,</w:t>
+                        </w:r>
+                        <w:r>
+                          <w:rPr>
+                            <w:rFonts w:ascii="Times" w:hAnsi="Times"/>
+                            <w:color w:val="000000" w:themeColor="text1"/>
+                          </w:rPr>
+                          <w:t xml:space="preserve"> </w:t>
+                        </w:r>
+                        <m:oMath>
+                          <m:sSub>
+                            <m:sSubPr>
+                              <m:ctrlPr>
+                                <w:rPr>
+                                  <w:rFonts w:ascii="Cambria Math" w:hAnsi="Cambria Math"/>
+                                  <w:color w:val="000000" w:themeColor="text1"/>
+                                </w:rPr>
+                              </m:ctrlPr>
+                            </m:sSubPr>
+                            <m:e>
+                              <m:r>
+                                <w:rPr>
+                                  <w:rFonts w:ascii="Cambria Math" w:hAnsi="Cambria Math"/>
+                                  <w:color w:val="000000" w:themeColor="text1"/>
+                                </w:rPr>
+                                <m:t>L</m:t>
+                              </m:r>
+                            </m:e>
+                            <m:sub>
+                              <m:r>
+                                <w:rPr>
+                                  <w:rFonts w:ascii="Cambria Math" w:hAnsi="Cambria Math"/>
+                                  <w:color w:val="000000" w:themeColor="text1"/>
+                                </w:rPr>
+                                <m:t>x</m:t>
+                              </m:r>
+                            </m:sub>
+                          </m:sSub>
+                          <m:r>
+                            <w:rPr>
+                              <w:rFonts w:ascii="Cambria Math" w:hAnsi="Cambria Math"/>
+                              <w:color w:val="000000" w:themeColor="text1"/>
+                            </w:rPr>
+                            <m:t>=</m:t>
+                          </m:r>
+                          <m:sSub>
+                            <m:sSubPr>
+                              <m:ctrlPr>
+                                <w:rPr>
+                                  <w:rFonts w:ascii="Cambria Math" w:hAnsi="Cambria Math"/>
+                                  <w:color w:val="000000" w:themeColor="text1"/>
+                                </w:rPr>
+                              </m:ctrlPr>
+                            </m:sSubPr>
+                            <m:e>
+                              <m:r>
+                                <w:rPr>
+                                  <w:rFonts w:ascii="Cambria Math" w:hAnsi="Cambria Math"/>
+                                  <w:color w:val="000000" w:themeColor="text1"/>
+                                </w:rPr>
+                                <m:t>L</m:t>
+                              </m:r>
+                            </m:e>
+                            <m:sub>
+                              <m:r>
+                                <w:rPr>
+                                  <w:rFonts w:ascii="Cambria Math" w:hAnsi="Cambria Math"/>
+                                  <w:color w:val="000000" w:themeColor="text1"/>
+                                </w:rPr>
+                                <m:t>z</m:t>
+                              </m:r>
+                            </m:sub>
+                          </m:sSub>
+                          <m:r>
+                            <w:rPr>
+                              <w:rFonts w:ascii="Cambria Math" w:hAnsi="Cambria Math"/>
+                              <w:color w:val="000000" w:themeColor="text1"/>
+                            </w:rPr>
+                            <m:t>=10</m:t>
+                          </m:r>
+                        </m:oMath>
+                        <w:r>
+                          <w:rPr>
+                            <w:rFonts w:ascii="Times" w:hAnsi="Times"/>
+                            <w:color w:val="000000" w:themeColor="text1"/>
+                          </w:rPr>
+                          <w:t xml:space="preserve">. </w:t>
+                        </w:r>
+                        <w:r>
+                          <w:rPr>
+                            <w:rFonts w:ascii="Times" w:hAnsi="Times"/>
+                            <w:color w:val="000000" w:themeColor="text1"/>
+                          </w:rPr>
+                          <w:t xml:space="preserve">Numerical solution is for </w:t>
+                        </w:r>
+                        <m:oMath>
+                          <m:r>
+                            <w:rPr>
+                              <w:rFonts w:ascii="Cambria Math" w:hAnsi="Cambria Math"/>
+                              <w:color w:val="000000" w:themeColor="text1"/>
+                            </w:rPr>
+                            <m:t>(S6)</m:t>
+                          </m:r>
+                        </m:oMath>
+                        <w:r>
+                          <w:rPr>
+                            <w:rFonts w:ascii="Times" w:hAnsi="Times"/>
+                            <w:color w:val="000000" w:themeColor="text1"/>
+                          </w:rPr>
+                          <w:t>, based on stated boundary conditions. Far-field</w:t>
+                        </w:r>
+                        <m:oMath>
+                          <m:r>
+                            <w:rPr>
+                              <w:rFonts w:ascii="Cambria Math" w:hAnsi="Cambria Math"/>
+                              <w:color w:val="000000" w:themeColor="text1"/>
+                            </w:rPr>
+                            <m:t>(S13)</m:t>
+                          </m:r>
+                        </m:oMath>
+                        <w:r>
+                          <w:rPr>
+                            <w:rFonts w:ascii="Times" w:hAnsi="Times"/>
+                            <w:color w:val="000000" w:themeColor="text1"/>
+                          </w:rPr>
+                          <w:t xml:space="preserve"> and near-field</w:t>
+                        </w:r>
+                        <m:oMath>
+                          <m:r>
+                            <w:rPr>
+                              <w:rFonts w:ascii="Cambria Math" w:hAnsi="Cambria Math"/>
+                              <w:color w:val="000000" w:themeColor="text1"/>
+                            </w:rPr>
+                            <m:t>(S14)</m:t>
+                          </m:r>
+                        </m:oMath>
+                        <w:r>
+                          <w:rPr>
+                            <w:rFonts w:ascii="Times" w:hAnsi="Times"/>
+                            <w:color w:val="000000" w:themeColor="text1"/>
+                          </w:rPr>
+                          <w:t xml:space="preserve"> </w:t>
+                        </w:r>
+                        <w:r>
+                          <w:rPr>
+                            <w:rFonts w:ascii="Times" w:hAnsi="Times"/>
+                            <w:color w:val="000000" w:themeColor="text1"/>
+                          </w:rPr>
+                          <w:t>approximations</w:t>
+                        </w:r>
+                        <w:r>
+                          <w:rPr>
+                            <w:rFonts w:ascii="Times" w:hAnsi="Times"/>
+                            <w:color w:val="000000" w:themeColor="text1"/>
+                          </w:rPr>
+                          <w:t xml:space="preserve"> are plotted </w:t>
+                        </w:r>
+                        <w:r>
+                          <w:rPr>
+                            <w:rFonts w:ascii="Times" w:hAnsi="Times"/>
+                            <w:color w:val="000000" w:themeColor="text1"/>
+                          </w:rPr>
+                          <w:t>in</w:t>
+                        </w:r>
+                        <w:r>
+                          <w:rPr>
+                            <w:rFonts w:ascii="Times" w:hAnsi="Times"/>
+                            <w:color w:val="000000" w:themeColor="text1"/>
+                          </w:rPr>
+                          <w:t xml:space="preserve"> appropriate regime</w:t>
+                        </w:r>
+                        <w:r>
+                          <w:rPr>
+                            <w:rFonts w:ascii="Times" w:hAnsi="Times"/>
+                            <w:color w:val="000000" w:themeColor="text1"/>
+                          </w:rPr>
+                          <w:t>s</w:t>
+                        </w:r>
+                        <w:r>
+                          <w:rPr>
+                            <w:rFonts w:ascii="Times" w:hAnsi="Times"/>
+                            <w:color w:val="000000" w:themeColor="text1"/>
+                          </w:rPr>
+                          <w:t xml:space="preserve"> for the </w:t>
+                        </w:r>
+                        <m:oMath>
+                          <m:r>
+                            <w:rPr>
+                              <w:rFonts w:ascii="Cambria Math" w:hAnsi="Cambria Math"/>
+                              <w:color w:val="000000" w:themeColor="text1"/>
+                            </w:rPr>
+                            <m:t>x&gt;0</m:t>
+                          </m:r>
+                        </m:oMath>
+                        <w:r>
+                          <w:rPr>
+                            <w:rFonts w:ascii="Times" w:hAnsi="Times"/>
+                            <w:color w:val="000000" w:themeColor="text1"/>
+                          </w:rPr>
+                          <w:t xml:space="preserve"> case.</w:t>
+                        </w:r>
+                      </w:p>
+                    </w:txbxContent>
+                  </v:textbox>
+                </v:shape>
+                <v:shapetype id="_x0000_t75" coordsize="21600,21600" o:spt="75" o:preferrelative="t" path="m@4@5l@4@11@9@11@9@5xe" filled="f" stroked="f">
+                  <v:stroke joinstyle="miter"/>
+                  <v:formulas>
+                    <v:f eqn="if lineDrawn pixelLineWidth 0"/>
+                    <v:f eqn="sum @0 1 0"/>
+                    <v:f eqn="sum 0 0 @1"/>
+                    <v:f eqn="prod @2 1 2"/>
+                    <v:f eqn="prod @3 21600 pixelWidth"/>
+                    <v:f eqn="prod @3 21600 pixelHeight"/>
+                    <v:f eqn="sum @0 0 1"/>
+                    <v:f eqn="prod @6 1 2"/>
+                    <v:f eqn="prod @7 21600 pixelWidth"/>
+                    <v:f eqn="sum @8 21600 0"/>
+                    <v:f eqn="prod @7 21600 pixelHeight"/>
+                    <v:f eqn="sum @10 21600 0"/>
+                  </v:formulas>
+                  <v:path o:extrusionok="f" gradientshapeok="t" o:connecttype="rect"/>
+                  <o:lock v:ext="edit" aspectratio="t"/>
+                </v:shapetype>
+                <v:shape id="Picture 4" o:spid="_x0000_s1029" type="#_x0000_t75" style="position:absolute;left:2711;width:46977;height:29946;visibility:visible;mso-wrap-style:square" o:gfxdata="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">
+                  <v:imagedata r:id="rId8" o:title=""/>
+                </v:shape>
+                <w10:wrap type="square"/>
+              </v:group>
+            </w:pict>
+          </mc:Fallback>
+        </mc:AlternateContent>
+      </w:r>
+      <w:r>
+        <w:rPr>
+          <w:rFonts w:ascii="Times" w:hAnsi="Times"/>
+          <w:color w:val="000000" w:themeColor="text1"/>
+        </w:rPr>
+        <w:t>the absorption flux</w:t>
+      </w:r>
+      <w:r>
+        <w:rPr>
+          <w:rFonts w:ascii="Times" w:hAnsi="Times"/>
+          <w:color w:val="000000" w:themeColor="text1"/>
+        </w:rPr>
+        <w:t xml:space="preserve"> </w:t>
+      </w:r>
+      <w:r>
+        <w:rPr>
+          <w:rFonts w:ascii="Times" w:hAnsi="Times"/>
+          <w:color w:val="000000" w:themeColor="text1"/>
+        </w:rPr>
+        <w:t>also implicitly assumes a weak spatial dependence of the steady state concentration</w:t>
+      </w:r>
+      <w:r>
+        <w:rPr>
+          <w:rFonts w:ascii="Times" w:hAnsi="Times"/>
+          <w:color w:val="000000" w:themeColor="text1"/>
+        </w:rPr>
+        <w:t xml:space="preserve"> relative to the microscopic length-scales (an assumption that breaks down as </w:t>
+      </w:r>
+      <m:oMath>
+        <m:r>
+          <w:rPr>
+            <w:rFonts w:ascii="Cambria Math" w:hAnsi="Cambria Math"/>
+            <w:color w:val="000000" w:themeColor="text1"/>
+          </w:rPr>
+          <m:t>x→0</m:t>
+        </m:r>
+      </m:oMath>
+      <w:r>
+        <w:rPr>
+          <w:rFonts w:ascii="Times" w:hAnsi="Times"/>
+          <w:color w:val="000000" w:themeColor="text1"/>
+        </w:rPr>
+        <w:t>)</w:t>
+      </w:r>
+      <w:r>
+        <w:rPr>
+          <w:rFonts w:ascii="Times" w:hAnsi="Times"/>
+          <w:color w:val="000000" w:themeColor="text1"/>
+        </w:rPr>
+        <w:t xml:space="preserve">. </w:t>
+      </w:r>
+      <w:r>
+        <w:rPr>
+          <w:rFonts w:ascii="Times" w:hAnsi="Times"/>
+          <w:color w:val="000000" w:themeColor="text1"/>
+        </w:rPr>
+        <w:t xml:space="preserve">Therefore, </w:t>
+      </w:r>
+      <w:r>
+        <w:rPr>
+          <w:rFonts w:ascii="Times" w:hAnsi="Times"/>
+          <w:color w:val="000000" w:themeColor="text1"/>
+        </w:rPr>
+        <w:t>we see that macroscopic uptake can be translated to the microscopic picture</w:t>
+      </w:r>
+      <w:r>
+        <w:rPr>
+          <w:rFonts w:ascii="Times" w:hAnsi="Times"/>
+          <w:color w:val="000000" w:themeColor="text1"/>
+        </w:rPr>
+        <w:t xml:space="preserve"> as</w:t>
+      </w:r>
+      <w:r>
+        <w:rPr>
+          <w:rFonts w:ascii="Times" w:hAnsi="Times"/>
+          <w:color w:val="000000" w:themeColor="text1"/>
+        </w:rPr>
+        <w:t xml:space="preserve"> </w:t>
+      </w:r>
+      <m:oMath>
+        <m:acc>
+          <m:accPr>
+            <m:chr m:val="̃"/>
+            <m:ctrlPr>
+              <w:rPr>
+                <w:rFonts w:ascii="Cambria Math" w:hAnsi="Cambria Math"/>
+                <w:i/>
+                <w:color w:val="000000" w:themeColor="text1"/>
+              </w:rPr>
+            </m:ctrlPr>
+          </m:accPr>
+          <m:e>
+            <m:r>
+              <m:rPr>
+                <m:sty m:val="p"/>
+              </m:rPr>
+              <w:rPr>
+                <w:rFonts w:ascii="Cambria Math" w:hAnsi="Cambria Math"/>
+                <w:color w:val="000000" w:themeColor="text1"/>
+              </w:rPr>
+              <m:t>Ω</m:t>
+            </m:r>
+          </m:e>
+        </m:acc>
+        <m:r>
+          <m:rPr>
+            <m:sty m:val="p"/>
+          </m:rPr>
+          <w:rPr>
+            <w:rFonts w:ascii="Cambria Math" w:hAnsi="Cambria Math"/>
+            <w:color w:val="000000" w:themeColor="text1"/>
+          </w:rPr>
+          <m:t>=</m:t>
+        </m:r>
+        <m:r>
+          <w:rPr>
+            <w:rFonts w:ascii="Cambria Math" w:hAnsi="Cambria Math"/>
+            <w:color w:val="000000" w:themeColor="text1"/>
+          </w:rPr>
+          <m:t>s</m:t>
+        </m:r>
+        <m:sSub>
+          <m:sSubPr>
+            <m:ctrlPr>
+              <w:rPr>
+                <w:rFonts w:ascii="Cambria Math" w:hAnsi="Cambria Math"/>
+                <w:i/>
+                <w:color w:val="000000" w:themeColor="text1"/>
+              </w:rPr>
+            </m:ctrlPr>
+          </m:sSubPr>
+          <m:e>
+            <m:r>
+              <w:rPr>
+                <w:rFonts w:ascii="Cambria Math" w:hAnsi="Cambria Math"/>
+                <w:color w:val="000000" w:themeColor="text1"/>
+              </w:rPr>
+              <m:t>R</m:t>
+            </m:r>
+          </m:e>
+          <m:sub>
+            <m:r>
+              <w:rPr>
+                <w:rFonts w:ascii="Cambria Math" w:hAnsi="Cambria Math"/>
+                <w:color w:val="000000" w:themeColor="text1"/>
+              </w:rPr>
+              <m:t>a</m:t>
+            </m:r>
+          </m:sub>
+        </m:sSub>
+        <m:r>
+          <w:rPr>
+            <w:rFonts w:ascii="Cambria Math" w:hAnsi="Cambria Math"/>
+            <w:color w:val="000000" w:themeColor="text1"/>
+          </w:rPr>
+          <m:t>Df,</m:t>
+        </m:r>
+      </m:oMath>
+      <w:r>
+        <w:rPr>
+          <w:rFonts w:ascii="Times" w:hAnsi="Times"/>
+          <w:iCs/>
+          <w:color w:val="000000" w:themeColor="text1"/>
+        </w:rPr>
+        <w:t xml:space="preserve"> </w:t>
+      </w:r>
+      <w:r>
+        <w:rPr>
+          <w:rFonts w:ascii="Times" w:hAnsi="Times"/>
+          <w:color w:val="000000" w:themeColor="text1"/>
+        </w:rPr>
+        <w:t xml:space="preserve">and </w:t>
+      </w:r>
+      <w:r>
+        <w:rPr>
+          <w:rFonts w:ascii="Times" w:hAnsi="Times"/>
+          <w:color w:val="000000" w:themeColor="text1"/>
+        </w:rPr>
+        <w:t>we find the length scale in term</w:t>
+      </w:r>
+      <w:r>
+        <w:rPr>
+          <w:rFonts w:ascii="Times" w:hAnsi="Times"/>
+          <w:color w:val="000000" w:themeColor="text1"/>
+        </w:rPr>
+        <w:t>s</w:t>
+      </w:r>
+      <w:r>
+        <w:rPr>
+          <w:rFonts w:ascii="Times" w:hAnsi="Times"/>
+          <w:color w:val="000000" w:themeColor="text1"/>
+        </w:rPr>
+        <w:t xml:space="preserve"> of the microscopic parameters</w:t>
+      </w:r>
+    </w:p>
+    <w:p>
+      <w:pPr>
+        <w:spacing w:line="360" w:lineRule="auto"/>
+        <w:jc w:val="both"/>
+        <w:rPr>
+          <w:rFonts w:ascii="Times" w:hAnsi="Times"/>
+          <w:color w:val="000000" w:themeColor="text1"/>
+        </w:rPr>
+      </w:pPr>
+      <m:oMathPara>
+        <m:oMath>
+          <m:eqArr>
+            <m:eqArrPr>
+              <m:maxDist m:val="1"/>
+              <m:ctrlPr>
+                <w:rPr>
+                  <w:rFonts w:ascii="Cambria Math" w:hAnsi="Cambria Math"/>
+                  <w:i/>
+                  <w:color w:val="000000" w:themeColor="text1"/>
+                </w:rPr>
+              </m:ctrlPr>
+            </m:eqArrPr>
+            <m:e>
+              <m:sSub>
+                <m:sSubPr>
+                  <m:ctrlPr>
+                    <w:rPr>
+                      <w:rFonts w:ascii="Cambria Math" w:hAnsi="Cambria Math"/>
+                      <w:i/>
+                      <w:color w:val="000000" w:themeColor="text1"/>
+                    </w:rPr>
+                  </m:ctrlPr>
+                </m:sSubPr>
+                <m:e>
+                  <m:r>
+                    <w:rPr>
+                      <w:rFonts w:ascii="Cambria Math" w:hAnsi="Cambria Math"/>
+                      <w:color w:val="000000" w:themeColor="text1"/>
+                    </w:rPr>
+                    <m:t>λ</m:t>
+                  </m:r>
+                </m:e>
+                <m:sub>
+                  <m:r>
+                    <w:rPr>
+                      <w:rFonts w:ascii="Cambria Math" w:hAnsi="Cambria Math"/>
+                      <w:color w:val="000000" w:themeColor="text1"/>
+                    </w:rPr>
+                    <m:t>α</m:t>
+                  </m:r>
+                </m:sub>
+              </m:sSub>
+              <m:r>
+                <w:rPr>
+                  <w:rFonts w:ascii="Cambria Math" w:hAnsi="Cambria Math"/>
+                  <w:color w:val="000000" w:themeColor="text1"/>
+                </w:rPr>
+                <m:t>=</m:t>
+              </m:r>
+              <m:f>
+                <m:fPr>
+                  <m:ctrlPr>
+                    <w:rPr>
+                      <w:rFonts w:ascii="Cambria Math" w:hAnsi="Cambria Math"/>
+                      <w:i/>
+                      <w:color w:val="000000" w:themeColor="text1"/>
+                    </w:rPr>
+                  </m:ctrlPr>
+                </m:fPr>
+                <m:num>
+                  <m:r>
+                    <w:rPr>
+                      <w:rFonts w:ascii="Cambria Math" w:hAnsi="Cambria Math"/>
+                      <w:color w:val="000000" w:themeColor="text1"/>
+                    </w:rPr>
+                    <m:t>1</m:t>
+                  </m:r>
+                </m:num>
+                <m:den>
+                  <m:r>
+                    <w:rPr>
+                      <w:rFonts w:ascii="Cambria Math" w:hAnsi="Cambria Math"/>
+                      <w:color w:val="000000" w:themeColor="text1"/>
+                    </w:rPr>
+                    <m:t>s</m:t>
+                  </m:r>
+                  <m:sSub>
+                    <m:sSubPr>
+                      <m:ctrlPr>
+                        <w:rPr>
+                          <w:rFonts w:ascii="Cambria Math" w:hAnsi="Cambria Math"/>
+                          <w:i/>
+                          <w:color w:val="000000" w:themeColor="text1"/>
+                        </w:rPr>
+                      </m:ctrlPr>
+                    </m:sSubPr>
+                    <m:e>
+                      <m:r>
+                        <w:rPr>
+                          <w:rFonts w:ascii="Cambria Math" w:hAnsi="Cambria Math"/>
+                          <w:color w:val="000000" w:themeColor="text1"/>
+                        </w:rPr>
+                        <m:t>R</m:t>
+                      </m:r>
+                    </m:e>
+                    <m:sub>
+                      <m:r>
+                        <w:rPr>
+                          <w:rFonts w:ascii="Cambria Math" w:hAnsi="Cambria Math"/>
+                          <w:color w:val="000000" w:themeColor="text1"/>
+                        </w:rPr>
+                        <m:t>A</m:t>
+                      </m:r>
+                    </m:sub>
+                  </m:sSub>
+                  <m:sSub>
+                    <m:sSubPr>
+                      <m:ctrlPr>
+                        <w:rPr>
+                          <w:rFonts w:ascii="Cambria Math" w:hAnsi="Cambria Math"/>
+                          <w:i/>
+                          <w:color w:val="000000" w:themeColor="text1"/>
+                        </w:rPr>
+                      </m:ctrlPr>
+                    </m:sSubPr>
+                    <m:e>
+                      <m:r>
+                        <w:rPr>
+                          <w:rFonts w:ascii="Cambria Math" w:hAnsi="Cambria Math"/>
+                          <w:color w:val="000000" w:themeColor="text1"/>
+                        </w:rPr>
+                        <m:t>ρ</m:t>
+                      </m:r>
+                    </m:e>
+                    <m:sub>
+                      <m:r>
+                        <w:rPr>
+                          <w:rFonts w:ascii="Cambria Math" w:hAnsi="Cambria Math"/>
+                          <w:color w:val="000000" w:themeColor="text1"/>
+                        </w:rPr>
+                        <m:t>A</m:t>
+                      </m:r>
+                    </m:sub>
+                  </m:sSub>
+                  <m:r>
+                    <w:rPr>
+                      <w:rFonts w:ascii="Cambria Math" w:hAnsi="Cambria Math"/>
+                      <w:color w:val="000000" w:themeColor="text1"/>
+                    </w:rPr>
+                    <m:t>f</m:t>
+                  </m:r>
+                </m:den>
+              </m:f>
+              <m:r>
+                <w:rPr>
+                  <w:rFonts w:ascii="Cambria Math" w:hAnsi="Cambria Math"/>
+                  <w:color w:val="000000" w:themeColor="text1"/>
+                </w:rPr>
+                <m:t>.#</m:t>
+              </m:r>
+              <m:d>
+                <m:dPr>
+                  <m:ctrlPr>
+                    <w:rPr>
+                      <w:rFonts w:ascii="Cambria Math" w:hAnsi="Cambria Math"/>
+                      <w:i/>
+                      <w:color w:val="000000" w:themeColor="text1"/>
+                    </w:rPr>
+                  </m:ctrlPr>
+                </m:dPr>
+                <m:e>
+                  <m:r>
+                    <w:rPr>
+                      <w:rFonts w:ascii="Cambria Math" w:hAnsi="Cambria Math"/>
+                      <w:color w:val="000000" w:themeColor="text1"/>
+                    </w:rPr>
+                    <m:t>S15</m:t>
+                  </m:r>
+                </m:e>
+              </m:d>
+            </m:e>
+          </m:eqArr>
+        </m:oMath>
+      </m:oMathPara>
+    </w:p>
+    <w:p>
+      <w:pPr>
+        <w:spacing w:line="360" w:lineRule="auto"/>
+        <w:jc w:val="both"/>
+        <w:rPr>
+          <w:rFonts w:ascii="Times" w:hAnsi="Times"/>
+          <w:color w:val="000000" w:themeColor="text1"/>
+        </w:rPr>
+      </w:pPr>
+      <w:r>
+        <w:rPr>
+          <w:rFonts w:ascii="Times" w:hAnsi="Times"/>
+          <w:color w:val="000000" w:themeColor="text1"/>
+        </w:rPr>
+        <w:t xml:space="preserve">This result </w:t>
+      </w:r>
+      <w:r>
+        <w:rPr>
+          <w:rFonts w:ascii="Times" w:hAnsi="Times"/>
+          <w:color w:val="000000" w:themeColor="text1"/>
+        </w:rPr>
+        <w:t>suggests</w:t>
+      </w:r>
+      <w:r>
+        <w:rPr>
+          <w:rFonts w:ascii="Times" w:hAnsi="Times"/>
+          <w:color w:val="000000" w:themeColor="text1"/>
+        </w:rPr>
+        <w:t xml:space="preserve"> that </w:t>
+      </w:r>
+      <m:oMath>
+        <m:sSub>
+          <m:sSubPr>
+            <m:ctrlPr>
+              <w:rPr>
+                <w:rFonts w:ascii="Cambria Math" w:hAnsi="Cambria Math"/>
+                <w:i/>
+                <w:color w:val="000000" w:themeColor="text1"/>
+              </w:rPr>
+            </m:ctrlPr>
+          </m:sSubPr>
+          <m:e>
+            <m:r>
+              <w:rPr>
+                <w:rFonts w:ascii="Cambria Math" w:hAnsi="Cambria Math"/>
+                <w:color w:val="000000" w:themeColor="text1"/>
+              </w:rPr>
+              <m:t>λ</m:t>
+            </m:r>
+          </m:e>
+          <m:sub>
+            <m:r>
+              <w:rPr>
+                <w:rFonts w:ascii="Cambria Math" w:hAnsi="Cambria Math"/>
+                <w:color w:val="000000" w:themeColor="text1"/>
+              </w:rPr>
+              <m:t>α</m:t>
+            </m:r>
+          </m:sub>
+        </m:sSub>
+        <m:r>
+          <w:rPr>
+            <w:rFonts w:ascii="Cambria Math" w:hAnsi="Cambria Math"/>
+            <w:color w:val="000000" w:themeColor="text1"/>
+          </w:rPr>
+          <m:t xml:space="preserve"> </m:t>
+        </m:r>
+      </m:oMath>
+      <w:r>
+        <w:rPr>
+          <w:rFonts w:ascii="Times" w:hAnsi="Times"/>
+          <w:color w:val="000000" w:themeColor="text1"/>
+        </w:rPr>
+        <w:t>is</w:t>
+      </w:r>
+      <w:r>
+        <w:rPr>
+          <w:rFonts w:ascii="Times" w:hAnsi="Times"/>
+          <w:color w:val="000000" w:themeColor="text1"/>
+        </w:rPr>
+        <w:t xml:space="preserve"> independent of </w:t>
+      </w:r>
+      <m:oMath>
+        <m:r>
+          <w:rPr>
+            <w:rFonts w:ascii="Cambria Math" w:hAnsi="Cambria Math"/>
+            <w:color w:val="000000" w:themeColor="text1"/>
+          </w:rPr>
+          <m:t>D</m:t>
+        </m:r>
+      </m:oMath>
+      <w:r>
+        <w:rPr>
+          <w:rFonts w:ascii="Times" w:hAnsi="Times"/>
+          <w:color w:val="000000" w:themeColor="text1"/>
+        </w:rPr>
+        <w:t>,</w:t>
+      </w:r>
+      <w:r>
+        <w:rPr>
+          <w:rFonts w:ascii="Times" w:hAnsi="Times"/>
+          <w:color w:val="000000" w:themeColor="text1"/>
+        </w:rPr>
+        <w:t xml:space="preserve"> </w:t>
+      </w:r>
+      <w:r>
+        <w:rPr>
+          <w:rFonts w:ascii="Times" w:hAnsi="Times"/>
+          <w:color w:val="000000" w:themeColor="text1"/>
+        </w:rPr>
+        <w:t xml:space="preserve">which </w:t>
+      </w:r>
+      <w:r>
+        <w:rPr>
+          <w:rFonts w:ascii="Times" w:hAnsi="Times"/>
+          <w:color w:val="000000" w:themeColor="text1"/>
+        </w:rPr>
+        <w:t>is an empirically verifiable prediction</w:t>
+      </w:r>
+      <w:r>
+        <w:rPr>
+          <w:rFonts w:ascii="Times" w:hAnsi="Times"/>
+          <w:color w:val="000000" w:themeColor="text1"/>
+        </w:rPr>
+        <w:t xml:space="preserve">. </w:t>
+      </w:r>
+      <w:r>
+        <w:rPr>
+          <w:rFonts w:ascii="Times" w:hAnsi="Times"/>
+          <w:color w:val="000000" w:themeColor="text1"/>
+        </w:rPr>
+        <w:t>By taking</w:t>
+      </w:r>
+      <w:r>
+        <w:rPr>
+          <w:rFonts w:ascii="Times" w:hAnsi="Times" w:hint="eastAsia"/>
+          <w:color w:val="000000" w:themeColor="text1"/>
+        </w:rPr>
+        <w:t xml:space="preserve"> the values</w:t>
+      </w:r>
+      <w:r>
+        <w:rPr>
+          <w:rFonts w:ascii="Times" w:hAnsi="Times"/>
+          <w:color w:val="000000" w:themeColor="text1"/>
+        </w:rPr>
+        <w:t xml:space="preserve"> </w:t>
+      </w:r>
+      <m:oMath>
+        <m:sSub>
+          <m:sSubPr>
+            <m:ctrlPr>
+              <w:rPr>
+                <w:rFonts w:ascii="Cambria Math" w:hAnsi="Cambria Math"/>
+                <w:i/>
+                <w:color w:val="000000" w:themeColor="text1"/>
+              </w:rPr>
+            </m:ctrlPr>
+          </m:sSubPr>
+          <m:e>
+            <m:r>
+              <w:rPr>
+                <w:rFonts w:ascii="Cambria Math" w:hAnsi="Cambria Math"/>
+                <w:color w:val="000000" w:themeColor="text1"/>
+              </w:rPr>
+              <m:t>λ</m:t>
+            </m:r>
+          </m:e>
+          <m:sub>
+            <m:r>
+              <w:rPr>
+                <w:rFonts w:ascii="Cambria Math" w:hAnsi="Cambria Math"/>
+                <w:color w:val="000000" w:themeColor="text1"/>
+              </w:rPr>
+              <m:t>α</m:t>
+            </m:r>
+          </m:sub>
+        </m:sSub>
+        <m:r>
+          <w:rPr>
+            <w:rFonts w:ascii="Cambria Math" w:hAnsi="Cambria Math"/>
+            <w:color w:val="000000" w:themeColor="text1"/>
+          </w:rPr>
+          <m:t>=600μm,</m:t>
+        </m:r>
+      </m:oMath>
+      <w:r>
+        <w:rPr>
+          <w:rFonts w:ascii="Times" w:hAnsi="Times"/>
+          <w:color w:val="000000" w:themeColor="text1"/>
+        </w:rPr>
+        <w:t xml:space="preserve"> </w:t>
+      </w:r>
+      <m:oMath>
+        <m:sSub>
+          <m:sSubPr>
+            <m:ctrlPr>
+              <w:rPr>
+                <w:rFonts w:ascii="Cambria Math" w:hAnsi="Cambria Math"/>
+                <w:i/>
+                <w:color w:val="000000" w:themeColor="text1"/>
+              </w:rPr>
+            </m:ctrlPr>
+          </m:sSubPr>
+          <m:e>
+            <m:r>
+              <w:rPr>
+                <w:rFonts w:ascii="Cambria Math" w:hAnsi="Cambria Math"/>
+                <w:color w:val="000000" w:themeColor="text1"/>
+              </w:rPr>
+              <m:t>R</m:t>
+            </m:r>
+          </m:e>
+          <m:sub>
+            <m:r>
+              <w:rPr>
+                <w:rFonts w:ascii="Cambria Math" w:hAnsi="Cambria Math"/>
+                <w:color w:val="000000" w:themeColor="text1"/>
+              </w:rPr>
+              <m:t>A</m:t>
+            </m:r>
+          </m:sub>
+        </m:sSub>
+        <m:r>
+          <w:rPr>
+            <w:rFonts w:ascii="Cambria Math" w:hAnsi="Cambria Math"/>
+            <w:color w:val="000000" w:themeColor="text1"/>
+          </w:rPr>
+          <m:t>=5μm,</m:t>
+        </m:r>
+      </m:oMath>
+      <w:r>
+        <w:rPr>
+          <w:rFonts w:ascii="Times" w:hAnsi="Times"/>
+          <w:color w:val="000000" w:themeColor="text1"/>
+        </w:rPr>
+        <w:t xml:space="preserve"> </w:t>
+      </w:r>
+      <m:oMath>
+        <m:sSub>
+          <m:sSubPr>
+            <m:ctrlPr>
+              <w:rPr>
+                <w:rFonts w:ascii="Cambria Math" w:hAnsi="Cambria Math"/>
+                <w:i/>
+                <w:color w:val="000000" w:themeColor="text1"/>
+              </w:rPr>
+            </m:ctrlPr>
+          </m:sSubPr>
+          <m:e>
+            <m:r>
+              <w:rPr>
+                <w:rFonts w:ascii="Cambria Math" w:hAnsi="Cambria Math"/>
+                <w:color w:val="000000" w:themeColor="text1"/>
+              </w:rPr>
+              <m:t>ρ</m:t>
+            </m:r>
+          </m:e>
+          <m:sub>
+            <m:r>
+              <w:rPr>
+                <w:rFonts w:ascii="Cambria Math" w:hAnsi="Cambria Math"/>
+                <w:color w:val="000000" w:themeColor="text1"/>
+              </w:rPr>
+              <m:t>A</m:t>
+            </m:r>
+          </m:sub>
+        </m:sSub>
+        <m:r>
+          <w:rPr>
+            <w:rFonts w:ascii="Cambria Math" w:hAnsi="Cambria Math"/>
+            <w:color w:val="000000" w:themeColor="text1"/>
+          </w:rPr>
+          <m:t>=0.01</m:t>
+        </m:r>
+        <m:sSup>
+          <m:sSupPr>
+            <m:ctrlPr>
+              <w:rPr>
+                <w:rFonts w:ascii="Cambria Math" w:hAnsi="Cambria Math"/>
+                <w:i/>
+                <w:color w:val="000000" w:themeColor="text1"/>
+              </w:rPr>
+            </m:ctrlPr>
+          </m:sSupPr>
+          <m:e>
+            <m:r>
+              <w:rPr>
+                <w:rFonts w:ascii="Cambria Math" w:hAnsi="Cambria Math"/>
+                <w:color w:val="000000" w:themeColor="text1"/>
+              </w:rPr>
+              <m:t>μm</m:t>
+            </m:r>
+          </m:e>
+          <m:sup>
+            <m:r>
+              <w:rPr>
+                <w:rFonts w:ascii="Cambria Math" w:hAnsi="Cambria Math"/>
+                <w:color w:val="000000" w:themeColor="text1"/>
+              </w:rPr>
+              <m:t>-2</m:t>
+            </m:r>
+          </m:sup>
+        </m:sSup>
+      </m:oMath>
+      <w:r>
+        <w:rPr>
+          <w:rFonts w:ascii="Times" w:hAnsi="Times"/>
+          <w:color w:val="000000" w:themeColor="text1"/>
+        </w:rPr>
+        <w:t xml:space="preserve">, we </w:t>
+      </w:r>
+      <w:r>
+        <w:rPr>
+          <w:rFonts w:ascii="Times" w:hAnsi="Times"/>
+          <w:color w:val="000000" w:themeColor="text1"/>
+        </w:rPr>
+        <w:t xml:space="preserve">use </w:t>
+      </w:r>
+      <m:oMath>
+        <m:r>
+          <w:rPr>
+            <w:rFonts w:ascii="Cambria Math" w:hAnsi="Cambria Math"/>
+            <w:color w:val="000000" w:themeColor="text1"/>
+          </w:rPr>
+          <m:t>(S15)</m:t>
+        </m:r>
+      </m:oMath>
+      <w:r>
+        <w:rPr>
+          <w:rFonts w:ascii="Times" w:hAnsi="Times"/>
+          <w:color w:val="000000" w:themeColor="text1"/>
+        </w:rPr>
+        <w:t xml:space="preserve"> </w:t>
+      </w:r>
+      <w:r>
+        <w:rPr>
+          <w:rFonts w:ascii="Times" w:hAnsi="Times"/>
+          <w:color w:val="000000" w:themeColor="text1"/>
+        </w:rPr>
+        <w:t xml:space="preserve">with </w:t>
+      </w:r>
+      <m:oMath>
+        <m:r>
+          <w:rPr>
+            <w:rFonts w:ascii="Cambria Math" w:hAnsi="Cambria Math"/>
+            <w:color w:val="000000" w:themeColor="text1"/>
+          </w:rPr>
+          <m:t>s=4π</m:t>
+        </m:r>
+      </m:oMath>
+      <w:r>
+        <w:rPr>
+          <w:rFonts w:ascii="Times" w:hAnsi="Times"/>
+          <w:color w:val="000000" w:themeColor="text1"/>
+        </w:rPr>
+        <w:t xml:space="preserve"> </w:t>
+      </w:r>
+      <w:r>
+        <w:rPr>
+          <w:rFonts w:ascii="Times" w:hAnsi="Times"/>
+          <w:color w:val="000000" w:themeColor="text1"/>
+        </w:rPr>
+        <w:t xml:space="preserve">to </w:t>
+      </w:r>
+      <w:r>
+        <w:rPr>
+          <w:rFonts w:ascii="Times" w:hAnsi="Times"/>
+          <w:color w:val="000000" w:themeColor="text1"/>
+        </w:rPr>
+        <w:t>estimate</w:t>
+      </w:r>
+      <w:r>
+        <w:rPr>
+          <w:rFonts w:ascii="Times" w:hAnsi="Times"/>
+          <w:color w:val="000000" w:themeColor="text1"/>
+        </w:rPr>
+        <w:t xml:space="preserve"> </w:t>
+      </w:r>
+      <m:oMath>
+        <m:r>
+          <w:rPr>
+            <w:rFonts w:ascii="Cambria Math" w:hAnsi="Cambria Math"/>
+            <w:color w:val="000000" w:themeColor="text1"/>
+          </w:rPr>
+          <m:t>f~</m:t>
+        </m:r>
+        <m:sSup>
+          <m:sSupPr>
+            <m:ctrlPr>
+              <w:rPr>
+                <w:rFonts w:ascii="Cambria Math" w:hAnsi="Cambria Math"/>
+                <w:i/>
+                <w:color w:val="000000" w:themeColor="text1"/>
+              </w:rPr>
+            </m:ctrlPr>
+          </m:sSupPr>
+          <m:e>
+            <m:r>
+              <w:rPr>
+                <w:rFonts w:ascii="Cambria Math" w:hAnsi="Cambria Math"/>
+                <w:color w:val="000000" w:themeColor="text1"/>
+              </w:rPr>
+              <m:t>10</m:t>
+            </m:r>
+          </m:e>
+          <m:sup>
+            <m:r>
+              <w:rPr>
+                <w:rFonts w:ascii="Cambria Math" w:hAnsi="Cambria Math"/>
+                <w:color w:val="000000" w:themeColor="text1"/>
+              </w:rPr>
+              <m:t>-3</m:t>
+            </m:r>
+          </m:sup>
+        </m:sSup>
+      </m:oMath>
+      <w:r>
+        <w:rPr>
+          <w:rFonts w:ascii="Times" w:hAnsi="Times"/>
+          <w:color w:val="000000" w:themeColor="text1"/>
+        </w:rPr>
+        <w:t xml:space="preserve">. </w:t>
+      </w:r>
+      <w:r>
+        <w:rPr>
+          <w:rFonts w:ascii="Times" w:hAnsi="Times"/>
+          <w:color w:val="000000" w:themeColor="text1"/>
+        </w:rPr>
+        <w:t>It is</w:t>
+      </w:r>
+      <w:r>
+        <w:rPr>
+          <w:rFonts w:ascii="Times" w:hAnsi="Times"/>
+          <w:color w:val="000000" w:themeColor="text1"/>
+        </w:rPr>
+        <w:t>, again,</w:t>
+      </w:r>
+      <w:r>
+        <w:rPr>
+          <w:rFonts w:ascii="Times" w:hAnsi="Times"/>
+          <w:color w:val="000000" w:themeColor="text1"/>
+        </w:rPr>
+        <w:t xml:space="preserve"> important to note that </w:t>
+      </w:r>
+      <w:r>
+        <w:rPr>
+          <w:rFonts w:ascii="Times" w:hAnsi="Times"/>
+          <w:color w:val="000000" w:themeColor="text1"/>
+        </w:rPr>
+        <w:t>our approximation</w:t>
+      </w:r>
+      <w:r>
+        <w:rPr>
+          <w:rFonts w:ascii="Times" w:hAnsi="Times"/>
+          <w:color w:val="000000" w:themeColor="text1"/>
+        </w:rPr>
+        <w:t xml:space="preserve"> </w:t>
+      </w:r>
+      <w:r>
+        <w:rPr>
+          <w:rFonts w:ascii="Times" w:hAnsi="Times"/>
+          <w:color w:val="000000" w:themeColor="text1"/>
+        </w:rPr>
+        <w:t>treats</w:t>
+      </w:r>
+      <w:r>
+        <w:rPr>
+          <w:rFonts w:ascii="Times" w:hAnsi="Times"/>
+          <w:color w:val="000000" w:themeColor="text1"/>
+        </w:rPr>
+        <w:t xml:space="preserve"> the</w:t>
+      </w:r>
+      <w:r>
+        <w:rPr>
+          <w:rFonts w:ascii="Times" w:hAnsi="Times"/>
+          <w:color w:val="000000" w:themeColor="text1"/>
+        </w:rPr>
+        <w:t xml:space="preserve"> </w:t>
+      </w:r>
+      <m:oMath>
+        <m:r>
+          <w:rPr>
+            <w:rFonts w:ascii="Cambria Math" w:hAnsi="Cambria Math"/>
+            <w:color w:val="000000" w:themeColor="text1"/>
+          </w:rPr>
+          <m:t>MATa</m:t>
+        </m:r>
+      </m:oMath>
+      <w:r>
+        <w:rPr>
+          <w:rFonts w:ascii="Times" w:hAnsi="Times"/>
+          <w:color w:val="000000" w:themeColor="text1"/>
+        </w:rPr>
+        <w:t xml:space="preserve"> </w:t>
+      </w:r>
+      <w:r>
+        <w:rPr>
+          <w:rFonts w:ascii="Times" w:hAnsi="Times"/>
+          <w:color w:val="000000" w:themeColor="text1"/>
+        </w:rPr>
+        <w:t xml:space="preserve">cells </w:t>
+      </w:r>
+      <w:r>
+        <w:rPr>
+          <w:rFonts w:ascii="Times" w:hAnsi="Times"/>
+          <w:color w:val="000000" w:themeColor="text1"/>
+        </w:rPr>
+        <w:t>as independent absorbers.</w:t>
+      </w:r>
+      <w:r>
+        <w:rPr>
+          <w:rFonts w:ascii="Times" w:hAnsi="Times"/>
+          <w:iCs/>
+          <w:color w:val="000000" w:themeColor="text1"/>
+        </w:rPr>
+        <w:t xml:space="preserve"> </w:t>
+      </w:r>
+      <w:proofErr w:type="gramStart"/>
+      <w:r>
+        <w:rPr>
+          <w:rFonts w:ascii="Times" w:hAnsi="Times"/>
+          <w:color w:val="000000" w:themeColor="text1"/>
+        </w:rPr>
+        <w:t>I</w:t>
+      </w:r>
+      <w:r>
+        <w:rPr>
+          <w:rFonts w:ascii="Times" w:hAnsi="Times"/>
+          <w:color w:val="000000" w:themeColor="text1"/>
+        </w:rPr>
+        <w:t>n actuality, there</w:t>
+      </w:r>
+      <w:proofErr w:type="gramEnd"/>
+      <w:r>
+        <w:rPr>
+          <w:rFonts w:ascii="Times" w:hAnsi="Times"/>
+          <w:color w:val="000000" w:themeColor="text1"/>
+        </w:rPr>
+        <w:t xml:space="preserve"> are strong cooperative effects between absorbers in this problem</w:t>
+      </w:r>
+      <w:r>
+        <w:rPr>
+          <w:rFonts w:ascii="Times" w:hAnsi="Times"/>
+          <w:iCs/>
+          <w:color w:val="000000" w:themeColor="text1"/>
+        </w:rPr>
+        <w:t xml:space="preserve">, </w:t>
+      </w:r>
+      <w:r>
+        <w:rPr>
+          <w:rFonts w:ascii="Times" w:hAnsi="Times"/>
+          <w:iCs/>
+          <w:color w:val="000000" w:themeColor="text1"/>
+        </w:rPr>
+        <w:t>as seen in</w:t>
+      </w:r>
+      <w:r>
+        <w:rPr>
+          <w:rFonts w:ascii="Times" w:hAnsi="Times"/>
+          <w:iCs/>
+          <w:color w:val="000000" w:themeColor="text1"/>
+        </w:rPr>
+        <w:t xml:space="preserve"> the famous chemoreception problem</w:t>
+      </w:r>
+      <w:r>
+        <w:rPr>
+          <w:rFonts w:ascii="Times" w:hAnsi="Times"/>
+          <w:iCs/>
+          <w:color w:val="000000" w:themeColor="text1"/>
+        </w:rPr>
+        <w:t xml:space="preserve"> </w:t>
+      </w:r>
+      <w:sdt>
+        <w:sdtPr>
+          <w:rPr>
+            <w:rFonts w:ascii="Times" w:hAnsi="Times"/>
+            <w:iCs/>
+            <w:color w:val="000000" w:themeColor="text1"/>
+          </w:rPr>
+          <w:id w:val="766512584"/>
+          <w:citation/>
+        </w:sdtPr>
+        <w:sdtContent>
+          <w:r>
+            <w:rPr>
+              <w:rFonts w:ascii="Times" w:hAnsi="Times"/>
+              <w:iCs/>
+              <w:color w:val="000000" w:themeColor="text1"/>
+            </w:rPr>
+            <w:fldChar w:fldCharType="begin"/>
+          </w:r>
+          <w:r>
+            <w:rPr>
+              <w:rFonts w:ascii="Times" w:eastAsia="SimSun" w:hAnsi="Times"/>
+              <w:iCs/>
+              <w:color w:val="000000" w:themeColor="text1"/>
+            </w:rPr>
+            <w:instrText xml:space="preserve">CITATION HBe \l 2052 </w:instrText>
+          </w:r>
+          <w:r>
+            <w:rPr>
+              <w:rFonts w:ascii="Times" w:hAnsi="Times"/>
+              <w:iCs/>
+              <w:color w:val="000000" w:themeColor="text1"/>
+            </w:rPr>
+            <w:fldChar w:fldCharType="separate"/>
+          </w:r>
+          <w:r>
+            <w:rPr>
+              <w:rFonts w:ascii="Times" w:eastAsia="SimSun" w:hAnsi="Times"/>
+              <w:noProof/>
+              <w:color w:val="000000" w:themeColor="text1"/>
+            </w:rPr>
+            <w:t>[4]</w:t>
+          </w:r>
+          <w:r>
+            <w:rPr>
+              <w:rFonts w:ascii="Times" w:hAnsi="Times"/>
+              <w:iCs/>
+              <w:color w:val="000000" w:themeColor="text1"/>
+            </w:rPr>
+            <w:fldChar w:fldCharType="end"/>
+          </w:r>
+        </w:sdtContent>
+      </w:sdt>
+      <w:r>
+        <w:rPr>
+          <w:rFonts w:ascii="Times" w:hAnsi="Times"/>
+          <w:color w:val="000000" w:themeColor="text1"/>
+        </w:rPr>
+        <w:t>.</w:t>
+      </w:r>
+      <w:r>
+        <w:rPr>
+          <w:rFonts w:ascii="Times" w:hAnsi="Times"/>
+          <w:color w:val="000000" w:themeColor="text1"/>
+        </w:rPr>
+        <w:t xml:space="preserve"> </w:t>
+      </w:r>
+      <w:r>
+        <w:rPr>
+          <w:rFonts w:ascii="Times" w:hAnsi="Times"/>
+          <w:color w:val="000000" w:themeColor="text1"/>
+        </w:rPr>
+        <w:t>The independent absorber approximation is especially pathological for an absorbing plane (as opposed to a</w:t>
+      </w:r>
+      <w:r>
+        <w:rPr>
+          <w:rFonts w:ascii="Times" w:hAnsi="Times"/>
+          <w:color w:val="000000" w:themeColor="text1"/>
+        </w:rPr>
+        <w:t>n absorbing</w:t>
+      </w:r>
+      <w:r>
+        <w:rPr>
+          <w:rFonts w:ascii="Times" w:hAnsi="Times"/>
+          <w:color w:val="000000" w:themeColor="text1"/>
+        </w:rPr>
+        <w:t xml:space="preserve"> sphere, for instance), and one may observe that this approximation leads to certain divergences which are not physical. </w:t>
+      </w:r>
+      <w:r>
+        <w:rPr>
+          <w:rFonts w:ascii="Times" w:hAnsi="Times"/>
+          <w:color w:val="000000" w:themeColor="text1"/>
+        </w:rPr>
+        <w:t>Cooperative</w:t>
+      </w:r>
+      <w:r>
+        <w:rPr>
+          <w:rFonts w:ascii="Times" w:hAnsi="Times"/>
+          <w:color w:val="000000" w:themeColor="text1"/>
+        </w:rPr>
+        <w:t xml:space="preserve"> </w:t>
+      </w:r>
+      <w:r>
+        <w:rPr>
+          <w:rFonts w:ascii="Times" w:hAnsi="Times"/>
+          <w:color w:val="000000" w:themeColor="text1"/>
+        </w:rPr>
+        <w:t>effects tend to reduce the absorptio</w:t>
+      </w:r>
+      <w:r>
+        <w:rPr>
+          <w:rFonts w:ascii="Times" w:hAnsi="Times"/>
+          <w:color w:val="000000" w:themeColor="text1"/>
+        </w:rPr>
+        <w:t>n relative to the independent absorber picture</w:t>
+      </w:r>
+      <w:r>
+        <w:rPr>
+          <w:rFonts w:ascii="Times" w:hAnsi="Times"/>
+          <w:color w:val="000000" w:themeColor="text1"/>
+        </w:rPr>
+        <w:t xml:space="preserve"> </w:t>
+      </w:r>
+      <w:sdt>
+        <w:sdtPr>
+          <w:rPr>
+            <w:rFonts w:ascii="Times" w:hAnsi="Times"/>
+            <w:color w:val="000000" w:themeColor="text1"/>
+          </w:rPr>
+          <w:id w:val="-1512826858"/>
+          <w:citation/>
+        </w:sdtPr>
+        <w:sdtContent>
+          <w:r>
+            <w:rPr>
+              <w:rFonts w:ascii="Times" w:hAnsi="Times"/>
+              <w:color w:val="000000" w:themeColor="text1"/>
+            </w:rPr>
+            <w:fldChar w:fldCharType="begin"/>
+          </w:r>
+          <w:r>
+            <w:rPr>
+              <w:rFonts w:ascii="Times" w:hAnsi="Times"/>
+              <w:color w:val="000000" w:themeColor="text1"/>
+            </w:rPr>
+            <w:instrText xml:space="preserve"> CITATION HBe \l 1033 </w:instrText>
+          </w:r>
+          <w:r>
+            <w:rPr>
+              <w:rFonts w:ascii="Times" w:hAnsi="Times"/>
+              <w:color w:val="000000" w:themeColor="text1"/>
+            </w:rPr>
+            <w:fldChar w:fldCharType="separate"/>
+          </w:r>
+          <w:r>
+            <w:rPr>
+              <w:rFonts w:ascii="Times" w:hAnsi="Times"/>
+              <w:noProof/>
+              <w:color w:val="000000" w:themeColor="text1"/>
+            </w:rPr>
+            <w:t>[4]</w:t>
+          </w:r>
+          <w:r>
+            <w:rPr>
+              <w:rFonts w:ascii="Times" w:hAnsi="Times"/>
+              <w:color w:val="000000" w:themeColor="text1"/>
+            </w:rPr>
+            <w:fldChar w:fldCharType="end"/>
+          </w:r>
+        </w:sdtContent>
+      </w:sdt>
+      <w:r>
+        <w:rPr>
+          <w:rFonts w:ascii="Times" w:hAnsi="Times"/>
+          <w:color w:val="000000" w:themeColor="text1"/>
+        </w:rPr>
+        <w:t xml:space="preserve">, thus one may treat </w:t>
+      </w:r>
+      <w:r>
+        <w:rPr>
+          <w:rFonts w:ascii="Times" w:hAnsi="Times"/>
+          <w:color w:val="000000" w:themeColor="text1"/>
+        </w:rPr>
+        <w:t>these results</w:t>
+      </w:r>
+      <w:r>
+        <w:rPr>
+          <w:rFonts w:ascii="Times" w:hAnsi="Times"/>
+          <w:color w:val="000000" w:themeColor="text1"/>
+        </w:rPr>
+        <w:t xml:space="preserve"> as an upper bound for the microscopic uptake.</w:t>
+      </w:r>
+    </w:p>
+    <w:p>
+      <w:pPr>
+        <w:spacing w:line="360" w:lineRule="auto"/>
+        <w:jc w:val="both"/>
+        <w:rPr>
+          <w:rFonts w:ascii="Times" w:hAnsi="Times"/>
+          <w:color w:val="000000" w:themeColor="text1"/>
         </w:rPr>
       </w:pPr>
     </w:p>
@@ -7974,29 +10820,2497 @@
         <w:jc w:val="both"/>
         <w:rPr>
           <w:rFonts w:ascii="Times" w:hAnsi="Times"/>
+          <w:color w:val="000000" w:themeColor="text1"/>
+        </w:rPr>
+      </w:pPr>
+    </w:p>
+    <w:p>
+      <w:pPr>
+        <w:spacing w:line="360" w:lineRule="auto"/>
+        <w:rPr>
+          <w:rFonts w:ascii="Times" w:hAnsi="Times" w:cs="Times New Roman"/>
+          <w:b/>
+          <w:sz w:val="36"/>
+          <w:szCs w:val="36"/>
+        </w:rPr>
+      </w:pPr>
+      <w:r>
+        <w:rPr>
+          <w:rFonts w:ascii="Times" w:hAnsi="Times" w:cs="Times New Roman"/>
+          <w:b/>
+          <w:bCs/>
+          <w:sz w:val="36"/>
+          <w:szCs w:val="36"/>
+        </w:rPr>
+        <w:lastRenderedPageBreak/>
+        <w:t>Adding</w:t>
+      </w:r>
+      <w:r>
+        <w:rPr>
+          <w:rFonts w:ascii="Times" w:hAnsi="Times" w:cs="Times New Roman"/>
+          <w:b/>
+          <w:bCs/>
+          <w:sz w:val="36"/>
+          <w:szCs w:val="36"/>
+        </w:rPr>
+        <w:t xml:space="preserve"> </w:t>
+      </w:r>
+      <m:oMath>
+        <m:r>
+          <m:rPr>
+            <m:sty m:val="bi"/>
+          </m:rPr>
+          <w:rPr>
+            <w:rFonts w:ascii="Cambria Math" w:hAnsi="Cambria Math" w:cs="Times New Roman"/>
+            <w:sz w:val="36"/>
+            <w:szCs w:val="36"/>
+          </w:rPr>
+          <m:t>Bar</m:t>
+        </m:r>
+        <m:r>
+          <m:rPr>
+            <m:sty m:val="bi"/>
+          </m:rPr>
+          <w:rPr>
+            <w:rFonts w:ascii="Cambria Math" w:hAnsi="Cambria Math" w:cs="Times New Roman"/>
+            <w:sz w:val="36"/>
+            <w:szCs w:val="36"/>
+          </w:rPr>
+          <m:t>1</m:t>
+        </m:r>
+      </m:oMath>
+    </w:p>
+    <w:p>
+      <w:pPr>
+        <w:spacing w:line="360" w:lineRule="auto"/>
+        <w:rPr>
+          <w:rFonts w:ascii="Times" w:hAnsi="Times" w:cs="Times New Roman"/>
+        </w:rPr>
+      </w:pPr>
+      <w:r>
+        <w:rPr>
+          <w:rFonts w:ascii="Times" w:hAnsi="Times" w:cs="Times New Roman"/>
+        </w:rPr>
+        <w:t xml:space="preserve">Changing the optogenetic control scheme, we allow natural </w:t>
+      </w:r>
+      <m:oMath>
+        <m:r>
+          <w:rPr>
+            <w:rFonts w:ascii="Cambria Math" w:hAnsi="Cambria Math" w:cs="Times New Roman"/>
+          </w:rPr>
+          <m:t>α</m:t>
+        </m:r>
+      </m:oMath>
+      <w:r>
+        <w:rPr>
+          <w:rFonts w:ascii="Times" w:hAnsi="Times" w:cs="Times New Roman"/>
+        </w:rPr>
+        <w:t xml:space="preserve">-factor production, and control exclusively the production of </w:t>
+      </w:r>
+      <m:oMath>
+        <m:r>
+          <w:rPr>
+            <w:rFonts w:ascii="Cambria Math" w:hAnsi="Cambria Math" w:cs="Times New Roman"/>
+          </w:rPr>
+          <m:t>Bar1</m:t>
+        </m:r>
+      </m:oMath>
+      <w:r>
+        <w:rPr>
+          <w:rFonts w:ascii="Times" w:hAnsi="Times" w:cs="Times New Roman"/>
+        </w:rPr>
+        <w:t xml:space="preserve">, confining this area of production to the </w:t>
+      </w:r>
+      <m:oMath>
+        <m:r>
+          <w:rPr>
+            <w:rFonts w:ascii="Cambria Math" w:hAnsi="Cambria Math" w:cs="Times New Roman"/>
+          </w:rPr>
+          <m:t>x&gt;0</m:t>
+        </m:r>
+      </m:oMath>
+      <w:r>
+        <w:rPr>
+          <w:rFonts w:ascii="Times" w:hAnsi="Times" w:cs="Times New Roman"/>
+        </w:rPr>
+        <w:t xml:space="preserve"> region. </w:t>
+      </w:r>
+      <m:oMath>
+        <m:r>
+          <w:rPr>
+            <w:rFonts w:ascii="Cambria Math" w:hAnsi="Cambria Math" w:cs="Times New Roman"/>
+          </w:rPr>
+          <m:t>Bar1</m:t>
+        </m:r>
+      </m:oMath>
+      <w:r>
+        <w:rPr>
+          <w:rFonts w:ascii="Times" w:hAnsi="Times" w:cs="Times New Roman"/>
+        </w:rPr>
+        <w:t xml:space="preserve"> naturally does not diffuse over lengths much longer than the cell radius</w:t>
+      </w:r>
+      <w:r>
+        <w:rPr>
+          <w:rFonts w:ascii="Times" w:hAnsi="Times" w:cs="Times New Roman"/>
+          <w:b/>
+          <w:bCs/>
+          <w:i/>
           <w:iCs/>
         </w:rPr>
+        <w:t>(ref?),</w:t>
+      </w:r>
+      <w:r>
+        <w:rPr>
+          <w:rFonts w:ascii="Times" w:hAnsi="Times" w:cs="Times New Roman"/>
+        </w:rPr>
+        <w:t xml:space="preserve"> thus we model it to be confined to the </w:t>
+      </w:r>
+      <m:oMath>
+        <m:r>
+          <w:rPr>
+            <w:rFonts w:ascii="Cambria Math" w:hAnsi="Cambria Math" w:cs="Times New Roman"/>
+          </w:rPr>
+          <m:t>z=0</m:t>
+        </m:r>
+      </m:oMath>
+      <w:r>
+        <w:rPr>
+          <w:rFonts w:ascii="Times" w:hAnsi="Times" w:cs="Times New Roman"/>
+        </w:rPr>
+        <w:t xml:space="preserve"> plane. Also, the </w:t>
+      </w:r>
+      <m:oMath>
+        <m:r>
+          <w:rPr>
+            <w:rFonts w:ascii="Cambria Math" w:hAnsi="Cambria Math" w:cs="Times New Roman"/>
+          </w:rPr>
+          <m:t>α</m:t>
+        </m:r>
+      </m:oMath>
+      <w:r>
+        <w:rPr>
+          <w:rFonts w:ascii="Times" w:hAnsi="Times" w:cs="Times New Roman"/>
+        </w:rPr>
+        <w:t xml:space="preserve">-factor degradation rate by </w:t>
+      </w:r>
+      <m:oMath>
+        <m:r>
+          <w:rPr>
+            <w:rFonts w:ascii="Cambria Math" w:hAnsi="Cambria Math" w:cs="Times New Roman"/>
+          </w:rPr>
+          <m:t>Bar1</m:t>
+        </m:r>
+      </m:oMath>
+      <w:r>
+        <w:rPr>
+          <w:rFonts w:ascii="Times" w:hAnsi="Times" w:cs="Times New Roman"/>
+        </w:rPr>
+        <w:t xml:space="preserve"> is very high</w:t>
+      </w:r>
+      <w:r>
+        <w:rPr>
+          <w:rFonts w:ascii="Times" w:hAnsi="Times" w:cs="Times New Roman"/>
+          <w:b/>
+          <w:bCs/>
+          <w:i/>
+          <w:iCs/>
+        </w:rPr>
+        <w:t>(ref?),</w:t>
+      </w:r>
+      <w:r>
+        <w:rPr>
+          <w:rFonts w:ascii="Times" w:hAnsi="Times" w:cs="Times New Roman"/>
+        </w:rPr>
+        <w:t xml:space="preserve"> effectively degrading all </w:t>
+      </w:r>
+      <m:oMath>
+        <m:r>
+          <w:rPr>
+            <w:rFonts w:ascii="Cambria Math" w:hAnsi="Cambria Math" w:cs="Times New Roman"/>
+          </w:rPr>
+          <m:t>α</m:t>
+        </m:r>
+      </m:oMath>
+      <w:r>
+        <w:rPr>
+          <w:rFonts w:ascii="Times" w:hAnsi="Times" w:cs="Times New Roman"/>
+        </w:rPr>
+        <w:t xml:space="preserve">-factor on the </w:t>
+      </w:r>
+      <m:oMath>
+        <m:r>
+          <w:rPr>
+            <w:rFonts w:ascii="Cambria Math" w:hAnsi="Cambria Math" w:cs="Times New Roman"/>
+          </w:rPr>
+          <m:t>z=0</m:t>
+        </m:r>
+      </m:oMath>
+      <w:r>
+        <w:rPr>
+          <w:rFonts w:ascii="Times" w:hAnsi="Times" w:cs="Times New Roman"/>
+        </w:rPr>
+        <w:t xml:space="preserve"> plane. These are simplifications of course, but they lend themselves to a simple change in boundary conditions on </w:t>
+      </w:r>
+      <m:oMath>
+        <m:r>
+          <w:rPr>
+            <w:rFonts w:ascii="Cambria Math" w:hAnsi="Cambria Math" w:cs="Times New Roman"/>
+          </w:rPr>
+          <m:t>z=0</m:t>
+        </m:r>
+      </m:oMath>
+      <w:r>
+        <w:rPr>
+          <w:rFonts w:ascii="Times" w:hAnsi="Times" w:cs="Times New Roman"/>
+        </w:rPr>
+        <w:t xml:space="preserve"> – for </w:t>
+      </w:r>
+      <m:oMath>
+        <m:r>
+          <w:rPr>
+            <w:rFonts w:ascii="Cambria Math" w:hAnsi="Cambria Math" w:cs="Times New Roman"/>
+          </w:rPr>
+          <m:t>x&lt;0</m:t>
+        </m:r>
+      </m:oMath>
+      <w:r>
+        <w:rPr>
+          <w:rFonts w:ascii="Times" w:hAnsi="Times" w:cs="Times New Roman"/>
+        </w:rPr>
+        <w:t xml:space="preserve"> we have the same boundary conditions as before, and for </w:t>
+      </w:r>
+      <m:oMath>
+        <m:r>
+          <w:rPr>
+            <w:rFonts w:ascii="Cambria Math" w:hAnsi="Cambria Math" w:cs="Times New Roman"/>
+          </w:rPr>
+          <m:t>x&gt;0</m:t>
+        </m:r>
+      </m:oMath>
+      <w:r>
+        <w:rPr>
+          <w:rFonts w:ascii="Times" w:hAnsi="Times" w:cs="Times New Roman"/>
+        </w:rPr>
+        <w:t xml:space="preserve"> we impose absorbing boundary conditions. These changes result in the simple solution </w:t>
+      </w:r>
+      <w:r>
+        <w:rPr>
+          <w:rFonts w:ascii="Times" w:hAnsi="Times" w:cs="Times New Roman"/>
+        </w:rPr>
+        <w:t> </w:t>
+      </w:r>
+      <m:oMath>
+        <m:acc>
+          <m:accPr>
+            <m:chr m:val="̃"/>
+            <m:ctrlPr>
+              <w:rPr>
+                <w:rFonts w:ascii="Cambria Math" w:hAnsi="Cambria Math" w:cs="Times New Roman"/>
+                <w:i/>
+              </w:rPr>
+            </m:ctrlPr>
+          </m:accPr>
+          <m:e>
+            <m:r>
+              <w:rPr>
+                <w:rFonts w:ascii="Cambria Math" w:hAnsi="Cambria Math" w:cs="Times New Roman"/>
+              </w:rPr>
+              <m:t>c</m:t>
+            </m:r>
+          </m:e>
+        </m:acc>
+        <m:d>
+          <m:dPr>
+            <m:ctrlPr>
+              <w:rPr>
+                <w:rFonts w:ascii="Cambria Math" w:hAnsi="Cambria Math" w:cs="Times New Roman"/>
+                <w:i/>
+              </w:rPr>
+            </m:ctrlPr>
+          </m:dPr>
+          <m:e>
+            <m:r>
+              <w:rPr>
+                <w:rFonts w:ascii="Cambria Math" w:hAnsi="Cambria Math" w:cs="Times New Roman"/>
+              </w:rPr>
+              <m:t>x,z</m:t>
+            </m:r>
+          </m:e>
+        </m:d>
+        <m:r>
+          <w:rPr>
+            <w:rFonts w:ascii="Cambria Math" w:hAnsi="Cambria Math" w:cs="Times New Roman"/>
+          </w:rPr>
+          <m:t>=</m:t>
+        </m:r>
+        <m:r>
+          <m:rPr>
+            <m:sty m:val="p"/>
+          </m:rPr>
+          <w:rPr>
+            <w:rFonts w:ascii="Cambria Math" w:hAnsi="Cambria Math" w:cs="Times New Roman"/>
+          </w:rPr>
+          <m:t>Θ</m:t>
+        </m:r>
+        <m:d>
+          <m:dPr>
+            <m:ctrlPr>
+              <w:rPr>
+                <w:rFonts w:ascii="Cambria Math" w:hAnsi="Cambria Math" w:cs="Times New Roman"/>
+                <w:i/>
+              </w:rPr>
+            </m:ctrlPr>
+          </m:dPr>
+          <m:e>
+            <m:r>
+              <w:rPr>
+                <w:rFonts w:ascii="Cambria Math" w:hAnsi="Cambria Math" w:cs="Times New Roman"/>
+              </w:rPr>
+              <m:t>-x</m:t>
+            </m:r>
+          </m:e>
+        </m:d>
+        <m:d>
+          <m:dPr>
+            <m:ctrlPr>
+              <w:rPr>
+                <w:rFonts w:ascii="Cambria Math" w:hAnsi="Cambria Math" w:cs="Times New Roman"/>
+                <w:i/>
+              </w:rPr>
+            </m:ctrlPr>
+          </m:dPr>
+          <m:e>
+            <m:r>
+              <w:rPr>
+                <w:rFonts w:ascii="Cambria Math" w:hAnsi="Cambria Math" w:cs="Times New Roman"/>
+              </w:rPr>
+              <m:t>2c</m:t>
+            </m:r>
+            <m:d>
+              <m:dPr>
+                <m:ctrlPr>
+                  <w:rPr>
+                    <w:rFonts w:ascii="Cambria Math" w:hAnsi="Cambria Math" w:cs="Times New Roman"/>
+                    <w:i/>
+                  </w:rPr>
+                </m:ctrlPr>
+              </m:dPr>
+              <m:e>
+                <m:r>
+                  <w:rPr>
+                    <w:rFonts w:ascii="Cambria Math" w:hAnsi="Cambria Math" w:cs="Times New Roman"/>
+                  </w:rPr>
+                  <m:t>x,z</m:t>
+                </m:r>
+              </m:e>
+            </m:d>
+            <m:r>
+              <w:rPr>
+                <w:rFonts w:ascii="Cambria Math" w:hAnsi="Cambria Math" w:cs="Times New Roman"/>
+              </w:rPr>
+              <m:t>-</m:t>
+            </m:r>
+            <m:f>
+              <m:fPr>
+                <m:ctrlPr>
+                  <w:rPr>
+                    <w:rFonts w:ascii="Cambria Math" w:hAnsi="Cambria Math" w:cs="Times New Roman"/>
+                    <w:i/>
+                  </w:rPr>
+                </m:ctrlPr>
+              </m:fPr>
+              <m:num>
+                <m:r>
+                  <w:rPr>
+                    <w:rFonts w:ascii="Cambria Math" w:hAnsi="Cambria Math" w:cs="Times New Roman"/>
+                  </w:rPr>
+                  <m:t>r</m:t>
+                </m:r>
+              </m:num>
+              <m:den>
+                <m:r>
+                  <m:rPr>
+                    <m:sty m:val="p"/>
+                  </m:rPr>
+                  <w:rPr>
+                    <w:rFonts w:ascii="Cambria Math" w:hAnsi="Cambria Math" w:cs="Times New Roman"/>
+                  </w:rPr>
+                  <m:t>Ω</m:t>
+                </m:r>
+              </m:den>
+            </m:f>
+          </m:e>
+        </m:d>
+      </m:oMath>
+      <w:r>
+        <w:rPr>
+          <w:rFonts w:ascii="Times" w:hAnsi="Times" w:cs="Times New Roman"/>
+        </w:rPr>
+        <w:t xml:space="preserve">, </w:t>
+      </w:r>
+      <m:oMath>
+        <m:acc>
+          <m:accPr>
+            <m:chr m:val="̃"/>
+            <m:ctrlPr>
+              <w:rPr>
+                <w:rFonts w:ascii="Cambria Math" w:hAnsi="Cambria Math" w:cs="Times New Roman"/>
+                <w:i/>
+              </w:rPr>
+            </m:ctrlPr>
+          </m:accPr>
+          <m:e>
+            <m:r>
+              <w:rPr>
+                <w:rFonts w:ascii="Cambria Math" w:hAnsi="Cambria Math" w:cs="Times New Roman"/>
+              </w:rPr>
+              <m:t>c</m:t>
+            </m:r>
+          </m:e>
+        </m:acc>
+        <m:d>
+          <m:dPr>
+            <m:ctrlPr>
+              <w:rPr>
+                <w:rFonts w:ascii="Cambria Math" w:hAnsi="Cambria Math" w:cs="Times New Roman"/>
+                <w:i/>
+              </w:rPr>
+            </m:ctrlPr>
+          </m:dPr>
+          <m:e>
+            <m:r>
+              <w:rPr>
+                <w:rFonts w:ascii="Cambria Math" w:hAnsi="Cambria Math" w:cs="Times New Roman"/>
+              </w:rPr>
+              <m:t>x,z</m:t>
+            </m:r>
+          </m:e>
+        </m:d>
+      </m:oMath>
+      <w:r>
+        <w:rPr>
+          <w:rFonts w:ascii="Times" w:hAnsi="Times" w:cs="Times New Roman"/>
+        </w:rPr>
+        <w:t xml:space="preserve"> being the notation for the new solution with addition of </w:t>
+      </w:r>
+      <m:oMath>
+        <m:r>
+          <w:rPr>
+            <w:rFonts w:ascii="Cambria Math" w:hAnsi="Cambria Math" w:cs="Times New Roman"/>
+          </w:rPr>
+          <m:t>Bar1</m:t>
+        </m:r>
+      </m:oMath>
+      <w:r>
+        <w:rPr>
+          <w:rFonts w:ascii="Times" w:hAnsi="Times" w:cs="Times New Roman"/>
+        </w:rPr>
+        <w:t xml:space="preserve">, </w:t>
+      </w:r>
+      <m:oMath>
+        <m:r>
+          <w:rPr>
+            <w:rFonts w:ascii="Cambria Math" w:hAnsi="Cambria Math" w:cs="Times New Roman"/>
+          </w:rPr>
+          <m:t>c(x,z)</m:t>
+        </m:r>
+      </m:oMath>
+      <w:r>
+        <w:rPr>
+          <w:rFonts w:ascii="Times" w:hAnsi="Times" w:cs="Times New Roman"/>
+        </w:rPr>
+        <w:t xml:space="preserve"> being the solution for the no </w:t>
+      </w:r>
+      <m:oMath>
+        <m:r>
+          <w:rPr>
+            <w:rFonts w:ascii="Cambria Math" w:hAnsi="Cambria Math" w:cs="Times New Roman"/>
+          </w:rPr>
+          <m:t>Bar1</m:t>
+        </m:r>
+      </m:oMath>
+      <w:r>
+        <w:rPr>
+          <w:rFonts w:ascii="Times" w:hAnsi="Times" w:cs="Times New Roman"/>
+        </w:rPr>
+        <w:t xml:space="preserve"> case </w:t>
+      </w:r>
+      <m:oMath>
+        <m:d>
+          <m:dPr>
+            <m:ctrlPr>
+              <w:rPr>
+                <w:rFonts w:ascii="Cambria Math" w:hAnsi="Cambria Math" w:cs="Times New Roman"/>
+                <w:i/>
+              </w:rPr>
+            </m:ctrlPr>
+          </m:dPr>
+          <m:e>
+            <m:r>
+              <w:rPr>
+                <w:rFonts w:ascii="Cambria Math" w:hAnsi="Cambria Math" w:cs="Times New Roman"/>
+              </w:rPr>
+              <m:t>S9</m:t>
+            </m:r>
+          </m:e>
+        </m:d>
+      </m:oMath>
+      <w:r>
+        <w:rPr>
+          <w:rFonts w:ascii="Times" w:hAnsi="Times" w:cs="Times New Roman"/>
+        </w:rPr>
+        <w:t>, and the rest of the parameters as previously defined.</w:t>
+      </w:r>
+      <w:r>
+        <w:rPr>
+          <w:rFonts w:ascii="Times" w:hAnsi="Times" w:cs="Times New Roman"/>
+        </w:rPr>
+        <w:t xml:space="preserve"> </w:t>
+      </w:r>
+      <w:r>
+        <w:rPr>
+          <w:rFonts w:ascii="Times" w:hAnsi="Times"/>
+          <w:color w:val="000000"/>
+        </w:rPr>
+        <w:t>One can verify that this solution satisfies the new boundary conditions, and that it is a solution of the Laplace equation</w:t>
+      </w:r>
+      <w:r>
+        <w:rPr>
+          <w:rFonts w:ascii="Times" w:hAnsi="Times"/>
+          <w:color w:val="000000"/>
+        </w:rPr>
+        <w:t xml:space="preserve"> </w:t>
+      </w:r>
+      <m:oMath>
+        <m:r>
+          <w:rPr>
+            <w:rFonts w:ascii="Cambria Math" w:hAnsi="Cambria Math"/>
+            <w:color w:val="000000"/>
+          </w:rPr>
+          <m:t>(S6)</m:t>
+        </m:r>
+      </m:oMath>
+      <w:r>
+        <w:rPr>
+          <w:rFonts w:ascii="Times" w:hAnsi="Times" w:cs="Times New Roman"/>
+        </w:rPr>
+        <w:t xml:space="preserve">. </w:t>
+      </w:r>
+      <w:r>
+        <w:rPr>
+          <w:rFonts w:ascii="Times" w:hAnsi="Times" w:cs="Times New Roman"/>
+        </w:rPr>
+        <w:t>Substituting</w:t>
+      </w:r>
+      <w:r>
+        <w:rPr>
+          <w:rFonts w:ascii="Times" w:hAnsi="Times" w:cs="Times New Roman"/>
+        </w:rPr>
+        <w:t xml:space="preserve"> </w:t>
+      </w:r>
+      <m:oMath>
+        <m:r>
+          <w:rPr>
+            <w:rFonts w:ascii="Cambria Math" w:hAnsi="Cambria Math" w:cs="Times New Roman"/>
+          </w:rPr>
+          <m:t>(S11)</m:t>
+        </m:r>
+      </m:oMath>
+      <w:r>
+        <w:rPr>
+          <w:rFonts w:ascii="Times" w:hAnsi="Times" w:cs="Times New Roman"/>
+        </w:rPr>
+        <w:t xml:space="preserve"> in</w:t>
+      </w:r>
+      <w:r>
+        <w:rPr>
+          <w:rFonts w:ascii="Times" w:hAnsi="Times" w:cs="Times New Roman"/>
+        </w:rPr>
+        <w:t xml:space="preserve"> the</w:t>
+      </w:r>
+      <w:r>
+        <w:rPr>
+          <w:rFonts w:ascii="Times" w:hAnsi="Times" w:cs="Times New Roman"/>
+        </w:rPr>
+        <w:t xml:space="preserve"> solution</w:t>
+      </w:r>
+      <w:r>
+        <w:rPr>
+          <w:rFonts w:ascii="Times" w:hAnsi="Times" w:cs="Times New Roman"/>
+        </w:rPr>
+        <w:t xml:space="preserve"> </w:t>
+      </w:r>
+      <m:oMath>
+        <m:acc>
+          <m:accPr>
+            <m:chr m:val="̃"/>
+            <m:ctrlPr>
+              <w:rPr>
+                <w:rFonts w:ascii="Cambria Math" w:hAnsi="Cambria Math" w:cs="Times New Roman"/>
+                <w:i/>
+              </w:rPr>
+            </m:ctrlPr>
+          </m:accPr>
+          <m:e>
+            <m:r>
+              <w:rPr>
+                <w:rFonts w:ascii="Cambria Math" w:hAnsi="Cambria Math" w:cs="Times New Roman"/>
+              </w:rPr>
+              <m:t>c</m:t>
+            </m:r>
+          </m:e>
+        </m:acc>
+        <m:d>
+          <m:dPr>
+            <m:ctrlPr>
+              <w:rPr>
+                <w:rFonts w:ascii="Cambria Math" w:hAnsi="Cambria Math" w:cs="Times New Roman"/>
+                <w:i/>
+              </w:rPr>
+            </m:ctrlPr>
+          </m:dPr>
+          <m:e>
+            <m:r>
+              <w:rPr>
+                <w:rFonts w:ascii="Cambria Math" w:hAnsi="Cambria Math" w:cs="Times New Roman"/>
+              </w:rPr>
+              <m:t>x,z</m:t>
+            </m:r>
+          </m:e>
+        </m:d>
+      </m:oMath>
+      <w:r>
+        <w:rPr>
+          <w:rFonts w:ascii="Times" w:hAnsi="Times" w:cs="Times New Roman"/>
+        </w:rPr>
+        <w:t>, we get</w:t>
+      </w:r>
+    </w:p>
+    <w:p>
+      <w:pPr>
+        <w:spacing w:line="360" w:lineRule="auto"/>
+        <w:jc w:val="both"/>
+        <w:rPr>
+          <w:rFonts w:ascii="Times" w:hAnsi="Times"/>
+          <w:color w:val="000000" w:themeColor="text1"/>
+        </w:rPr>
       </w:pPr>
-      <w:r>
-        <w:rPr>
-          <w:rFonts w:ascii="Times" w:hAnsi="Times"/>
-          <w:iCs/>
+      <m:oMathPara>
+        <m:oMath>
+          <m:eqArr>
+            <m:eqArrPr>
+              <m:maxDist m:val="1"/>
+              <m:ctrlPr>
+                <w:rPr>
+                  <w:rFonts w:ascii="Cambria Math" w:hAnsi="Cambria Math"/>
+                  <w:i/>
+                  <w:color w:val="000000" w:themeColor="text1"/>
+                </w:rPr>
+              </m:ctrlPr>
+            </m:eqArrPr>
+            <m:e>
+              <m:acc>
+                <m:accPr>
+                  <m:chr m:val="̃"/>
+                  <m:ctrlPr>
+                    <w:rPr>
+                      <w:rFonts w:ascii="Cambria Math" w:hAnsi="Cambria Math" w:cs="Times New Roman"/>
+                      <w:i/>
+                    </w:rPr>
+                  </m:ctrlPr>
+                </m:accPr>
+                <m:e>
+                  <m:r>
+                    <w:rPr>
+                      <w:rFonts w:ascii="Cambria Math" w:hAnsi="Cambria Math" w:cs="Times New Roman"/>
+                    </w:rPr>
+                    <m:t>c</m:t>
+                  </m:r>
+                </m:e>
+              </m:acc>
+              <m:d>
+                <m:dPr>
+                  <m:ctrlPr>
+                    <w:rPr>
+                      <w:rFonts w:ascii="Cambria Math" w:hAnsi="Cambria Math" w:cs="Times New Roman"/>
+                      <w:i/>
+                    </w:rPr>
+                  </m:ctrlPr>
+                </m:dPr>
+                <m:e>
+                  <m:r>
+                    <w:rPr>
+                      <w:rFonts w:ascii="Cambria Math" w:hAnsi="Cambria Math" w:cs="Times New Roman"/>
+                    </w:rPr>
+                    <m:t>x,0</m:t>
+                  </m:r>
+                </m:e>
+              </m:d>
+              <m:r>
+                <w:rPr>
+                  <w:rFonts w:ascii="Cambria Math" w:hAnsi="Cambria Math" w:cs="Times New Roman"/>
+                </w:rPr>
+                <m:t>=</m:t>
+              </m:r>
+              <m:f>
+                <m:fPr>
+                  <m:ctrlPr>
+                    <w:rPr>
+                      <w:rFonts w:ascii="Cambria Math" w:hAnsi="Cambria Math"/>
+                      <w:i/>
+                    </w:rPr>
+                  </m:ctrlPr>
+                </m:fPr>
+                <m:num>
+                  <m:r>
+                    <w:rPr>
+                      <w:rFonts w:ascii="Cambria Math" w:hAnsi="Cambria Math"/>
+                    </w:rPr>
+                    <m:t>r</m:t>
+                  </m:r>
+                </m:num>
+                <m:den>
+                  <m:r>
+                    <m:rPr>
+                      <m:sty m:val="p"/>
+                    </m:rPr>
+                    <w:rPr>
+                      <w:rFonts w:ascii="Cambria Math" w:hAnsi="Cambria Math"/>
+                    </w:rPr>
+                    <m:t>Ω</m:t>
+                  </m:r>
+                </m:den>
+              </m:f>
+              <m:r>
+                <m:rPr>
+                  <m:sty m:val="p"/>
+                </m:rPr>
+                <w:rPr>
+                  <w:rFonts w:ascii="Cambria Math" w:hAnsi="Cambria Math" w:cs="Times New Roman"/>
+                </w:rPr>
+                <m:t>Θ</m:t>
+              </m:r>
+              <m:d>
+                <m:dPr>
+                  <m:ctrlPr>
+                    <w:rPr>
+                      <w:rFonts w:ascii="Cambria Math" w:hAnsi="Cambria Math" w:cs="Times New Roman"/>
+                      <w:i/>
+                    </w:rPr>
+                  </m:ctrlPr>
+                </m:dPr>
+                <m:e>
+                  <m:r>
+                    <w:rPr>
+                      <w:rFonts w:ascii="Cambria Math" w:hAnsi="Cambria Math" w:cs="Times New Roman"/>
+                    </w:rPr>
+                    <m:t>-x</m:t>
+                  </m:r>
+                </m:e>
+              </m:d>
+              <m:r>
+                <w:rPr>
+                  <w:rFonts w:ascii="Cambria Math" w:hAnsi="Cambria Math" w:cs="Times New Roman"/>
+                </w:rPr>
+                <m:t>×</m:t>
+              </m:r>
+              <m:d>
+                <m:dPr>
+                  <m:ctrlPr>
+                    <w:rPr>
+                      <w:rFonts w:ascii="Cambria Math" w:hAnsi="Cambria Math"/>
+                      <w:i/>
+                    </w:rPr>
+                  </m:ctrlPr>
+                </m:dPr>
+                <m:e>
+                  <m:r>
+                    <m:rPr>
+                      <m:sty m:val="p"/>
+                    </m:rPr>
+                    <w:rPr>
+                      <w:rFonts w:ascii="Cambria Math" w:hAnsi="Cambria Math"/>
+                    </w:rPr>
+                    <m:t>1</m:t>
+                  </m:r>
+                  <m:r>
+                    <w:rPr>
+                      <w:rFonts w:ascii="Cambria Math" w:hAnsi="Cambria Math"/>
+                    </w:rPr>
+                    <m:t>+</m:t>
+                  </m:r>
+                  <m:f>
+                    <m:fPr>
+                      <m:ctrlPr>
+                        <w:rPr>
+                          <w:rFonts w:ascii="Cambria Math" w:hAnsi="Cambria Math"/>
+                          <w:i/>
+                        </w:rPr>
+                      </m:ctrlPr>
+                    </m:fPr>
+                    <m:num>
+                      <m:r>
+                        <w:rPr>
+                          <w:rFonts w:ascii="Cambria Math" w:hAnsi="Cambria Math"/>
+                        </w:rPr>
+                        <m:t>2</m:t>
+                      </m:r>
+                    </m:num>
+                    <m:den>
+                      <m:sSub>
+                        <m:sSubPr>
+                          <m:ctrlPr>
+                            <w:rPr>
+                              <w:rFonts w:ascii="Cambria Math" w:hAnsi="Cambria Math"/>
+                              <w:i/>
+                            </w:rPr>
+                          </m:ctrlPr>
+                        </m:sSubPr>
+                        <m:e>
+                          <m:r>
+                            <w:rPr>
+                              <w:rFonts w:ascii="Cambria Math" w:hAnsi="Cambria Math"/>
+                            </w:rPr>
+                            <m:t>L</m:t>
+                          </m:r>
+                        </m:e>
+                        <m:sub>
+                          <m:r>
+                            <w:rPr>
+                              <w:rFonts w:ascii="Cambria Math" w:hAnsi="Cambria Math"/>
+                            </w:rPr>
+                            <m:t>x</m:t>
+                          </m:r>
+                        </m:sub>
+                      </m:sSub>
+                    </m:den>
+                  </m:f>
+                  <m:nary>
+                    <m:naryPr>
+                      <m:chr m:val="∑"/>
+                      <m:supHide m:val="1"/>
+                      <m:ctrlPr>
+                        <w:rPr>
+                          <w:rFonts w:ascii="Cambria Math" w:hAnsi="Cambria Math"/>
+                          <w:i/>
+                        </w:rPr>
+                      </m:ctrlPr>
+                    </m:naryPr>
+                    <m:sub>
+                      <m:r>
+                        <w:rPr>
+                          <w:rFonts w:ascii="Cambria Math" w:hAnsi="Cambria Math"/>
+                        </w:rPr>
+                        <m:t>n</m:t>
+                      </m:r>
+                    </m:sub>
+                    <m:sup/>
+                    <m:e>
+                      <m:f>
+                        <m:fPr>
+                          <m:ctrlPr>
+                            <w:rPr>
+                              <w:rFonts w:ascii="Cambria Math" w:hAnsi="Cambria Math"/>
+                              <w:i/>
+                            </w:rPr>
+                          </m:ctrlPr>
+                        </m:fPr>
+                        <m:num>
+                          <m:func>
+                            <m:funcPr>
+                              <m:ctrlPr>
+                                <w:rPr>
+                                  <w:rFonts w:ascii="Cambria Math" w:hAnsi="Cambria Math"/>
+                                  <w:i/>
+                                </w:rPr>
+                              </m:ctrlPr>
+                            </m:funcPr>
+                            <m:fName>
+                              <m:r>
+                                <w:rPr>
+                                  <w:rFonts w:ascii="Cambria Math" w:hAnsi="Cambria Math"/>
+                                </w:rPr>
+                                <m:t>sin</m:t>
+                              </m:r>
+                            </m:fName>
+                            <m:e>
+                              <m:d>
+                                <m:dPr>
+                                  <m:ctrlPr>
+                                    <w:rPr>
+                                      <w:rFonts w:ascii="Cambria Math" w:hAnsi="Cambria Math"/>
+                                      <w:i/>
+                                    </w:rPr>
+                                  </m:ctrlPr>
+                                </m:dPr>
+                                <m:e>
+                                  <m:sSub>
+                                    <m:sSubPr>
+                                      <m:ctrlPr>
+                                        <w:rPr>
+                                          <w:rFonts w:ascii="Cambria Math" w:hAnsi="Cambria Math"/>
+                                          <w:i/>
+                                        </w:rPr>
+                                      </m:ctrlPr>
+                                    </m:sSubPr>
+                                    <m:e>
+                                      <m:r>
+                                        <w:rPr>
+                                          <w:rFonts w:ascii="Cambria Math" w:hAnsi="Cambria Math"/>
+                                        </w:rPr>
+                                        <m:t>k</m:t>
+                                      </m:r>
+                                    </m:e>
+                                    <m:sub>
+                                      <m:r>
+                                        <w:rPr>
+                                          <w:rFonts w:ascii="Cambria Math" w:hAnsi="Cambria Math"/>
+                                        </w:rPr>
+                                        <m:t>n</m:t>
+                                      </m:r>
+                                    </m:sub>
+                                  </m:sSub>
+                                  <m:r>
+                                    <w:rPr>
+                                      <w:rFonts w:ascii="Cambria Math" w:hAnsi="Cambria Math"/>
+                                    </w:rPr>
+                                    <m:t>x</m:t>
+                                  </m:r>
+                                </m:e>
+                              </m:d>
+                            </m:e>
+                          </m:func>
+                        </m:num>
+                        <m:den>
+                          <m:sSub>
+                            <m:sSubPr>
+                              <m:ctrlPr>
+                                <w:rPr>
+                                  <w:rFonts w:ascii="Cambria Math" w:hAnsi="Cambria Math"/>
+                                  <w:i/>
+                                </w:rPr>
+                              </m:ctrlPr>
+                            </m:sSubPr>
+                            <m:e>
+                              <m:r>
+                                <w:rPr>
+                                  <w:rFonts w:ascii="Cambria Math" w:hAnsi="Cambria Math"/>
+                                </w:rPr>
+                                <m:t>k</m:t>
+                              </m:r>
+                            </m:e>
+                            <m:sub>
+                              <m:r>
+                                <w:rPr>
+                                  <w:rFonts w:ascii="Cambria Math" w:hAnsi="Cambria Math"/>
+                                </w:rPr>
+                                <m:t>n</m:t>
+                              </m:r>
+                            </m:sub>
+                          </m:sSub>
+                          <m:r>
+                            <w:rPr>
+                              <w:rFonts w:ascii="Cambria Math" w:hAnsi="Cambria Math"/>
+                            </w:rPr>
+                            <m:t>+Ω/D</m:t>
+                          </m:r>
+                        </m:den>
+                      </m:f>
+                    </m:e>
+                  </m:nary>
+                </m:e>
+              </m:d>
+              <m:r>
+                <w:rPr>
+                  <w:rFonts w:ascii="Cambria Math" w:hAnsi="Cambria Math"/>
+                  <w:color w:val="000000" w:themeColor="text1"/>
+                </w:rPr>
+                <m:t>.#</m:t>
+              </m:r>
+              <m:d>
+                <m:dPr>
+                  <m:ctrlPr>
+                    <w:rPr>
+                      <w:rFonts w:ascii="Cambria Math" w:hAnsi="Cambria Math"/>
+                      <w:i/>
+                      <w:color w:val="000000" w:themeColor="text1"/>
+                    </w:rPr>
+                  </m:ctrlPr>
+                </m:dPr>
+                <m:e>
+                  <m:r>
+                    <w:rPr>
+                      <w:rFonts w:ascii="Cambria Math" w:hAnsi="Cambria Math"/>
+                      <w:color w:val="000000" w:themeColor="text1"/>
+                    </w:rPr>
+                    <m:t>S16</m:t>
+                  </m:r>
+                </m:e>
+              </m:d>
+            </m:e>
+          </m:eqArr>
+        </m:oMath>
+      </m:oMathPara>
+    </w:p>
+    <w:p>
+      <w:pPr>
+        <w:spacing w:line="360" w:lineRule="auto"/>
+        <w:jc w:val="both"/>
+        <w:rPr>
+          <w:rFonts w:ascii="Times" w:hAnsi="Times"/>
+        </w:rPr>
+      </w:pPr>
+      <w:r>
+        <w:rPr>
+          <w:rFonts w:ascii="Times" w:hAnsi="Times"/>
+          <w:color w:val="000000" w:themeColor="text1"/>
+        </w:rPr>
+        <w:t xml:space="preserve">Using the previous results </w:t>
+      </w:r>
+      <w:r>
+        <w:rPr>
+          <w:rFonts w:ascii="Times" w:hAnsi="Times"/>
+          <w:color w:val="000000" w:themeColor="text1"/>
+        </w:rPr>
+        <w:t>for</w:t>
+      </w:r>
+      <w:r>
+        <w:rPr>
+          <w:rFonts w:ascii="Times" w:hAnsi="Times"/>
+          <w:color w:val="000000" w:themeColor="text1"/>
+        </w:rPr>
+        <w:t xml:space="preserve"> </w:t>
+      </w:r>
+      <w:r>
+        <w:rPr>
+          <w:rFonts w:ascii="Times" w:hAnsi="Times"/>
+          <w:color w:val="000000" w:themeColor="text1"/>
+        </w:rPr>
+        <w:t xml:space="preserve">the </w:t>
+      </w:r>
+      <w:r>
+        <w:rPr>
+          <w:rFonts w:ascii="Times" w:hAnsi="Times"/>
+          <w:color w:val="000000" w:themeColor="text1"/>
+        </w:rPr>
+        <w:t xml:space="preserve">continuous approximation, we </w:t>
+      </w:r>
+      <w:r>
+        <w:rPr>
+          <w:rFonts w:ascii="Times" w:hAnsi="Times"/>
+          <w:color w:val="000000" w:themeColor="text1"/>
+        </w:rPr>
+        <w:t xml:space="preserve">again consider the limit </w:t>
+      </w:r>
+      <m:oMath>
+        <m:sSub>
+          <m:sSubPr>
+            <m:ctrlPr>
+              <w:rPr>
+                <w:rFonts w:ascii="Cambria Math" w:hAnsi="Cambria Math"/>
+                <w:i/>
+              </w:rPr>
+            </m:ctrlPr>
+          </m:sSubPr>
+          <m:e>
+            <m:r>
+              <w:rPr>
+                <w:rFonts w:ascii="Cambria Math" w:hAnsi="Cambria Math"/>
+              </w:rPr>
+              <m:t>L</m:t>
+            </m:r>
+          </m:e>
+          <m:sub>
+            <m:r>
+              <w:rPr>
+                <w:rFonts w:ascii="Cambria Math" w:hAnsi="Cambria Math"/>
+              </w:rPr>
+              <m:t>x</m:t>
+            </m:r>
+          </m:sub>
+        </m:sSub>
+        <m:r>
+          <w:rPr>
+            <w:rFonts w:ascii="Cambria Math" w:hAnsi="Cambria Math"/>
+          </w:rPr>
+          <m:t>→∞</m:t>
+        </m:r>
+      </m:oMath>
+      <w:r>
+        <w:rPr>
+          <w:rFonts w:ascii="Times" w:hAnsi="Times"/>
+        </w:rPr>
+        <w:t xml:space="preserve">,  </w:t>
+      </w:r>
+      <w:r>
+        <w:rPr>
+          <w:rFonts w:ascii="Times" w:hAnsi="Times"/>
+        </w:rPr>
+        <w:t>with which we obtain</w:t>
+      </w:r>
+    </w:p>
+    <w:p>
+      <w:pPr>
+        <w:spacing w:line="360" w:lineRule="auto"/>
+        <w:jc w:val="both"/>
+        <w:rPr>
+          <w:rFonts w:ascii="Times" w:hAnsi="Times"/>
+        </w:rPr>
+      </w:pPr>
+      <m:oMathPara>
+        <m:oMath>
+          <m:eqArr>
+            <m:eqArrPr>
+              <m:maxDist m:val="1"/>
+              <m:ctrlPr>
+                <w:rPr>
+                  <w:rFonts w:ascii="Cambria Math" w:hAnsi="Cambria Math"/>
+                  <w:i/>
+                </w:rPr>
+              </m:ctrlPr>
+            </m:eqArrPr>
+            <m:e>
+              <m:acc>
+                <m:accPr>
+                  <m:chr m:val="̃"/>
+                  <m:ctrlPr>
+                    <w:rPr>
+                      <w:rFonts w:ascii="Cambria Math" w:hAnsi="Cambria Math" w:cs="Times New Roman"/>
+                      <w:i/>
+                    </w:rPr>
+                  </m:ctrlPr>
+                </m:accPr>
+                <m:e>
+                  <m:r>
+                    <w:rPr>
+                      <w:rFonts w:ascii="Cambria Math" w:hAnsi="Cambria Math" w:cs="Times New Roman"/>
+                    </w:rPr>
+                    <m:t>c</m:t>
+                  </m:r>
+                </m:e>
+              </m:acc>
+              <m:d>
+                <m:dPr>
+                  <m:ctrlPr>
+                    <w:rPr>
+                      <w:rFonts w:ascii="Cambria Math" w:hAnsi="Cambria Math"/>
+                      <w:i/>
+                    </w:rPr>
+                  </m:ctrlPr>
+                </m:dPr>
+                <m:e>
+                  <m:r>
+                    <w:rPr>
+                      <w:rFonts w:ascii="Cambria Math" w:hAnsi="Cambria Math"/>
+                    </w:rPr>
+                    <m:t>x,0</m:t>
+                  </m:r>
+                </m:e>
+              </m:d>
+              <m:r>
+                <w:rPr>
+                  <w:rFonts w:ascii="Cambria Math" w:hAnsi="Cambria Math"/>
+                </w:rPr>
+                <m:t>=</m:t>
+              </m:r>
+              <m:f>
+                <m:fPr>
+                  <m:ctrlPr>
+                    <w:rPr>
+                      <w:rFonts w:ascii="Cambria Math" w:hAnsi="Cambria Math"/>
+                      <w:i/>
+                    </w:rPr>
+                  </m:ctrlPr>
+                </m:fPr>
+                <m:num>
+                  <m:r>
+                    <w:rPr>
+                      <w:rFonts w:ascii="Cambria Math" w:hAnsi="Cambria Math"/>
+                    </w:rPr>
+                    <m:t>r</m:t>
+                  </m:r>
+                </m:num>
+                <m:den>
+                  <m:r>
+                    <w:rPr>
+                      <w:rFonts w:ascii="Cambria Math" w:hAnsi="Cambria Math"/>
+                    </w:rPr>
+                    <m:t>Ω</m:t>
+                  </m:r>
+                </m:den>
+              </m:f>
+              <m:r>
+                <m:rPr>
+                  <m:sty m:val="p"/>
+                </m:rPr>
+                <w:rPr>
+                  <w:rFonts w:ascii="Cambria Math" w:hAnsi="Cambria Math"/>
+                </w:rPr>
+                <m:t>Θ</m:t>
+              </m:r>
+              <m:d>
+                <m:dPr>
+                  <m:ctrlPr>
+                    <w:rPr>
+                      <w:rFonts w:ascii="Cambria Math" w:hAnsi="Cambria Math"/>
+                      <w:i/>
+                    </w:rPr>
+                  </m:ctrlPr>
+                </m:dPr>
+                <m:e>
+                  <m:r>
+                    <w:rPr>
+                      <w:rFonts w:ascii="Cambria Math" w:hAnsi="Cambria Math"/>
+                    </w:rPr>
+                    <m:t>-x</m:t>
+                  </m:r>
+                </m:e>
+              </m:d>
+              <m:d>
+                <m:dPr>
+                  <m:begChr m:val="["/>
+                  <m:endChr m:val="]"/>
+                  <m:ctrlPr>
+                    <w:rPr>
+                      <w:rFonts w:ascii="Cambria Math" w:hAnsi="Cambria Math"/>
+                      <w:i/>
+                    </w:rPr>
+                  </m:ctrlPr>
+                </m:dPr>
+                <m:e>
+                  <m:r>
+                    <w:rPr>
+                      <w:rFonts w:ascii="Cambria Math" w:hAnsi="Cambria Math"/>
+                    </w:rPr>
+                    <m:t>1+</m:t>
+                  </m:r>
+                  <m:f>
+                    <m:fPr>
+                      <m:ctrlPr>
+                        <w:rPr>
+                          <w:rFonts w:ascii="Cambria Math" w:hAnsi="Cambria Math"/>
+                          <w:i/>
+                        </w:rPr>
+                      </m:ctrlPr>
+                    </m:fPr>
+                    <m:num>
+                      <m:func>
+                        <m:funcPr>
+                          <m:ctrlPr>
+                            <w:rPr>
+                              <w:rFonts w:ascii="Cambria Math" w:hAnsi="Cambria Math"/>
+                              <w:i/>
+                            </w:rPr>
+                          </m:ctrlPr>
+                        </m:funcPr>
+                        <m:fName>
+                          <m:r>
+                            <w:rPr>
+                              <w:rFonts w:ascii="Cambria Math" w:hAnsi="Cambria Math"/>
+                            </w:rPr>
+                            <m:t>2cos</m:t>
+                          </m:r>
+                        </m:fName>
+                        <m:e>
+                          <m:d>
+                            <m:dPr>
+                              <m:ctrlPr>
+                                <w:rPr>
+                                  <w:rFonts w:ascii="Cambria Math" w:hAnsi="Cambria Math"/>
+                                  <w:i/>
+                                </w:rPr>
+                              </m:ctrlPr>
+                            </m:dPr>
+                            <m:e>
+                              <m:f>
+                                <m:fPr>
+                                  <m:ctrlPr>
+                                    <w:rPr>
+                                      <w:rFonts w:ascii="Cambria Math" w:hAnsi="Cambria Math"/>
+                                      <w:i/>
+                                    </w:rPr>
+                                  </m:ctrlPr>
+                                </m:fPr>
+                                <m:num>
+                                  <m:r>
+                                    <w:rPr>
+                                      <w:rFonts w:ascii="Cambria Math" w:hAnsi="Cambria Math"/>
+                                    </w:rPr>
+                                    <m:t>x</m:t>
+                                  </m:r>
+                                </m:num>
+                                <m:den>
+                                  <m:r>
+                                    <m:rPr>
+                                      <m:sty m:val="p"/>
+                                    </m:rPr>
+                                    <w:rPr>
+                                      <w:rFonts w:ascii="Cambria Math" w:hAnsi="Cambria Math"/>
+                                    </w:rPr>
+                                    <m:t xml:space="preserve"> </m:t>
+                                  </m:r>
+                                  <m:sSub>
+                                    <m:sSubPr>
+                                      <m:ctrlPr>
+                                        <w:rPr>
+                                          <w:rFonts w:ascii="Cambria Math" w:hAnsi="Cambria Math"/>
+                                          <w:i/>
+                                        </w:rPr>
+                                      </m:ctrlPr>
+                                    </m:sSubPr>
+                                    <m:e>
+                                      <m:r>
+                                        <w:rPr>
+                                          <w:rFonts w:ascii="Cambria Math" w:hAnsi="Cambria Math"/>
+                                        </w:rPr>
+                                        <m:t>λ</m:t>
+                                      </m:r>
+                                      <m:ctrlPr>
+                                        <w:rPr>
+                                          <w:rFonts w:ascii="Cambria Math" w:hAnsi="Cambria Math"/>
+                                        </w:rPr>
+                                      </m:ctrlPr>
+                                    </m:e>
+                                    <m:sub>
+                                      <m:r>
+                                        <w:rPr>
+                                          <w:rFonts w:ascii="Cambria Math" w:hAnsi="Cambria Math"/>
+                                        </w:rPr>
+                                        <m:t>α</m:t>
+                                      </m:r>
+                                    </m:sub>
+                                  </m:sSub>
+                                </m:den>
+                              </m:f>
+                            </m:e>
+                          </m:d>
+                        </m:e>
+                      </m:func>
+                    </m:num>
+                    <m:den>
+                      <m:r>
+                        <w:rPr>
+                          <w:rFonts w:ascii="Cambria Math" w:hAnsi="Cambria Math"/>
+                        </w:rPr>
+                        <m:t>π</m:t>
+                      </m:r>
+                    </m:den>
+                  </m:f>
+                  <m:r>
+                    <w:rPr>
+                      <w:rFonts w:ascii="Cambria Math" w:hAnsi="Cambria Math"/>
+                    </w:rPr>
+                    <m:t>sign(x)</m:t>
+                  </m:r>
+                  <m:d>
+                    <m:dPr>
+                      <m:ctrlPr>
+                        <w:rPr>
+                          <w:rFonts w:ascii="Cambria Math" w:hAnsi="Cambria Math"/>
+                          <w:i/>
+                        </w:rPr>
+                      </m:ctrlPr>
+                    </m:dPr>
+                    <m:e>
+                      <m:f>
+                        <m:fPr>
+                          <m:ctrlPr>
+                            <w:rPr>
+                              <w:rFonts w:ascii="Cambria Math" w:hAnsi="Cambria Math"/>
+                              <w:i/>
+                            </w:rPr>
+                          </m:ctrlPr>
+                        </m:fPr>
+                        <m:num>
+                          <m:r>
+                            <w:rPr>
+                              <w:rFonts w:ascii="Cambria Math" w:hAnsi="Cambria Math"/>
+                            </w:rPr>
+                            <m:t>π</m:t>
+                          </m:r>
+                        </m:num>
+                        <m:den>
+                          <m:r>
+                            <w:rPr>
+                              <w:rFonts w:ascii="Cambria Math" w:hAnsi="Cambria Math"/>
+                            </w:rPr>
+                            <m:t>2</m:t>
+                          </m:r>
+                        </m:den>
+                      </m:f>
+                      <m:r>
+                        <w:rPr>
+                          <w:rFonts w:ascii="Cambria Math" w:hAnsi="Cambria Math"/>
+                        </w:rPr>
+                        <m:t>-Si</m:t>
+                      </m:r>
+                      <m:d>
+                        <m:dPr>
+                          <m:ctrlPr>
+                            <w:rPr>
+                              <w:rFonts w:ascii="Cambria Math" w:hAnsi="Cambria Math"/>
+                              <w:i/>
+                            </w:rPr>
+                          </m:ctrlPr>
+                        </m:dPr>
+                        <m:e>
+                          <m:f>
+                            <m:fPr>
+                              <m:ctrlPr>
+                                <w:rPr>
+                                  <w:rFonts w:ascii="Cambria Math" w:hAnsi="Cambria Math"/>
+                                  <w:i/>
+                                </w:rPr>
+                              </m:ctrlPr>
+                            </m:fPr>
+                            <m:num>
+                              <m:r>
+                                <w:rPr>
+                                  <w:rFonts w:ascii="Cambria Math" w:hAnsi="Cambria Math"/>
+                                </w:rPr>
+                                <m:t>|x|</m:t>
+                              </m:r>
+                            </m:num>
+                            <m:den>
+                              <m:r>
+                                <m:rPr>
+                                  <m:sty m:val="p"/>
+                                </m:rPr>
+                                <w:rPr>
+                                  <w:rFonts w:ascii="Cambria Math" w:hAnsi="Cambria Math"/>
+                                </w:rPr>
+                                <m:t xml:space="preserve">  </m:t>
+                              </m:r>
+                              <m:sSub>
+                                <m:sSubPr>
+                                  <m:ctrlPr>
+                                    <w:rPr>
+                                      <w:rFonts w:ascii="Cambria Math" w:hAnsi="Cambria Math"/>
+                                      <w:i/>
+                                    </w:rPr>
+                                  </m:ctrlPr>
+                                </m:sSubPr>
+                                <m:e>
+                                  <m:r>
+                                    <w:rPr>
+                                      <w:rFonts w:ascii="Cambria Math" w:hAnsi="Cambria Math"/>
+                                    </w:rPr>
+                                    <m:t>λ</m:t>
+                                  </m:r>
+                                  <m:ctrlPr>
+                                    <w:rPr>
+                                      <w:rFonts w:ascii="Cambria Math" w:hAnsi="Cambria Math"/>
+                                    </w:rPr>
+                                  </m:ctrlPr>
+                                </m:e>
+                                <m:sub>
+                                  <m:r>
+                                    <w:rPr>
+                                      <w:rFonts w:ascii="Cambria Math" w:hAnsi="Cambria Math"/>
+                                    </w:rPr>
+                                    <m:t>α</m:t>
+                                  </m:r>
+                                </m:sub>
+                              </m:sSub>
+                            </m:den>
+                          </m:f>
+                        </m:e>
+                      </m:d>
+                    </m:e>
+                  </m:d>
+                  <m:r>
+                    <w:rPr>
+                      <w:rFonts w:ascii="Cambria Math" w:hAnsi="Cambria Math"/>
+                    </w:rPr>
+                    <m:t>+</m:t>
+                  </m:r>
+                  <m:f>
+                    <m:fPr>
+                      <m:ctrlPr>
+                        <w:rPr>
+                          <w:rFonts w:ascii="Cambria Math" w:hAnsi="Cambria Math"/>
+                          <w:i/>
+                        </w:rPr>
+                      </m:ctrlPr>
+                    </m:fPr>
+                    <m:num>
+                      <m:r>
+                        <w:rPr>
+                          <w:rFonts w:ascii="Cambria Math" w:hAnsi="Cambria Math"/>
+                        </w:rPr>
+                        <m:t>2</m:t>
+                      </m:r>
+                      <m:func>
+                        <m:funcPr>
+                          <m:ctrlPr>
+                            <w:rPr>
+                              <w:rFonts w:ascii="Cambria Math" w:hAnsi="Cambria Math"/>
+                              <w:i/>
+                            </w:rPr>
+                          </m:ctrlPr>
+                        </m:funcPr>
+                        <m:fName>
+                          <m:r>
+                            <w:rPr>
+                              <w:rFonts w:ascii="Cambria Math" w:hAnsi="Cambria Math"/>
+                            </w:rPr>
+                            <m:t>sin</m:t>
+                          </m:r>
+                        </m:fName>
+                        <m:e>
+                          <m:d>
+                            <m:dPr>
+                              <m:ctrlPr>
+                                <w:rPr>
+                                  <w:rFonts w:ascii="Cambria Math" w:hAnsi="Cambria Math"/>
+                                  <w:i/>
+                                </w:rPr>
+                              </m:ctrlPr>
+                            </m:dPr>
+                            <m:e>
+                              <m:f>
+                                <m:fPr>
+                                  <m:ctrlPr>
+                                    <w:rPr>
+                                      <w:rFonts w:ascii="Cambria Math" w:hAnsi="Cambria Math"/>
+                                      <w:i/>
+                                    </w:rPr>
+                                  </m:ctrlPr>
+                                </m:fPr>
+                                <m:num>
+                                  <m:r>
+                                    <w:rPr>
+                                      <w:rFonts w:ascii="Cambria Math" w:hAnsi="Cambria Math"/>
+                                    </w:rPr>
+                                    <m:t>x</m:t>
+                                  </m:r>
+                                </m:num>
+                                <m:den>
+                                  <m:r>
+                                    <m:rPr>
+                                      <m:sty m:val="p"/>
+                                    </m:rPr>
+                                    <w:rPr>
+                                      <w:rFonts w:ascii="Cambria Math" w:hAnsi="Cambria Math"/>
+                                    </w:rPr>
+                                    <m:t xml:space="preserve">  </m:t>
+                                  </m:r>
+                                  <m:sSub>
+                                    <m:sSubPr>
+                                      <m:ctrlPr>
+                                        <w:rPr>
+                                          <w:rFonts w:ascii="Cambria Math" w:hAnsi="Cambria Math"/>
+                                          <w:i/>
+                                        </w:rPr>
+                                      </m:ctrlPr>
+                                    </m:sSubPr>
+                                    <m:e>
+                                      <m:r>
+                                        <w:rPr>
+                                          <w:rFonts w:ascii="Cambria Math" w:hAnsi="Cambria Math"/>
+                                        </w:rPr>
+                                        <m:t>λ</m:t>
+                                      </m:r>
+                                      <m:ctrlPr>
+                                        <w:rPr>
+                                          <w:rFonts w:ascii="Cambria Math" w:hAnsi="Cambria Math"/>
+                                        </w:rPr>
+                                      </m:ctrlPr>
+                                    </m:e>
+                                    <m:sub>
+                                      <m:r>
+                                        <w:rPr>
+                                          <w:rFonts w:ascii="Cambria Math" w:hAnsi="Cambria Math"/>
+                                        </w:rPr>
+                                        <m:t>α</m:t>
+                                      </m:r>
+                                    </m:sub>
+                                  </m:sSub>
+                                </m:den>
+                              </m:f>
+                            </m:e>
+                          </m:d>
+                        </m:e>
+                      </m:func>
+                    </m:num>
+                    <m:den>
+                      <m:r>
+                        <w:rPr>
+                          <w:rFonts w:ascii="Cambria Math" w:hAnsi="Cambria Math"/>
+                        </w:rPr>
+                        <m:t>π</m:t>
+                      </m:r>
+                    </m:den>
+                  </m:f>
+                  <m:r>
+                    <w:rPr>
+                      <w:rFonts w:ascii="Cambria Math" w:hAnsi="Cambria Math"/>
+                    </w:rPr>
+                    <m:t>Ci</m:t>
+                  </m:r>
+                  <m:d>
+                    <m:dPr>
+                      <m:ctrlPr>
+                        <w:rPr>
+                          <w:rFonts w:ascii="Cambria Math" w:hAnsi="Cambria Math"/>
+                          <w:i/>
+                        </w:rPr>
+                      </m:ctrlPr>
+                    </m:dPr>
+                    <m:e>
+                      <m:f>
+                        <m:fPr>
+                          <m:ctrlPr>
+                            <w:rPr>
+                              <w:rFonts w:ascii="Cambria Math" w:hAnsi="Cambria Math"/>
+                              <w:i/>
+                            </w:rPr>
+                          </m:ctrlPr>
+                        </m:fPr>
+                        <m:num>
+                          <m:r>
+                            <w:rPr>
+                              <w:rFonts w:ascii="Cambria Math" w:hAnsi="Cambria Math"/>
+                            </w:rPr>
+                            <m:t>|x|</m:t>
+                          </m:r>
+                        </m:num>
+                        <m:den>
+                          <m:r>
+                            <m:rPr>
+                              <m:sty m:val="p"/>
+                            </m:rPr>
+                            <w:rPr>
+                              <w:rFonts w:ascii="Cambria Math" w:hAnsi="Cambria Math"/>
+                            </w:rPr>
+                            <m:t xml:space="preserve">  </m:t>
+                          </m:r>
+                          <m:sSub>
+                            <m:sSubPr>
+                              <m:ctrlPr>
+                                <w:rPr>
+                                  <w:rFonts w:ascii="Cambria Math" w:hAnsi="Cambria Math"/>
+                                  <w:i/>
+                                </w:rPr>
+                              </m:ctrlPr>
+                            </m:sSubPr>
+                            <m:e>
+                              <m:r>
+                                <w:rPr>
+                                  <w:rFonts w:ascii="Cambria Math" w:hAnsi="Cambria Math"/>
+                                </w:rPr>
+                                <m:t>λ</m:t>
+                              </m:r>
+                              <m:ctrlPr>
+                                <w:rPr>
+                                  <w:rFonts w:ascii="Cambria Math" w:hAnsi="Cambria Math"/>
+                                </w:rPr>
+                              </m:ctrlPr>
+                            </m:e>
+                            <m:sub>
+                              <m:r>
+                                <w:rPr>
+                                  <w:rFonts w:ascii="Cambria Math" w:hAnsi="Cambria Math"/>
+                                </w:rPr>
+                                <m:t>α</m:t>
+                              </m:r>
+                            </m:sub>
+                          </m:sSub>
+                        </m:den>
+                      </m:f>
+                    </m:e>
+                  </m:d>
+                </m:e>
+              </m:d>
+              <m:r>
+                <w:rPr>
+                  <w:rFonts w:ascii="Cambria Math" w:hAnsi="Cambria Math"/>
+                </w:rPr>
+                <m:t>.#</m:t>
+              </m:r>
+              <m:d>
+                <m:dPr>
+                  <m:ctrlPr>
+                    <w:rPr>
+                      <w:rFonts w:ascii="Cambria Math" w:hAnsi="Cambria Math"/>
+                      <w:i/>
+                    </w:rPr>
+                  </m:ctrlPr>
+                </m:dPr>
+                <m:e>
+                  <m:r>
+                    <w:rPr>
+                      <w:rFonts w:ascii="Cambria Math" w:hAnsi="Cambria Math"/>
+                    </w:rPr>
+                    <m:t>S17</m:t>
+                  </m:r>
+                </m:e>
+              </m:d>
+            </m:e>
+          </m:eqArr>
+        </m:oMath>
+      </m:oMathPara>
+    </w:p>
+    <w:p>
+      <w:pPr>
+        <w:spacing w:line="360" w:lineRule="auto"/>
+        <w:jc w:val="both"/>
+        <w:rPr>
+          <w:rFonts w:ascii="Times" w:hAnsi="Times"/>
+        </w:rPr>
+      </w:pPr>
+      <w:r>
+        <w:rPr>
+          <w:rFonts w:ascii="Times" w:hAnsi="Times"/>
+        </w:rPr>
+        <w:t xml:space="preserve">For the </w:t>
+      </w:r>
+      <m:oMath>
+        <m:d>
+          <m:dPr>
+            <m:begChr m:val="|"/>
+            <m:endChr m:val="|"/>
+            <m:ctrlPr>
+              <w:rPr>
+                <w:rFonts w:ascii="Cambria Math" w:hAnsi="Cambria Math"/>
+                <w:i/>
+              </w:rPr>
+            </m:ctrlPr>
+          </m:dPr>
+          <m:e>
+            <m:r>
+              <w:rPr>
+                <w:rFonts w:ascii="Cambria Math" w:hAnsi="Cambria Math"/>
+              </w:rPr>
+              <m:t>x</m:t>
+            </m:r>
+          </m:e>
+        </m:d>
+        <m:r>
+          <w:rPr>
+            <w:rFonts w:ascii="Cambria Math" w:hAnsi="Cambria Math"/>
+          </w:rPr>
+          <m:t>≫</m:t>
+        </m:r>
+        <m:sSub>
+          <m:sSubPr>
+            <m:ctrlPr>
+              <w:rPr>
+                <w:rFonts w:ascii="Cambria Math" w:hAnsi="Cambria Math"/>
+                <w:i/>
+              </w:rPr>
+            </m:ctrlPr>
+          </m:sSubPr>
+          <m:e>
+            <m:r>
+              <w:rPr>
+                <w:rFonts w:ascii="Cambria Math" w:hAnsi="Cambria Math"/>
+              </w:rPr>
+              <m:t>λ</m:t>
+            </m:r>
+            <m:ctrlPr>
+              <w:rPr>
+                <w:rFonts w:ascii="Cambria Math" w:hAnsi="Cambria Math"/>
+              </w:rPr>
+            </m:ctrlPr>
+          </m:e>
+          <m:sub>
+            <m:r>
+              <w:rPr>
+                <w:rFonts w:ascii="Cambria Math" w:hAnsi="Cambria Math"/>
+              </w:rPr>
+              <m:t>α</m:t>
+            </m:r>
+          </m:sub>
+        </m:sSub>
+      </m:oMath>
+      <w:r>
+        <w:rPr>
+          <w:rFonts w:ascii="Times" w:hAnsi="Times"/>
+        </w:rPr>
+        <w:t xml:space="preserve"> limit we </w:t>
+      </w:r>
+      <w:r>
+        <w:rPr>
+          <w:rFonts w:ascii="Times" w:hAnsi="Times"/>
+        </w:rPr>
+        <w:t>have</w:t>
+      </w:r>
+    </w:p>
+    <w:p>
+      <w:pPr>
+        <w:spacing w:line="360" w:lineRule="auto"/>
+        <w:jc w:val="both"/>
+        <w:rPr>
+          <w:rFonts w:ascii="Times" w:hAnsi="Times"/>
+        </w:rPr>
+      </w:pPr>
+      <m:oMathPara>
+        <m:oMath>
+          <m:eqArr>
+            <m:eqArrPr>
+              <m:maxDist m:val="1"/>
+              <m:ctrlPr>
+                <w:rPr>
+                  <w:rFonts w:ascii="Cambria Math" w:hAnsi="Cambria Math"/>
+                  <w:i/>
+                </w:rPr>
+              </m:ctrlPr>
+            </m:eqArrPr>
+            <m:e>
+              <m:acc>
+                <m:accPr>
+                  <m:chr m:val="̃"/>
+                  <m:ctrlPr>
+                    <w:rPr>
+                      <w:rFonts w:ascii="Cambria Math" w:hAnsi="Cambria Math" w:cs="Times New Roman"/>
+                      <w:i/>
+                    </w:rPr>
+                  </m:ctrlPr>
+                </m:accPr>
+                <m:e>
+                  <m:r>
+                    <w:rPr>
+                      <w:rFonts w:ascii="Cambria Math" w:hAnsi="Cambria Math" w:cs="Times New Roman"/>
+                    </w:rPr>
+                    <m:t>c</m:t>
+                  </m:r>
+                </m:e>
+              </m:acc>
+              <m:d>
+                <m:dPr>
+                  <m:ctrlPr>
+                    <w:rPr>
+                      <w:rFonts w:ascii="Cambria Math" w:hAnsi="Cambria Math"/>
+                      <w:i/>
+                    </w:rPr>
+                  </m:ctrlPr>
+                </m:dPr>
+                <m:e>
+                  <m:r>
+                    <w:rPr>
+                      <w:rFonts w:ascii="Cambria Math" w:hAnsi="Cambria Math"/>
+                    </w:rPr>
+                    <m:t>x,0</m:t>
+                  </m:r>
+                </m:e>
+              </m:d>
+              <m:r>
+                <w:rPr>
+                  <w:rFonts w:ascii="Cambria Math" w:hAnsi="Cambria Math"/>
+                </w:rPr>
+                <m:t>=</m:t>
+              </m:r>
+              <m:f>
+                <m:fPr>
+                  <m:ctrlPr>
+                    <w:rPr>
+                      <w:rFonts w:ascii="Cambria Math" w:hAnsi="Cambria Math"/>
+                      <w:i/>
+                    </w:rPr>
+                  </m:ctrlPr>
+                </m:fPr>
+                <m:num>
+                  <m:r>
+                    <w:rPr>
+                      <w:rFonts w:ascii="Cambria Math" w:hAnsi="Cambria Math"/>
+                    </w:rPr>
+                    <m:t>r</m:t>
+                  </m:r>
+                </m:num>
+                <m:den>
+                  <m:r>
+                    <w:rPr>
+                      <w:rFonts w:ascii="Cambria Math" w:hAnsi="Cambria Math"/>
+                    </w:rPr>
+                    <m:t>Ω</m:t>
+                  </m:r>
+                </m:den>
+              </m:f>
+              <m:r>
+                <m:rPr>
+                  <m:sty m:val="p"/>
+                </m:rPr>
+                <w:rPr>
+                  <w:rFonts w:ascii="Cambria Math" w:hAnsi="Cambria Math"/>
+                </w:rPr>
+                <m:t>Θ</m:t>
+              </m:r>
+              <m:d>
+                <m:dPr>
+                  <m:ctrlPr>
+                    <w:rPr>
+                      <w:rFonts w:ascii="Cambria Math" w:hAnsi="Cambria Math"/>
+                      <w:i/>
+                    </w:rPr>
+                  </m:ctrlPr>
+                </m:dPr>
+                <m:e>
+                  <m:r>
+                    <w:rPr>
+                      <w:rFonts w:ascii="Cambria Math" w:hAnsi="Cambria Math"/>
+                    </w:rPr>
+                    <m:t>-x</m:t>
+                  </m:r>
+                </m:e>
+              </m:d>
+              <m:d>
+                <m:dPr>
+                  <m:ctrlPr>
+                    <w:rPr>
+                      <w:rFonts w:ascii="Cambria Math" w:hAnsi="Cambria Math"/>
+                      <w:i/>
+                    </w:rPr>
+                  </m:ctrlPr>
+                </m:dPr>
+                <m:e>
+                  <m:r>
+                    <w:rPr>
+                      <w:rFonts w:ascii="Cambria Math" w:hAnsi="Cambria Math"/>
+                    </w:rPr>
+                    <m:t>1+</m:t>
+                  </m:r>
+                  <m:f>
+                    <m:fPr>
+                      <m:ctrlPr>
+                        <w:rPr>
+                          <w:rFonts w:ascii="Cambria Math" w:hAnsi="Cambria Math"/>
+                          <w:i/>
+                        </w:rPr>
+                      </m:ctrlPr>
+                    </m:fPr>
+                    <m:num>
+                      <m:r>
+                        <w:rPr>
+                          <w:rFonts w:ascii="Cambria Math" w:hAnsi="Cambria Math"/>
+                        </w:rPr>
+                        <m:t>2</m:t>
+                      </m:r>
+                      <m:sSub>
+                        <m:sSubPr>
+                          <m:ctrlPr>
+                            <w:rPr>
+                              <w:rFonts w:ascii="Cambria Math" w:hAnsi="Cambria Math"/>
+                              <w:i/>
+                            </w:rPr>
+                          </m:ctrlPr>
+                        </m:sSubPr>
+                        <m:e>
+                          <m:r>
+                            <w:rPr>
+                              <w:rFonts w:ascii="Cambria Math" w:hAnsi="Cambria Math"/>
+                            </w:rPr>
+                            <m:t>λ</m:t>
+                          </m:r>
+                        </m:e>
+                        <m:sub>
+                          <m:r>
+                            <w:rPr>
+                              <w:rFonts w:ascii="Cambria Math" w:hAnsi="Cambria Math"/>
+                            </w:rPr>
+                            <m:t>α</m:t>
+                          </m:r>
+                        </m:sub>
+                      </m:sSub>
+                    </m:num>
+                    <m:den>
+                      <m:r>
+                        <m:rPr>
+                          <m:sty m:val="p"/>
+                        </m:rPr>
+                        <w:rPr>
+                          <w:rFonts w:ascii="Cambria Math" w:hAnsi="Cambria Math"/>
+                        </w:rPr>
+                        <m:t xml:space="preserve"> π</m:t>
+                      </m:r>
+                      <m:r>
+                        <w:rPr>
+                          <w:rFonts w:ascii="Cambria Math" w:hAnsi="Cambria Math"/>
+                        </w:rPr>
+                        <m:t>x</m:t>
+                      </m:r>
+                    </m:den>
+                  </m:f>
+                </m:e>
+              </m:d>
+              <m:r>
+                <w:rPr>
+                  <w:rFonts w:ascii="Cambria Math" w:hAnsi="Cambria Math"/>
+                </w:rPr>
+                <m:t>, #</m:t>
+              </m:r>
+              <m:d>
+                <m:dPr>
+                  <m:ctrlPr>
+                    <w:rPr>
+                      <w:rFonts w:ascii="Cambria Math" w:hAnsi="Cambria Math"/>
+                      <w:i/>
+                    </w:rPr>
+                  </m:ctrlPr>
+                </m:dPr>
+                <m:e>
+                  <m:r>
+                    <w:rPr>
+                      <w:rFonts w:ascii="Cambria Math" w:hAnsi="Cambria Math"/>
+                    </w:rPr>
+                    <m:t>S18</m:t>
+                  </m:r>
+                </m:e>
+              </m:d>
+            </m:e>
+          </m:eqArr>
+        </m:oMath>
+      </m:oMathPara>
+    </w:p>
+    <w:p>
+      <w:pPr>
+        <w:spacing w:line="360" w:lineRule="auto"/>
+        <w:jc w:val="both"/>
+        <w:rPr>
+          <w:rFonts w:ascii="Times" w:hAnsi="Times"/>
+        </w:rPr>
+      </w:pPr>
+      <w:r>
+        <w:rPr>
+          <w:rFonts w:ascii="Times" w:hAnsi="Times"/>
+        </w:rPr>
+        <w:t xml:space="preserve">and for the </w:t>
+      </w:r>
+      <m:oMath>
+        <m:d>
+          <m:dPr>
+            <m:begChr m:val="|"/>
+            <m:endChr m:val="|"/>
+            <m:ctrlPr>
+              <w:rPr>
+                <w:rFonts w:ascii="Cambria Math" w:hAnsi="Cambria Math"/>
+                <w:i/>
+              </w:rPr>
+            </m:ctrlPr>
+          </m:dPr>
+          <m:e>
+            <m:r>
+              <w:rPr>
+                <w:rFonts w:ascii="Cambria Math" w:hAnsi="Cambria Math"/>
+              </w:rPr>
+              <m:t>x</m:t>
+            </m:r>
+          </m:e>
+        </m:d>
+        <m:r>
+          <w:rPr>
+            <w:rFonts w:ascii="Cambria Math" w:hAnsi="Cambria Math"/>
+          </w:rPr>
+          <m:t>≪</m:t>
+        </m:r>
+        <m:sSub>
+          <m:sSubPr>
+            <m:ctrlPr>
+              <w:rPr>
+                <w:rFonts w:ascii="Cambria Math" w:hAnsi="Cambria Math"/>
+                <w:i/>
+              </w:rPr>
+            </m:ctrlPr>
+          </m:sSubPr>
+          <m:e>
+            <m:r>
+              <w:rPr>
+                <w:rFonts w:ascii="Cambria Math" w:hAnsi="Cambria Math"/>
+              </w:rPr>
+              <m:t>λ</m:t>
+            </m:r>
+            <m:ctrlPr>
+              <w:rPr>
+                <w:rFonts w:ascii="Cambria Math" w:hAnsi="Cambria Math"/>
+              </w:rPr>
+            </m:ctrlPr>
+          </m:e>
+          <m:sub>
+            <m:r>
+              <w:rPr>
+                <w:rFonts w:ascii="Cambria Math" w:hAnsi="Cambria Math"/>
+              </w:rPr>
+              <m:t>α</m:t>
+            </m:r>
+          </m:sub>
+        </m:sSub>
+      </m:oMath>
+      <w:r>
+        <w:rPr>
+          <w:rFonts w:ascii="Times" w:hAnsi="Times"/>
+        </w:rPr>
+        <w:t xml:space="preserve"> limit we </w:t>
+      </w:r>
+      <w:r>
+        <w:rPr>
+          <w:rFonts w:ascii="Times" w:hAnsi="Times"/>
+        </w:rPr>
+        <w:t>have</w:t>
+      </w:r>
+    </w:p>
+    <w:p>
+      <w:pPr>
+        <w:spacing w:line="360" w:lineRule="auto"/>
+        <w:jc w:val="both"/>
+        <w:rPr>
+          <w:rFonts w:ascii="Times" w:hAnsi="Times"/>
+        </w:rPr>
+      </w:pPr>
+      <m:oMathPara>
+        <m:oMath>
+          <m:eqArr>
+            <m:eqArrPr>
+              <m:maxDist m:val="1"/>
+              <m:ctrlPr>
+                <w:rPr>
+                  <w:rFonts w:ascii="Cambria Math" w:hAnsi="Cambria Math"/>
+                  <w:i/>
+                </w:rPr>
+              </m:ctrlPr>
+            </m:eqArrPr>
+            <m:e>
+              <m:acc>
+                <m:accPr>
+                  <m:chr m:val="̃"/>
+                  <m:ctrlPr>
+                    <w:rPr>
+                      <w:rFonts w:ascii="Cambria Math" w:hAnsi="Cambria Math" w:cs="Times New Roman"/>
+                      <w:i/>
+                    </w:rPr>
+                  </m:ctrlPr>
+                </m:accPr>
+                <m:e>
+                  <m:r>
+                    <w:rPr>
+                      <w:rFonts w:ascii="Cambria Math" w:hAnsi="Cambria Math" w:cs="Times New Roman"/>
+                    </w:rPr>
+                    <m:t>c</m:t>
+                  </m:r>
+                </m:e>
+              </m:acc>
+              <m:d>
+                <m:dPr>
+                  <m:ctrlPr>
+                    <w:rPr>
+                      <w:rFonts w:ascii="Cambria Math" w:hAnsi="Cambria Math"/>
+                      <w:i/>
+                    </w:rPr>
+                  </m:ctrlPr>
+                </m:dPr>
+                <m:e>
+                  <m:r>
+                    <w:rPr>
+                      <w:rFonts w:ascii="Cambria Math" w:hAnsi="Cambria Math"/>
+                    </w:rPr>
+                    <m:t>x,0</m:t>
+                  </m:r>
+                </m:e>
+              </m:d>
+              <m:r>
+                <w:rPr>
+                  <w:rFonts w:ascii="Cambria Math" w:hAnsi="Cambria Math"/>
+                </w:rPr>
+                <m:t>=</m:t>
+              </m:r>
+              <m:f>
+                <m:fPr>
+                  <m:ctrlPr>
+                    <w:rPr>
+                      <w:rFonts w:ascii="Cambria Math" w:hAnsi="Cambria Math"/>
+                      <w:i/>
+                    </w:rPr>
+                  </m:ctrlPr>
+                </m:fPr>
+                <m:num>
+                  <m:r>
+                    <w:rPr>
+                      <w:rFonts w:ascii="Cambria Math" w:hAnsi="Cambria Math"/>
+                    </w:rPr>
+                    <m:t>r</m:t>
+                  </m:r>
+                </m:num>
+                <m:den>
+                  <m:r>
+                    <w:rPr>
+                      <w:rFonts w:ascii="Cambria Math" w:hAnsi="Cambria Math"/>
+                    </w:rPr>
+                    <m:t>Ω</m:t>
+                  </m:r>
+                </m:den>
+              </m:f>
+              <m:r>
+                <m:rPr>
+                  <m:sty m:val="p"/>
+                </m:rPr>
+                <w:rPr>
+                  <w:rFonts w:ascii="Cambria Math" w:hAnsi="Cambria Math"/>
+                </w:rPr>
+                <m:t>Θ</m:t>
+              </m:r>
+              <m:d>
+                <m:dPr>
+                  <m:ctrlPr>
+                    <w:rPr>
+                      <w:rFonts w:ascii="Cambria Math" w:hAnsi="Cambria Math"/>
+                      <w:i/>
+                    </w:rPr>
+                  </m:ctrlPr>
+                </m:dPr>
+                <m:e>
+                  <m:r>
+                    <w:rPr>
+                      <w:rFonts w:ascii="Cambria Math" w:hAnsi="Cambria Math"/>
+                    </w:rPr>
+                    <m:t>-x</m:t>
+                  </m:r>
+                </m:e>
+              </m:d>
+              <m:d>
+                <m:dPr>
+                  <m:begChr m:val="["/>
+                  <m:endChr m:val="]"/>
+                  <m:ctrlPr>
+                    <w:rPr>
+                      <w:rFonts w:ascii="Cambria Math" w:hAnsi="Cambria Math"/>
+                      <w:i/>
+                    </w:rPr>
+                  </m:ctrlPr>
+                </m:dPr>
+                <m:e>
+                  <m:r>
+                    <m:rPr>
+                      <m:sty m:val="p"/>
+                    </m:rPr>
+                    <w:rPr>
+                      <w:rFonts w:ascii="Cambria Math" w:hAnsi="Cambria Math"/>
+                    </w:rPr>
+                    <m:t xml:space="preserve"> </m:t>
+                  </m:r>
+                  <m:f>
+                    <m:fPr>
+                      <m:ctrlPr>
+                        <w:rPr>
+                          <w:rFonts w:ascii="Cambria Math" w:hAnsi="Cambria Math"/>
+                          <w:i/>
+                        </w:rPr>
+                      </m:ctrlPr>
+                    </m:fPr>
+                    <m:num>
+                      <m:r>
+                        <w:rPr>
+                          <w:rFonts w:ascii="Cambria Math" w:hAnsi="Cambria Math"/>
+                        </w:rPr>
+                        <m:t>2x</m:t>
+                      </m:r>
+                    </m:num>
+                    <m:den>
+                      <m:r>
+                        <m:rPr>
+                          <m:sty m:val="p"/>
+                        </m:rPr>
+                        <w:rPr>
+                          <w:rFonts w:ascii="Cambria Math" w:hAnsi="Cambria Math"/>
+                        </w:rPr>
+                        <m:t xml:space="preserve"> π</m:t>
+                      </m:r>
+                      <m:sSub>
+                        <m:sSubPr>
+                          <m:ctrlPr>
+                            <w:rPr>
+                              <w:rFonts w:ascii="Cambria Math" w:hAnsi="Cambria Math"/>
+                              <w:i/>
+                            </w:rPr>
+                          </m:ctrlPr>
+                        </m:sSubPr>
+                        <m:e>
+                          <m:r>
+                            <w:rPr>
+                              <w:rFonts w:ascii="Cambria Math" w:hAnsi="Cambria Math"/>
+                            </w:rPr>
+                            <m:t>λ</m:t>
+                          </m:r>
+                        </m:e>
+                        <m:sub>
+                          <m:r>
+                            <w:rPr>
+                              <w:rFonts w:ascii="Cambria Math" w:hAnsi="Cambria Math"/>
+                            </w:rPr>
+                            <m:t>α</m:t>
+                          </m:r>
+                        </m:sub>
+                      </m:sSub>
+                    </m:den>
+                  </m:f>
+                  <m:d>
+                    <m:dPr>
+                      <m:ctrlPr>
+                        <w:rPr>
+                          <w:rFonts w:ascii="Cambria Math" w:hAnsi="Cambria Math"/>
+                          <w:i/>
+                        </w:rPr>
+                      </m:ctrlPr>
+                    </m:dPr>
+                    <m:e>
+                      <m:func>
+                        <m:funcPr>
+                          <m:ctrlPr>
+                            <w:rPr>
+                              <w:rFonts w:ascii="Cambria Math" w:hAnsi="Cambria Math"/>
+                              <w:i/>
+                            </w:rPr>
+                          </m:ctrlPr>
+                        </m:funcPr>
+                        <m:fName>
+                          <m:r>
+                            <m:rPr>
+                              <m:sty m:val="p"/>
+                            </m:rPr>
+                            <w:rPr>
+                              <w:rFonts w:ascii="Cambria Math" w:hAnsi="Cambria Math"/>
+                            </w:rPr>
+                            <m:t>ln</m:t>
+                          </m:r>
+                        </m:fName>
+                        <m:e>
+                          <m:d>
+                            <m:dPr>
+                              <m:ctrlPr>
+                                <w:rPr>
+                                  <w:rFonts w:ascii="Cambria Math" w:hAnsi="Cambria Math"/>
+                                  <w:i/>
+                                </w:rPr>
+                              </m:ctrlPr>
+                            </m:dPr>
+                            <m:e>
+                              <m:f>
+                                <m:fPr>
+                                  <m:ctrlPr>
+                                    <w:rPr>
+                                      <w:rFonts w:ascii="Cambria Math" w:hAnsi="Cambria Math"/>
+                                      <w:i/>
+                                    </w:rPr>
+                                  </m:ctrlPr>
+                                </m:fPr>
+                                <m:num>
+                                  <m:r>
+                                    <w:rPr>
+                                      <w:rFonts w:ascii="Cambria Math" w:hAnsi="Cambria Math"/>
+                                    </w:rPr>
+                                    <m:t>|x|</m:t>
+                                  </m:r>
+                                </m:num>
+                                <m:den>
+                                  <m:r>
+                                    <m:rPr>
+                                      <m:sty m:val="p"/>
+                                    </m:rPr>
+                                    <w:rPr>
+                                      <w:rFonts w:ascii="Cambria Math" w:hAnsi="Cambria Math"/>
+                                    </w:rPr>
+                                    <m:t xml:space="preserve"> </m:t>
+                                  </m:r>
+                                  <m:sSub>
+                                    <m:sSubPr>
+                                      <m:ctrlPr>
+                                        <w:rPr>
+                                          <w:rFonts w:ascii="Cambria Math" w:hAnsi="Cambria Math"/>
+                                          <w:i/>
+                                        </w:rPr>
+                                      </m:ctrlPr>
+                                    </m:sSubPr>
+                                    <m:e>
+                                      <m:r>
+                                        <w:rPr>
+                                          <w:rFonts w:ascii="Cambria Math" w:hAnsi="Cambria Math"/>
+                                        </w:rPr>
+                                        <m:t>λ</m:t>
+                                      </m:r>
+                                    </m:e>
+                                    <m:sub>
+                                      <m:r>
+                                        <w:rPr>
+                                          <w:rFonts w:ascii="Cambria Math" w:hAnsi="Cambria Math"/>
+                                        </w:rPr>
+                                        <m:t>α</m:t>
+                                      </m:r>
+                                    </m:sub>
+                                  </m:sSub>
+                                </m:den>
+                              </m:f>
+                            </m:e>
+                          </m:d>
+                        </m:e>
+                      </m:func>
+                      <m:r>
+                        <w:rPr>
+                          <w:rFonts w:ascii="Cambria Math" w:hAnsi="Cambria Math"/>
+                        </w:rPr>
+                        <m:t>+γ-1</m:t>
+                      </m:r>
+                    </m:e>
+                  </m:d>
+                  <m:r>
+                    <w:rPr>
+                      <w:rFonts w:ascii="Cambria Math" w:hAnsi="Cambria Math"/>
+                    </w:rPr>
+                    <m:t xml:space="preserve"> </m:t>
+                  </m:r>
+                </m:e>
+              </m:d>
+              <m:r>
+                <w:rPr>
+                  <w:rFonts w:ascii="Cambria Math" w:hAnsi="Cambria Math"/>
+                </w:rPr>
+                <m:t>.#</m:t>
+              </m:r>
+              <m:d>
+                <m:dPr>
+                  <m:ctrlPr>
+                    <w:rPr>
+                      <w:rFonts w:ascii="Cambria Math" w:hAnsi="Cambria Math"/>
+                      <w:i/>
+                    </w:rPr>
+                  </m:ctrlPr>
+                </m:dPr>
+                <m:e>
+                  <m:r>
+                    <w:rPr>
+                      <w:rFonts w:ascii="Cambria Math" w:hAnsi="Cambria Math"/>
+                    </w:rPr>
+                    <m:t>S18</m:t>
+                  </m:r>
+                </m:e>
+              </m:d>
+            </m:e>
+          </m:eqArr>
+        </m:oMath>
+      </m:oMathPara>
+    </w:p>
+    <w:p>
+      <w:pPr>
+        <w:spacing w:line="360" w:lineRule="auto"/>
+        <w:jc w:val="both"/>
+        <w:rPr>
+          <w:rFonts w:ascii="Times" w:hAnsi="Times"/>
+        </w:rPr>
+      </w:pPr>
+    </w:p>
+    <w:p>
+      <w:pPr>
+        <w:keepNext/>
+        <w:spacing w:line="360" w:lineRule="auto"/>
+      </w:pPr>
+      <w:r>
+        <w:rPr>
+          <w:rFonts w:ascii="Times" w:hAnsi="Times"/>
           <w:noProof/>
         </w:rPr>
         <w:lastRenderedPageBreak/>
         <w:drawing>
-          <wp:anchor distT="0" distB="0" distL="114300" distR="114300" simplePos="0" relativeHeight="251676672" behindDoc="0" locked="0" layoutInCell="1" allowOverlap="1" wp14:anchorId="75E8693A" wp14:editId="1948AAEA">
-            <wp:simplePos x="0" y="0"/>
-            <wp:positionH relativeFrom="column">
-              <wp:posOffset>622935</wp:posOffset>
-            </wp:positionH>
-            <wp:positionV relativeFrom="paragraph">
-              <wp:posOffset>0</wp:posOffset>
-            </wp:positionV>
-            <wp:extent cx="4697730" cy="2994660"/>
-            <wp:effectExtent l="0" t="0" r="1270" b="2540"/>
-            <wp:wrapSquare wrapText="bothSides"/>
-            <wp:docPr id="4" name="Picture 4"/>
+          <wp:inline distT="0" distB="0" distL="0" distR="0" wp14:anchorId="76C5ACDC" wp14:editId="4C58F8A6">
+            <wp:extent cx="5943600" cy="3789045"/>
+            <wp:effectExtent l="0" t="0" r="0" b="0"/>
+            <wp:docPr id="3" name="Picture 3"/>
             <wp:cNvGraphicFramePr>
               <a:graphicFrameLocks xmlns:a="http://schemas.openxmlformats.org/drawingml/2006/main" noChangeAspect="1"/>
             </wp:cNvGraphicFramePr>
@@ -8008,7 +13322,7 @@
                     <pic:cNvPicPr/>
                   </pic:nvPicPr>
                   <pic:blipFill>
-                    <a:blip r:embed="rId7" cstate="print">
+                    <a:blip r:embed="rId9" cstate="print">
                       <a:extLst>
                         <a:ext uri="{28A0092B-C50C-407E-A947-70E740481C1C}">
                           <a14:useLocalDpi xmlns:a14="http://schemas.microsoft.com/office/drawing/2010/main" val="0"/>
@@ -8022,7 +13336,7 @@
                   <pic:spPr>
                     <a:xfrm>
                       <a:off x="0" y="0"/>
-                      <a:ext cx="4697730" cy="2994660"/>
+                      <a:ext cx="5943600" cy="3789045"/>
                     </a:xfrm>
                     <a:prstGeom prst="rect">
                       <a:avLst/>
@@ -8031,903 +13345,141 @@
                 </pic:pic>
               </a:graphicData>
             </a:graphic>
-            <wp14:sizeRelH relativeFrom="page">
-              <wp14:pctWidth>0</wp14:pctWidth>
-            </wp14:sizeRelH>
-            <wp14:sizeRelV relativeFrom="page">
-              <wp14:pctHeight>0</wp14:pctHeight>
-            </wp14:sizeRelV>
-          </wp:anchor>
+          </wp:inline>
         </w:drawing>
       </w:r>
     </w:p>
     <w:p>
       <w:pPr>
-        <w:spacing w:line="360" w:lineRule="auto"/>
-        <w:jc w:val="both"/>
-        <w:rPr>
-          <w:rFonts w:ascii="Times" w:hAnsi="Times"/>
-          <w:iCs/>
+        <w:pStyle w:val="Caption"/>
+        <w:rPr>
+          <w:rFonts w:ascii="Times" w:hAnsi="Times"/>
+          <w:noProof/>
         </w:rPr>
       </w:pPr>
-    </w:p>
-    <w:p>
-      <w:pPr>
-        <w:spacing w:line="360" w:lineRule="auto"/>
-        <w:jc w:val="both"/>
-        <w:rPr>
-          <w:rFonts w:ascii="Times" w:hAnsi="Times"/>
-          <w:iCs/>
-        </w:rPr>
-      </w:pPr>
-    </w:p>
-    <w:p>
-      <w:pPr>
-        <w:spacing w:line="360" w:lineRule="auto"/>
-        <w:jc w:val="both"/>
-        <w:rPr>
-          <w:rFonts w:ascii="Times" w:hAnsi="Times"/>
-          <w:iCs/>
-        </w:rPr>
-      </w:pPr>
-    </w:p>
-    <w:p>
-      <w:pPr>
-        <w:spacing w:line="360" w:lineRule="auto"/>
-        <w:jc w:val="both"/>
-        <w:rPr>
-          <w:rFonts w:ascii="Times" w:hAnsi="Times"/>
-          <w:iCs/>
-        </w:rPr>
-      </w:pPr>
-    </w:p>
-    <w:p>
-      <w:pPr>
-        <w:spacing w:line="360" w:lineRule="auto"/>
-        <w:jc w:val="both"/>
-        <w:rPr>
-          <w:rFonts w:ascii="Times" w:hAnsi="Times"/>
-          <w:iCs/>
-        </w:rPr>
-      </w:pPr>
-    </w:p>
-    <w:p>
-      <w:pPr>
-        <w:spacing w:line="360" w:lineRule="auto"/>
-        <w:jc w:val="both"/>
-        <w:rPr>
-          <w:rFonts w:ascii="Times" w:hAnsi="Times"/>
-          <w:iCs/>
-        </w:rPr>
-      </w:pPr>
-    </w:p>
-    <w:p>
-      <w:pPr>
-        <w:spacing w:line="360" w:lineRule="auto"/>
-        <w:jc w:val="both"/>
-        <w:rPr>
-          <w:rFonts w:ascii="Times" w:hAnsi="Times"/>
-          <w:iCs/>
-        </w:rPr>
-      </w:pPr>
-    </w:p>
-    <w:p>
-      <w:pPr>
-        <w:spacing w:line="360" w:lineRule="auto"/>
-        <w:jc w:val="both"/>
-        <w:rPr>
-          <w:rFonts w:ascii="Times" w:hAnsi="Times"/>
-          <w:iCs/>
-        </w:rPr>
-      </w:pPr>
-    </w:p>
-    <w:p>
-      <w:pPr>
-        <w:spacing w:line="360" w:lineRule="auto"/>
-        <w:jc w:val="both"/>
-        <w:rPr>
-          <w:rFonts w:ascii="Times" w:hAnsi="Times"/>
-          <w:iCs/>
-        </w:rPr>
-      </w:pPr>
-    </w:p>
-    <w:p>
-      <w:pPr>
-        <w:spacing w:line="360" w:lineRule="auto"/>
-        <w:jc w:val="both"/>
-        <w:rPr>
-          <w:rFonts w:ascii="Times" w:hAnsi="Times"/>
-          <w:iCs/>
-        </w:rPr>
-      </w:pPr>
-    </w:p>
-    <w:p>
-      <w:pPr>
-        <w:spacing w:line="360" w:lineRule="auto"/>
-        <w:jc w:val="center"/>
-        <w:rPr>
-          <w:rFonts w:ascii="Times" w:hAnsi="Times"/>
-          <w:iCs/>
-        </w:rPr>
-      </w:pPr>
+      <w:r>
+        <w:t xml:space="preserve">Figure </w:t>
+      </w:r>
+      <w:r>
+        <w:fldChar w:fldCharType="begin"/>
+      </w:r>
+      <w:r>
+        <w:instrText xml:space="preserve"> SEQ Figure \* ARABIC </w:instrText>
+      </w:r>
+      <w:r>
+        <w:fldChar w:fldCharType="separate"/>
+      </w:r>
       <w:r>
         <w:rPr>
           <w:noProof/>
         </w:rPr>
-        <mc:AlternateContent>
-          <mc:Choice Requires="wps">
-            <w:drawing>
-              <wp:anchor distT="0" distB="0" distL="114300" distR="114300" simplePos="0" relativeHeight="251672576" behindDoc="0" locked="0" layoutInCell="1" allowOverlap="1" wp14:anchorId="2AD0F8FB" wp14:editId="45A99CA0">
-                <wp:simplePos x="0" y="0"/>
-                <wp:positionH relativeFrom="margin">
-                  <wp:posOffset>354330</wp:posOffset>
-                </wp:positionH>
-                <wp:positionV relativeFrom="paragraph">
-                  <wp:posOffset>221615</wp:posOffset>
-                </wp:positionV>
-                <wp:extent cx="5240020" cy="635"/>
-                <wp:effectExtent l="0" t="0" r="5080" b="0"/>
-                <wp:wrapSquare wrapText="bothSides"/>
-                <wp:docPr id="5" name="Text Box 5"/>
-                <wp:cNvGraphicFramePr/>
-                <a:graphic xmlns:a="http://schemas.openxmlformats.org/drawingml/2006/main">
-                  <a:graphicData uri="http://schemas.microsoft.com/office/word/2010/wordprocessingShape">
-                    <wps:wsp>
-                      <wps:cNvSpPr txBox="1"/>
-                      <wps:spPr>
-                        <a:xfrm>
-                          <a:off x="0" y="0"/>
-                          <a:ext cx="5240020" cy="635"/>
-                        </a:xfrm>
-                        <a:prstGeom prst="rect">
-                          <a:avLst/>
-                        </a:prstGeom>
-                        <a:solidFill>
-                          <a:prstClr val="white"/>
-                        </a:solidFill>
-                        <a:ln>
-                          <a:noFill/>
-                        </a:ln>
-                      </wps:spPr>
-                      <wps:txbx>
-                        <w:txbxContent>
-                          <w:p>
-                            <w:pPr>
-                              <w:pStyle w:val="Caption"/>
-                              <w:rPr>
-                                <w:rFonts w:ascii="Times" w:hAnsi="Times"/>
-                                <w:color w:val="000000" w:themeColor="text1"/>
-                              </w:rPr>
-                            </w:pPr>
-                            <w:r>
-                              <w:rPr>
-                                <w:rFonts w:ascii="Times" w:hAnsi="Times"/>
-                                <w:color w:val="000000" w:themeColor="text1"/>
-                              </w:rPr>
-                              <w:t xml:space="preserve">Figure </w:t>
-                            </w:r>
-                            <w:r>
-                              <w:rPr>
-                                <w:rFonts w:ascii="Times" w:hAnsi="Times"/>
-                                <w:color w:val="000000" w:themeColor="text1"/>
-                              </w:rPr>
-                              <w:t>S</w:t>
-                            </w:r>
-                            <w:r>
-                              <w:rPr>
-                                <w:rFonts w:ascii="Times" w:hAnsi="Times"/>
-                                <w:color w:val="000000" w:themeColor="text1"/>
-                              </w:rPr>
-                              <w:fldChar w:fldCharType="begin"/>
-                            </w:r>
-                            <w:r>
-                              <w:rPr>
-                                <w:rFonts w:ascii="Times" w:hAnsi="Times"/>
-                                <w:color w:val="000000" w:themeColor="text1"/>
-                              </w:rPr>
-                              <w:instrText xml:space="preserve"> SEQ Figure \* ARABIC </w:instrText>
-                            </w:r>
-                            <w:r>
-                              <w:rPr>
-                                <w:rFonts w:ascii="Times" w:hAnsi="Times"/>
-                                <w:color w:val="000000" w:themeColor="text1"/>
-                              </w:rPr>
-                              <w:fldChar w:fldCharType="separate"/>
-                            </w:r>
-                            <w:r>
-                              <w:rPr>
-                                <w:rFonts w:ascii="Times" w:hAnsi="Times"/>
-                                <w:noProof/>
-                                <w:color w:val="000000" w:themeColor="text1"/>
-                              </w:rPr>
-                              <w:t>2</w:t>
-                            </w:r>
-                            <w:r>
-                              <w:rPr>
-                                <w:rFonts w:ascii="Times" w:hAnsi="Times"/>
-                                <w:color w:val="000000" w:themeColor="text1"/>
-                              </w:rPr>
-                              <w:fldChar w:fldCharType="end"/>
-                            </w:r>
-                            <w:r>
-                              <w:rPr>
-                                <w:rFonts w:ascii="Times" w:hAnsi="Times"/>
-                                <w:color w:val="000000" w:themeColor="text1"/>
-                              </w:rPr>
-                              <w:t>: Analytical and numerical solution</w:t>
-                            </w:r>
-                            <w:r>
-                              <w:rPr>
-                                <w:rFonts w:ascii="Times" w:hAnsi="Times"/>
-                                <w:color w:val="000000" w:themeColor="text1"/>
-                              </w:rPr>
-                              <w:t>s</w:t>
-                            </w:r>
-                            <w:r>
-                              <w:rPr>
-                                <w:rFonts w:ascii="Times" w:hAnsi="Times"/>
-                                <w:color w:val="000000" w:themeColor="text1"/>
-                              </w:rPr>
-                              <w:t xml:space="preserve"> </w:t>
-                            </w:r>
-                            <m:oMath>
-                              <m:r>
-                                <w:rPr>
-                                  <w:rFonts w:ascii="Cambria Math" w:hAnsi="Cambria Math"/>
-                                  <w:color w:val="000000" w:themeColor="text1"/>
-                                </w:rPr>
-                                <m:t>c</m:t>
-                              </m:r>
-                              <m:d>
-                                <m:dPr>
-                                  <m:ctrlPr>
-                                    <w:rPr>
-                                      <w:rFonts w:ascii="Cambria Math" w:hAnsi="Cambria Math"/>
-                                      <w:color w:val="000000" w:themeColor="text1"/>
-                                    </w:rPr>
-                                  </m:ctrlPr>
-                                </m:dPr>
-                                <m:e>
-                                  <m:r>
-                                    <w:rPr>
-                                      <w:rFonts w:ascii="Cambria Math" w:hAnsi="Cambria Math"/>
-                                      <w:color w:val="000000" w:themeColor="text1"/>
-                                    </w:rPr>
-                                    <m:t>x,z=0</m:t>
-                                  </m:r>
-                                </m:e>
-                              </m:d>
-                            </m:oMath>
-                            <w:r>
-                              <w:rPr>
-                                <w:rFonts w:ascii="Times" w:hAnsi="Times"/>
-                                <w:color w:val="000000" w:themeColor="text1"/>
-                              </w:rPr>
-                              <w:t>, for parameter</w:t>
-                            </w:r>
-                            <w:r>
-                              <w:rPr>
-                                <w:rFonts w:ascii="Times" w:hAnsi="Times"/>
-                                <w:color w:val="000000" w:themeColor="text1"/>
-                              </w:rPr>
-                              <w:t xml:space="preserve"> values</w:t>
-                            </w:r>
-                            <w:r>
-                              <w:rPr>
-                                <w:rFonts w:ascii="Times" w:hAnsi="Times"/>
-                                <w:color w:val="000000" w:themeColor="text1"/>
-                              </w:rPr>
-                              <w:t xml:space="preserve"> </w:t>
-                            </w:r>
-                            <m:oMath>
-                              <m:r>
-                                <w:rPr>
-                                  <w:rFonts w:ascii="Cambria Math" w:hAnsi="Cambria Math"/>
-                                  <w:color w:val="000000" w:themeColor="text1"/>
-                                </w:rPr>
-                                <m:t>r/D =Ω/D=1</m:t>
-                              </m:r>
-                            </m:oMath>
-                            <w:r>
-                              <w:rPr>
-                                <w:rFonts w:ascii="Times" w:hAnsi="Times"/>
-                                <w:color w:val="000000" w:themeColor="text1"/>
-                              </w:rPr>
-                              <w:t>,</w:t>
-                            </w:r>
-                            <w:r>
-                              <w:rPr>
-                                <w:rFonts w:ascii="Times" w:hAnsi="Times"/>
-                                <w:color w:val="000000" w:themeColor="text1"/>
-                              </w:rPr>
-                              <w:t xml:space="preserve"> </w:t>
-                            </w:r>
-                            <m:oMath>
-                              <m:sSub>
-                                <m:sSubPr>
-                                  <m:ctrlPr>
-                                    <w:rPr>
-                                      <w:rFonts w:ascii="Cambria Math" w:hAnsi="Cambria Math"/>
-                                      <w:color w:val="000000" w:themeColor="text1"/>
-                                    </w:rPr>
-                                  </m:ctrlPr>
-                                </m:sSubPr>
-                                <m:e>
-                                  <m:r>
-                                    <w:rPr>
-                                      <w:rFonts w:ascii="Cambria Math" w:hAnsi="Cambria Math"/>
-                                      <w:color w:val="000000" w:themeColor="text1"/>
-                                    </w:rPr>
-                                    <m:t>L</m:t>
-                                  </m:r>
-                                </m:e>
-                                <m:sub>
-                                  <m:r>
-                                    <w:rPr>
-                                      <w:rFonts w:ascii="Cambria Math" w:hAnsi="Cambria Math"/>
-                                      <w:color w:val="000000" w:themeColor="text1"/>
-                                    </w:rPr>
-                                    <m:t>x</m:t>
-                                  </m:r>
-                                </m:sub>
-                              </m:sSub>
-                              <m:r>
-                                <w:rPr>
-                                  <w:rFonts w:ascii="Cambria Math" w:hAnsi="Cambria Math"/>
-                                  <w:color w:val="000000" w:themeColor="text1"/>
-                                </w:rPr>
-                                <m:t>=</m:t>
-                              </m:r>
-                              <m:sSub>
-                                <m:sSubPr>
-                                  <m:ctrlPr>
-                                    <w:rPr>
-                                      <w:rFonts w:ascii="Cambria Math" w:hAnsi="Cambria Math"/>
-                                      <w:color w:val="000000" w:themeColor="text1"/>
-                                    </w:rPr>
-                                  </m:ctrlPr>
-                                </m:sSubPr>
-                                <m:e>
-                                  <m:r>
-                                    <w:rPr>
-                                      <w:rFonts w:ascii="Cambria Math" w:hAnsi="Cambria Math"/>
-                                      <w:color w:val="000000" w:themeColor="text1"/>
-                                    </w:rPr>
-                                    <m:t>L</m:t>
-                                  </m:r>
-                                </m:e>
-                                <m:sub>
-                                  <m:r>
-                                    <w:rPr>
-                                      <w:rFonts w:ascii="Cambria Math" w:hAnsi="Cambria Math"/>
-                                      <w:color w:val="000000" w:themeColor="text1"/>
-                                    </w:rPr>
-                                    <m:t>z</m:t>
-                                  </m:r>
-                                </m:sub>
-                              </m:sSub>
-                              <m:r>
-                                <w:rPr>
-                                  <w:rFonts w:ascii="Cambria Math" w:hAnsi="Cambria Math"/>
-                                  <w:color w:val="000000" w:themeColor="text1"/>
-                                </w:rPr>
-                                <m:t>=10</m:t>
-                              </m:r>
-                            </m:oMath>
-                            <w:r>
-                              <w:rPr>
-                                <w:rFonts w:ascii="Times" w:hAnsi="Times"/>
-                                <w:color w:val="000000" w:themeColor="text1"/>
-                              </w:rPr>
-                              <w:t xml:space="preserve">. </w:t>
-                            </w:r>
-                            <w:r>
-                              <w:rPr>
-                                <w:rFonts w:ascii="Times" w:hAnsi="Times"/>
-                                <w:color w:val="000000" w:themeColor="text1"/>
-                              </w:rPr>
-                              <w:t xml:space="preserve">Numerical solution is for </w:t>
-                            </w:r>
-                            <m:oMath>
-                              <m:r>
-                                <w:rPr>
-                                  <w:rFonts w:ascii="Cambria Math" w:hAnsi="Cambria Math"/>
-                                  <w:color w:val="000000" w:themeColor="text1"/>
-                                </w:rPr>
-                                <m:t>(S6)</m:t>
-                              </m:r>
-                            </m:oMath>
-                            <w:r>
-                              <w:rPr>
-                                <w:rFonts w:ascii="Times" w:hAnsi="Times"/>
-                                <w:color w:val="000000" w:themeColor="text1"/>
-                              </w:rPr>
-                              <w:t>, based on stated boundary conditions. Far-field</w:t>
-                            </w:r>
-                            <m:oMath>
-                              <m:r>
-                                <w:rPr>
-                                  <w:rFonts w:ascii="Cambria Math" w:hAnsi="Cambria Math"/>
-                                  <w:color w:val="000000" w:themeColor="text1"/>
-                                </w:rPr>
-                                <m:t>(S13)</m:t>
-                              </m:r>
-                            </m:oMath>
-                            <w:r>
-                              <w:rPr>
-                                <w:rFonts w:ascii="Times" w:hAnsi="Times"/>
-                                <w:color w:val="000000" w:themeColor="text1"/>
-                              </w:rPr>
-                              <w:t xml:space="preserve"> and near-field</w:t>
-                            </w:r>
-                            <m:oMath>
-                              <m:r>
-                                <w:rPr>
-                                  <w:rFonts w:ascii="Cambria Math" w:hAnsi="Cambria Math"/>
-                                  <w:color w:val="000000" w:themeColor="text1"/>
-                                </w:rPr>
-                                <m:t>(S14)</m:t>
-                              </m:r>
-                            </m:oMath>
-                            <w:r>
-                              <w:rPr>
-                                <w:rFonts w:ascii="Times" w:hAnsi="Times"/>
-                                <w:color w:val="000000" w:themeColor="text1"/>
-                              </w:rPr>
-                              <w:t xml:space="preserve"> </w:t>
-                            </w:r>
-                            <w:r>
-                              <w:rPr>
-                                <w:rFonts w:ascii="Times" w:hAnsi="Times"/>
-                                <w:color w:val="000000" w:themeColor="text1"/>
-                              </w:rPr>
-                              <w:t>approximations</w:t>
-                            </w:r>
-                            <w:r>
-                              <w:rPr>
-                                <w:rFonts w:ascii="Times" w:hAnsi="Times"/>
-                                <w:color w:val="000000" w:themeColor="text1"/>
-                              </w:rPr>
-                              <w:t xml:space="preserve"> are plotted </w:t>
-                            </w:r>
-                            <w:r>
-                              <w:rPr>
-                                <w:rFonts w:ascii="Times" w:hAnsi="Times"/>
-                                <w:color w:val="000000" w:themeColor="text1"/>
-                              </w:rPr>
-                              <w:t>in</w:t>
-                            </w:r>
-                            <w:r>
-                              <w:rPr>
-                                <w:rFonts w:ascii="Times" w:hAnsi="Times"/>
-                                <w:color w:val="000000" w:themeColor="text1"/>
-                              </w:rPr>
-                              <w:t xml:space="preserve"> appropriate regime</w:t>
-                            </w:r>
-                            <w:r>
-                              <w:rPr>
-                                <w:rFonts w:ascii="Times" w:hAnsi="Times"/>
-                                <w:color w:val="000000" w:themeColor="text1"/>
-                              </w:rPr>
-                              <w:t>s</w:t>
-                            </w:r>
-                            <w:r>
-                              <w:rPr>
-                                <w:rFonts w:ascii="Times" w:hAnsi="Times"/>
-                                <w:color w:val="000000" w:themeColor="text1"/>
-                              </w:rPr>
-                              <w:t xml:space="preserve"> for the </w:t>
-                            </w:r>
-                            <m:oMath>
-                              <m:r>
-                                <w:rPr>
-                                  <w:rFonts w:ascii="Cambria Math" w:hAnsi="Cambria Math"/>
-                                  <w:color w:val="000000" w:themeColor="text1"/>
-                                </w:rPr>
-                                <m:t>x&gt;0</m:t>
-                              </m:r>
-                            </m:oMath>
-                            <w:r>
-                              <w:rPr>
-                                <w:rFonts w:ascii="Times" w:hAnsi="Times"/>
-                                <w:color w:val="000000" w:themeColor="text1"/>
-                              </w:rPr>
-                              <w:t xml:space="preserve"> case.</w:t>
-                            </w:r>
-                          </w:p>
-                        </w:txbxContent>
-                      </wps:txbx>
-                      <wps:bodyPr rot="0" spcFirstLastPara="0" vertOverflow="overflow" horzOverflow="overflow" vert="horz" wrap="square" lIns="0" tIns="0" rIns="0" bIns="0" numCol="1" spcCol="0" rtlCol="0" fromWordArt="0" anchor="t" anchorCtr="0" forceAA="0" compatLnSpc="1">
-                        <a:prstTxWarp prst="textNoShape">
-                          <a:avLst/>
-                        </a:prstTxWarp>
-                        <a:spAutoFit/>
-                      </wps:bodyPr>
-                    </wps:wsp>
-                  </a:graphicData>
-                </a:graphic>
-              </wp:anchor>
-            </w:drawing>
-          </mc:Choice>
-          <mc:Fallback>
-            <w:pict>
-              <v:shape w14:anchorId="2AD0F8FB" id="Text Box 5" o:spid="_x0000_s1027" type="#_x0000_t202" style="position:absolute;left:0;text-align:left;margin-left:27.9pt;margin-top:17.45pt;width:412.6pt;height:.05pt;z-index:251672576;visibility:visible;mso-wrap-style:square;mso-wrap-distance-left:9pt;mso-wrap-distance-top:0;mso-wrap-distance-right:9pt;mso-wrap-distance-bottom:0;mso-position-horizontal:absolute;mso-position-horizontal-relative:margin;mso-position-vertical:absolute;mso-position-vertical-relative:text;v-text-anchor:top" o:gfxdata="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" stroked="f">
-                <v:textbox style="mso-fit-shape-to-text:t" inset="0,0,0,0">
-                  <w:txbxContent>
-                    <w:p>
-                      <w:pPr>
-                        <w:pStyle w:val="Caption"/>
-                        <w:rPr>
-                          <w:rFonts w:ascii="Times" w:hAnsi="Times"/>
-                          <w:color w:val="000000" w:themeColor="text1"/>
-                        </w:rPr>
-                      </w:pPr>
-                      <w:r>
-                        <w:rPr>
-                          <w:rFonts w:ascii="Times" w:hAnsi="Times"/>
-                          <w:color w:val="000000" w:themeColor="text1"/>
-                        </w:rPr>
-                        <w:t xml:space="preserve">Figure </w:t>
-                      </w:r>
-                      <w:r>
-                        <w:rPr>
-                          <w:rFonts w:ascii="Times" w:hAnsi="Times"/>
-                          <w:color w:val="000000" w:themeColor="text1"/>
-                        </w:rPr>
-                        <w:t>S</w:t>
-                      </w:r>
-                      <w:r>
-                        <w:rPr>
-                          <w:rFonts w:ascii="Times" w:hAnsi="Times"/>
-                          <w:color w:val="000000" w:themeColor="text1"/>
-                        </w:rPr>
-                        <w:fldChar w:fldCharType="begin"/>
-                      </w:r>
-                      <w:r>
-                        <w:rPr>
-                          <w:rFonts w:ascii="Times" w:hAnsi="Times"/>
-                          <w:color w:val="000000" w:themeColor="text1"/>
-                        </w:rPr>
-                        <w:instrText xml:space="preserve"> SEQ Figure \* ARABIC </w:instrText>
-                      </w:r>
-                      <w:r>
-                        <w:rPr>
-                          <w:rFonts w:ascii="Times" w:hAnsi="Times"/>
-                          <w:color w:val="000000" w:themeColor="text1"/>
-                        </w:rPr>
-                        <w:fldChar w:fldCharType="separate"/>
-                      </w:r>
-                      <w:r>
-                        <w:rPr>
-                          <w:rFonts w:ascii="Times" w:hAnsi="Times"/>
-                          <w:noProof/>
-                          <w:color w:val="000000" w:themeColor="text1"/>
-                        </w:rPr>
-                        <w:t>2</w:t>
-                      </w:r>
-                      <w:r>
-                        <w:rPr>
-                          <w:rFonts w:ascii="Times" w:hAnsi="Times"/>
-                          <w:color w:val="000000" w:themeColor="text1"/>
-                        </w:rPr>
-                        <w:fldChar w:fldCharType="end"/>
-                      </w:r>
-                      <w:r>
-                        <w:rPr>
-                          <w:rFonts w:ascii="Times" w:hAnsi="Times"/>
-                          <w:color w:val="000000" w:themeColor="text1"/>
-                        </w:rPr>
-                        <w:t>: Analytical and numerical solution</w:t>
-                      </w:r>
-                      <w:r>
-                        <w:rPr>
-                          <w:rFonts w:ascii="Times" w:hAnsi="Times"/>
-                          <w:color w:val="000000" w:themeColor="text1"/>
-                        </w:rPr>
-                        <w:t>s</w:t>
-                      </w:r>
-                      <w:r>
-                        <w:rPr>
-                          <w:rFonts w:ascii="Times" w:hAnsi="Times"/>
-                          <w:color w:val="000000" w:themeColor="text1"/>
-                        </w:rPr>
-                        <w:t xml:space="preserve"> </w:t>
-                      </w:r>
-                      <m:oMath>
-                        <m:r>
-                          <w:rPr>
-                            <w:rFonts w:ascii="Cambria Math" w:hAnsi="Cambria Math"/>
-                            <w:color w:val="000000" w:themeColor="text1"/>
-                          </w:rPr>
-                          <m:t>c</m:t>
-                        </m:r>
-                        <m:d>
-                          <m:dPr>
-                            <m:ctrlPr>
-                              <w:rPr>
-                                <w:rFonts w:ascii="Cambria Math" w:hAnsi="Cambria Math"/>
-                                <w:color w:val="000000" w:themeColor="text1"/>
-                              </w:rPr>
-                            </m:ctrlPr>
-                          </m:dPr>
-                          <m:e>
-                            <m:r>
-                              <w:rPr>
-                                <w:rFonts w:ascii="Cambria Math" w:hAnsi="Cambria Math"/>
-                                <w:color w:val="000000" w:themeColor="text1"/>
-                              </w:rPr>
-                              <m:t>x,z=0</m:t>
-                            </m:r>
-                          </m:e>
-                        </m:d>
-                      </m:oMath>
-                      <w:r>
-                        <w:rPr>
-                          <w:rFonts w:ascii="Times" w:hAnsi="Times"/>
-                          <w:color w:val="000000" w:themeColor="text1"/>
-                        </w:rPr>
-                        <w:t>, for parameter</w:t>
-                      </w:r>
-                      <w:r>
-                        <w:rPr>
-                          <w:rFonts w:ascii="Times" w:hAnsi="Times"/>
-                          <w:color w:val="000000" w:themeColor="text1"/>
-                        </w:rPr>
-                        <w:t xml:space="preserve"> values</w:t>
-                      </w:r>
-                      <w:r>
-                        <w:rPr>
-                          <w:rFonts w:ascii="Times" w:hAnsi="Times"/>
-                          <w:color w:val="000000" w:themeColor="text1"/>
-                        </w:rPr>
-                        <w:t xml:space="preserve"> </w:t>
-                      </w:r>
-                      <m:oMath>
-                        <m:r>
-                          <w:rPr>
-                            <w:rFonts w:ascii="Cambria Math" w:hAnsi="Cambria Math"/>
-                            <w:color w:val="000000" w:themeColor="text1"/>
-                          </w:rPr>
-                          <m:t>r/D =Ω/D=1</m:t>
-                        </m:r>
-                      </m:oMath>
-                      <w:r>
-                        <w:rPr>
-                          <w:rFonts w:ascii="Times" w:hAnsi="Times"/>
-                          <w:color w:val="000000" w:themeColor="text1"/>
-                        </w:rPr>
-                        <w:t>,</w:t>
-                      </w:r>
-                      <w:r>
-                        <w:rPr>
-                          <w:rFonts w:ascii="Times" w:hAnsi="Times"/>
-                          <w:color w:val="000000" w:themeColor="text1"/>
-                        </w:rPr>
-                        <w:t xml:space="preserve"> </w:t>
-                      </w:r>
-                      <m:oMath>
-                        <m:sSub>
-                          <m:sSubPr>
-                            <m:ctrlPr>
-                              <w:rPr>
-                                <w:rFonts w:ascii="Cambria Math" w:hAnsi="Cambria Math"/>
-                                <w:color w:val="000000" w:themeColor="text1"/>
-                              </w:rPr>
-                            </m:ctrlPr>
-                          </m:sSubPr>
-                          <m:e>
-                            <m:r>
-                              <w:rPr>
-                                <w:rFonts w:ascii="Cambria Math" w:hAnsi="Cambria Math"/>
-                                <w:color w:val="000000" w:themeColor="text1"/>
-                              </w:rPr>
-                              <m:t>L</m:t>
-                            </m:r>
-                          </m:e>
-                          <m:sub>
-                            <m:r>
-                              <w:rPr>
-                                <w:rFonts w:ascii="Cambria Math" w:hAnsi="Cambria Math"/>
-                                <w:color w:val="000000" w:themeColor="text1"/>
-                              </w:rPr>
-                              <m:t>x</m:t>
-                            </m:r>
-                          </m:sub>
-                        </m:sSub>
-                        <m:r>
-                          <w:rPr>
-                            <w:rFonts w:ascii="Cambria Math" w:hAnsi="Cambria Math"/>
-                            <w:color w:val="000000" w:themeColor="text1"/>
-                          </w:rPr>
-                          <m:t>=</m:t>
-                        </m:r>
-                        <m:sSub>
-                          <m:sSubPr>
-                            <m:ctrlPr>
-                              <w:rPr>
-                                <w:rFonts w:ascii="Cambria Math" w:hAnsi="Cambria Math"/>
-                                <w:color w:val="000000" w:themeColor="text1"/>
-                              </w:rPr>
-                            </m:ctrlPr>
-                          </m:sSubPr>
-                          <m:e>
-                            <m:r>
-                              <w:rPr>
-                                <w:rFonts w:ascii="Cambria Math" w:hAnsi="Cambria Math"/>
-                                <w:color w:val="000000" w:themeColor="text1"/>
-                              </w:rPr>
-                              <m:t>L</m:t>
-                            </m:r>
-                          </m:e>
-                          <m:sub>
-                            <m:r>
-                              <w:rPr>
-                                <w:rFonts w:ascii="Cambria Math" w:hAnsi="Cambria Math"/>
-                                <w:color w:val="000000" w:themeColor="text1"/>
-                              </w:rPr>
-                              <m:t>z</m:t>
-                            </m:r>
-                          </m:sub>
-                        </m:sSub>
-                        <m:r>
-                          <w:rPr>
-                            <w:rFonts w:ascii="Cambria Math" w:hAnsi="Cambria Math"/>
-                            <w:color w:val="000000" w:themeColor="text1"/>
-                          </w:rPr>
-                          <m:t>=10</m:t>
-                        </m:r>
-                      </m:oMath>
-                      <w:r>
-                        <w:rPr>
-                          <w:rFonts w:ascii="Times" w:hAnsi="Times"/>
-                          <w:color w:val="000000" w:themeColor="text1"/>
-                        </w:rPr>
-                        <w:t xml:space="preserve">. </w:t>
-                      </w:r>
-                      <w:r>
-                        <w:rPr>
-                          <w:rFonts w:ascii="Times" w:hAnsi="Times"/>
-                          <w:color w:val="000000" w:themeColor="text1"/>
-                        </w:rPr>
-                        <w:t xml:space="preserve">Numerical solution is for </w:t>
-                      </w:r>
-                      <m:oMath>
-                        <m:r>
-                          <w:rPr>
-                            <w:rFonts w:ascii="Cambria Math" w:hAnsi="Cambria Math"/>
-                            <w:color w:val="000000" w:themeColor="text1"/>
-                          </w:rPr>
-                          <m:t>(S6)</m:t>
-                        </m:r>
-                      </m:oMath>
-                      <w:r>
-                        <w:rPr>
-                          <w:rFonts w:ascii="Times" w:hAnsi="Times"/>
-                          <w:color w:val="000000" w:themeColor="text1"/>
-                        </w:rPr>
-                        <w:t>, based on stated boundary conditions. Far-field</w:t>
-                      </w:r>
-                      <m:oMath>
-                        <m:r>
-                          <w:rPr>
-                            <w:rFonts w:ascii="Cambria Math" w:hAnsi="Cambria Math"/>
-                            <w:color w:val="000000" w:themeColor="text1"/>
-                          </w:rPr>
-                          <m:t>(S13)</m:t>
-                        </m:r>
-                      </m:oMath>
-                      <w:r>
-                        <w:rPr>
-                          <w:rFonts w:ascii="Times" w:hAnsi="Times"/>
-                          <w:color w:val="000000" w:themeColor="text1"/>
-                        </w:rPr>
-                        <w:t xml:space="preserve"> and near-field</w:t>
-                      </w:r>
-                      <m:oMath>
-                        <m:r>
-                          <w:rPr>
-                            <w:rFonts w:ascii="Cambria Math" w:hAnsi="Cambria Math"/>
-                            <w:color w:val="000000" w:themeColor="text1"/>
-                          </w:rPr>
-                          <m:t>(S14)</m:t>
-                        </m:r>
-                      </m:oMath>
-                      <w:r>
-                        <w:rPr>
-                          <w:rFonts w:ascii="Times" w:hAnsi="Times"/>
-                          <w:color w:val="000000" w:themeColor="text1"/>
-                        </w:rPr>
-                        <w:t xml:space="preserve"> </w:t>
-                      </w:r>
-                      <w:r>
-                        <w:rPr>
-                          <w:rFonts w:ascii="Times" w:hAnsi="Times"/>
-                          <w:color w:val="000000" w:themeColor="text1"/>
-                        </w:rPr>
-                        <w:t>approximations</w:t>
-                      </w:r>
-                      <w:r>
-                        <w:rPr>
-                          <w:rFonts w:ascii="Times" w:hAnsi="Times"/>
-                          <w:color w:val="000000" w:themeColor="text1"/>
-                        </w:rPr>
-                        <w:t xml:space="preserve"> are plotted </w:t>
-                      </w:r>
-                      <w:r>
-                        <w:rPr>
-                          <w:rFonts w:ascii="Times" w:hAnsi="Times"/>
-                          <w:color w:val="000000" w:themeColor="text1"/>
-                        </w:rPr>
-                        <w:t>in</w:t>
-                      </w:r>
-                      <w:r>
-                        <w:rPr>
-                          <w:rFonts w:ascii="Times" w:hAnsi="Times"/>
-                          <w:color w:val="000000" w:themeColor="text1"/>
-                        </w:rPr>
-                        <w:t xml:space="preserve"> appropriate regime</w:t>
-                      </w:r>
-                      <w:r>
-                        <w:rPr>
-                          <w:rFonts w:ascii="Times" w:hAnsi="Times"/>
-                          <w:color w:val="000000" w:themeColor="text1"/>
-                        </w:rPr>
-                        <w:t>s</w:t>
-                      </w:r>
-                      <w:r>
-                        <w:rPr>
-                          <w:rFonts w:ascii="Times" w:hAnsi="Times"/>
-                          <w:color w:val="000000" w:themeColor="text1"/>
-                        </w:rPr>
-                        <w:t xml:space="preserve"> for the </w:t>
-                      </w:r>
-                      <m:oMath>
-                        <m:r>
-                          <w:rPr>
-                            <w:rFonts w:ascii="Cambria Math" w:hAnsi="Cambria Math"/>
-                            <w:color w:val="000000" w:themeColor="text1"/>
-                          </w:rPr>
-                          <m:t>x&gt;0</m:t>
-                        </m:r>
-                      </m:oMath>
-                      <w:r>
-                        <w:rPr>
-                          <w:rFonts w:ascii="Times" w:hAnsi="Times"/>
-                          <w:color w:val="000000" w:themeColor="text1"/>
-                        </w:rPr>
-                        <w:t xml:space="preserve"> case.</w:t>
-                      </w:r>
-                    </w:p>
-                  </w:txbxContent>
-                </v:textbox>
-                <w10:wrap type="square" anchorx="margin"/>
-              </v:shape>
-            </w:pict>
-          </mc:Fallback>
-        </mc:AlternateContent>
-      </w:r>
-    </w:p>
-    <w:p>
-      <w:pPr>
-        <w:spacing w:line="360" w:lineRule="auto"/>
-        <w:rPr>
-          <w:rFonts w:asciiTheme="majorHAnsi" w:eastAsiaTheme="majorEastAsia" w:hAnsiTheme="majorHAnsi" w:cstheme="majorBidi"/>
-          <w:color w:val="2F5496" w:themeColor="accent1" w:themeShade="BF"/>
-          <w:sz w:val="40"/>
-          <w:szCs w:val="40"/>
-        </w:rPr>
-      </w:pPr>
-    </w:p>
-    <w:p>
-      <w:pPr>
-        <w:spacing w:line="360" w:lineRule="auto"/>
-        <w:rPr>
-          <w:rFonts w:asciiTheme="majorHAnsi" w:eastAsiaTheme="majorEastAsia" w:hAnsiTheme="majorHAnsi" w:cstheme="majorBidi"/>
-          <w:color w:val="2F5496" w:themeColor="accent1" w:themeShade="BF"/>
-          <w:sz w:val="40"/>
-          <w:szCs w:val="40"/>
-        </w:rPr>
-      </w:pPr>
+        <w:t>3</w:t>
+      </w:r>
+      <w:r>
+        <w:fldChar w:fldCharType="end"/>
+      </w:r>
+      <w:r>
+        <w:t xml:space="preserve">: </w:t>
+      </w:r>
+      <w:r>
+        <w:t xml:space="preserve">Plotted solution for the concentration </w:t>
+      </w:r>
+      <m:oMath>
+        <m:acc>
+          <m:accPr>
+            <m:chr m:val="̃"/>
+            <m:ctrlPr>
+              <w:rPr>
+                <w:rFonts w:ascii="Cambria Math" w:hAnsi="Cambria Math" w:cs="Times New Roman"/>
+                <w:i w:val="0"/>
+              </w:rPr>
+            </m:ctrlPr>
+          </m:accPr>
+          <m:e>
+            <m:r>
+              <w:rPr>
+                <w:rFonts w:ascii="Cambria Math" w:hAnsi="Cambria Math" w:cs="Times New Roman"/>
+              </w:rPr>
+              <m:t>c</m:t>
+            </m:r>
+          </m:e>
+        </m:acc>
+        <m:r>
+          <w:rPr>
+            <w:rFonts w:ascii="Cambria Math" w:hAnsi="Cambria Math"/>
+          </w:rPr>
+          <m:t>(x,z)</m:t>
+        </m:r>
+      </m:oMath>
+      <w:r>
+        <w:t xml:space="preserve"> of </w:t>
+      </w:r>
+      <m:oMath>
+        <m:r>
+          <w:rPr>
+            <w:rFonts w:ascii="Cambria Math" w:hAnsi="Cambria Math"/>
+          </w:rPr>
+          <m:t>α</m:t>
+        </m:r>
+      </m:oMath>
+      <w:r>
+        <w:t xml:space="preserve">-factors on the </w:t>
+      </w:r>
+      <m:oMath>
+        <m:r>
+          <w:rPr>
+            <w:rFonts w:ascii="Cambria Math" w:hAnsi="Cambria Math"/>
+          </w:rPr>
+          <m:t>z=0</m:t>
+        </m:r>
+      </m:oMath>
+      <w:r>
+        <w:t xml:space="preserve"> plane in the </w:t>
+      </w:r>
+      <m:oMath>
+        <m:r>
+          <w:rPr>
+            <w:rFonts w:ascii="Cambria Math" w:hAnsi="Cambria Math"/>
+          </w:rPr>
+          <m:t>Bar1</m:t>
+        </m:r>
+      </m:oMath>
+      <w:r>
+        <w:t xml:space="preserve"> case – full analytical solution </w:t>
+      </w:r>
+      <m:oMath>
+        <m:r>
+          <w:rPr>
+            <w:rFonts w:ascii="Cambria Math" w:hAnsi="Cambria Math"/>
+          </w:rPr>
+          <m:t>(S16</m:t>
+        </m:r>
+      </m:oMath>
+      <w:r>
+        <w:t xml:space="preserve">), far-field approximation </w:t>
+      </w:r>
+      <m:oMath>
+        <m:r>
+          <w:rPr>
+            <w:rFonts w:ascii="Cambria Math" w:hAnsi="Cambria Math"/>
+          </w:rPr>
+          <m:t>(S18)</m:t>
+        </m:r>
+      </m:oMath>
+      <w:r>
+        <w:t xml:space="preserve"> and near-field approximation </w:t>
+      </w:r>
+      <m:oMath>
+        <m:r>
+          <w:rPr>
+            <w:rFonts w:ascii="Cambria Math" w:hAnsi="Cambria Math"/>
+          </w:rPr>
+          <m:t>(S19)</m:t>
+        </m:r>
+      </m:oMath>
+      <w:r>
+        <w:t xml:space="preserve">. Far-field and near-field solutions are plotted in each of the relevant regions, respectively. </w:t>
+      </w:r>
     </w:p>
     <w:sdt>
       <w:sdtPr>
@@ -8962,7 +13514,6 @@
               <w:pPr>
                 <w:rPr>
                   <w:noProof/>
-                  <w:lang w:val="en-IL"/>
                 </w:rPr>
               </w:pPr>
               <w:r>
@@ -8993,7 +13544,7 @@
               </w:tblGrid>
               <w:tr>
                 <w:trPr>
-                  <w:divId w:val="801965863"/>
+                  <w:divId w:val="1764838762"/>
                   <w:tblCellSpacing w:w="15" w:type="dxa"/>
                 </w:trPr>
                 <w:tc>
@@ -9006,6 +13557,8 @@
                       <w:pStyle w:val="Bibliography"/>
                       <w:rPr>
                         <w:noProof/>
+                        <w:kern w:val="0"/>
+                        <w14:ligatures w14:val="none"/>
                       </w:rPr>
                     </w:pPr>
                     <w:r>
@@ -9053,7 +13606,7 @@
               </w:tr>
               <w:tr>
                 <w:trPr>
-                  <w:divId w:val="801965863"/>
+                  <w:divId w:val="1764838762"/>
                   <w:tblCellSpacing w:w="15" w:type="dxa"/>
                 </w:trPr>
                 <w:tc>
@@ -9111,10 +13664,130 @@
                   </w:p>
                 </w:tc>
               </w:tr>
+              <w:tr>
+                <w:trPr>
+                  <w:divId w:val="1764838762"/>
+                  <w:tblCellSpacing w:w="15" w:type="dxa"/>
+                </w:trPr>
+                <w:tc>
+                  <w:tcPr>
+                    <w:tcW w:w="50" w:type="pct"/>
+                    <w:hideMark/>
+                  </w:tcPr>
+                  <w:p>
+                    <w:pPr>
+                      <w:pStyle w:val="Bibliography"/>
+                      <w:rPr>
+                        <w:noProof/>
+                      </w:rPr>
+                    </w:pPr>
+                    <w:r>
+                      <w:rPr>
+                        <w:noProof/>
+                      </w:rPr>
+                      <w:t xml:space="preserve">[3] </w:t>
+                    </w:r>
+                  </w:p>
+                </w:tc>
+                <w:tc>
+                  <w:tcPr>
+                    <w:tcW w:w="0" w:type="auto"/>
+                    <w:hideMark/>
+                  </w:tcPr>
+                  <w:p>
+                    <w:pPr>
+                      <w:pStyle w:val="Bibliography"/>
+                      <w:rPr>
+                        <w:noProof/>
+                      </w:rPr>
+                    </w:pPr>
+                    <w:r>
+                      <w:rPr>
+                        <w:noProof/>
+                      </w:rPr>
+                      <w:t xml:space="preserve">A. Datta, S. Ghosh and J. Kondev, "How to assemble a scale-invariant gradient," </w:t>
+                    </w:r>
+                    <w:r>
+                      <w:rPr>
+                        <w:i/>
+                        <w:iCs/>
+                        <w:noProof/>
+                      </w:rPr>
+                      <w:t xml:space="preserve">eLife, </w:t>
+                    </w:r>
+                    <w:r>
+                      <w:rPr>
+                        <w:noProof/>
+                      </w:rPr>
+                      <w:t xml:space="preserve">2022. </w:t>
+                    </w:r>
+                  </w:p>
+                </w:tc>
+              </w:tr>
+              <w:tr>
+                <w:trPr>
+                  <w:divId w:val="1764838762"/>
+                  <w:tblCellSpacing w:w="15" w:type="dxa"/>
+                </w:trPr>
+                <w:tc>
+                  <w:tcPr>
+                    <w:tcW w:w="50" w:type="pct"/>
+                    <w:hideMark/>
+                  </w:tcPr>
+                  <w:p>
+                    <w:pPr>
+                      <w:pStyle w:val="Bibliography"/>
+                      <w:rPr>
+                        <w:noProof/>
+                      </w:rPr>
+                    </w:pPr>
+                    <w:r>
+                      <w:rPr>
+                        <w:noProof/>
+                      </w:rPr>
+                      <w:t xml:space="preserve">[4] </w:t>
+                    </w:r>
+                  </w:p>
+                </w:tc>
+                <w:tc>
+                  <w:tcPr>
+                    <w:tcW w:w="0" w:type="auto"/>
+                    <w:hideMark/>
+                  </w:tcPr>
+                  <w:p>
+                    <w:pPr>
+                      <w:pStyle w:val="Bibliography"/>
+                      <w:rPr>
+                        <w:noProof/>
+                      </w:rPr>
+                    </w:pPr>
+                    <w:r>
+                      <w:rPr>
+                        <w:noProof/>
+                      </w:rPr>
+                      <w:t xml:space="preserve">H. C. Berg and E. M. Purcell, "Physics of chemoreception," </w:t>
+                    </w:r>
+                    <w:r>
+                      <w:rPr>
+                        <w:i/>
+                        <w:iCs/>
+                        <w:noProof/>
+                      </w:rPr>
+                      <w:t xml:space="preserve">Biophysical journal, </w:t>
+                    </w:r>
+                    <w:r>
+                      <w:rPr>
+                        <w:noProof/>
+                      </w:rPr>
+                      <w:t xml:space="preserve">1977. </w:t>
+                    </w:r>
+                  </w:p>
+                </w:tc>
+              </w:tr>
             </w:tbl>
             <w:p>
               <w:pPr>
-                <w:divId w:val="801965863"/>
+                <w:divId w:val="1764838762"/>
                 <w:rPr>
                   <w:rFonts w:eastAsia="Times New Roman"/>
                   <w:noProof/>
@@ -10867,11 +15540,64 @@
     <b:Year>2020</b:Year>
     <b:RefOrder>2</b:RefOrder>
   </b:Source>
+  <b:Source>
+    <b:Tag>How</b:Tag>
+    <b:SourceType>JournalArticle</b:SourceType>
+    <b:Guid>{74C242FA-2839-CC4F-8D45-FB663B75B5C3}</b:Guid>
+    <b:Title>How to assemble a scale-invariant gradient</b:Title>
+    <b:JournalName>eLife</b:JournalName>
+    <b:Year>2022</b:Year>
+    <b:Author>
+      <b:Author>
+        <b:NameList>
+          <b:Person>
+            <b:Last>Datta</b:Last>
+            <b:First>Arnab</b:First>
+          </b:Person>
+          <b:Person>
+            <b:Last>Ghosh</b:Last>
+            <b:First>Sagnik</b:First>
+          </b:Person>
+          <b:Person>
+            <b:Last>Kondev</b:Last>
+            <b:First>Jane</b:First>
+          </b:Person>
+        </b:NameList>
+      </b:Author>
+    </b:Author>
+    <b:RefOrder>3</b:RefOrder>
+  </b:Source>
+  <b:Source>
+    <b:Tag>HBe</b:Tag>
+    <b:SourceType>JournalArticle</b:SourceType>
+    <b:Guid>{3ECC3092-01F6-0741-BBD5-BC261AD560BA}</b:Guid>
+    <b:Author>
+      <b:Author>
+        <b:NameList>
+          <b:Person>
+            <b:Last>Berg</b:Last>
+            <b:First>H.</b:First>
+            <b:Middle>C.</b:Middle>
+          </b:Person>
+          <b:Person>
+            <b:Last>Purcell</b:Last>
+            <b:First>E.</b:First>
+            <b:Middle>M.</b:Middle>
+          </b:Person>
+        </b:NameList>
+      </b:Author>
+    </b:Author>
+    <b:Title>Physics of chemoreception</b:Title>
+    <b:Year>1977</b:Year>
+    <b:Publisher>Biophysical journal</b:Publisher>
+    <b:JournalName>Biophysical journal</b:JournalName>
+    <b:RefOrder>4</b:RefOrder>
+  </b:Source>
 </b:Sources>
 </file>
 
 <file path=customXml/itemProps1.xml><?xml version="1.0" encoding="utf-8"?>
-<ds:datastoreItem xmlns:ds="http://schemas.openxmlformats.org/officeDocument/2006/customXml" ds:itemID="{360B8DDC-1EB4-2746-8138-0C6A4660DB28}">
+<ds:datastoreItem xmlns:ds="http://schemas.openxmlformats.org/officeDocument/2006/customXml" ds:itemID="{DF83FDC6-67E0-4844-BFCF-76653939F2E0}">
   <ds:schemaRefs>
     <ds:schemaRef ds:uri="http://schemas.openxmlformats.org/officeDocument/2006/bibliography"/>
   </ds:schemaRefs>
